--- a/lab_meeting/2026.11_랩미팅_단계3_구조화자료매핑_how.docx
+++ b/lab_meeting/2026.11_랩미팅_단계3_구조화자료매핑_how.docx
@@ -104,7 +104,7 @@
           <w:szCs w:val="20"/>
           <w:lang w:eastAsia="ko-KR"/>
         </w:rPr>
-        <w:t xml:space="preserve">문헌 표기를 바로잡았다. OntoDSMS는 Zhou 외(2023)가 만든 댐 안전 모니터링 온톨로지의 이름이고, 관계형 DB를 온톨로지에 연결한 기술은 기존 오픈소스 플랫폼 D2RQ이다. 우리가 벤치마킹한 것은 D2RQ의 매핑 원리 4개이다(부록 A).</w:t>
+        <w:t xml:space="preserve">문헌 표기를 바로잡았다. OntoDSMS는 Zhou 외(2023)가 만든 댐 안전 모니터링 온톨로지의 이름이고, 관계형 DB를 온톨로지에 연결한 기술은 기존 오픈소스 플랫폼 D2RQ이다. 우리가 벤치마킹한 것은 D2RQ의 매핑 원리 4개이다(2장).</w:t>
       </w:r>
     </w:p>
     <w:p>
@@ -121,7 +121,7 @@
           <w:szCs w:val="20"/>
           <w:lang w:eastAsia="ko-KR"/>
         </w:rPr>
-        <w:t xml:space="preserve">how를 채웠다. 승인 표의 504행 하나를 따라가며 식별자 → 클래스 → 속성 → 근거·출처 순서로, 각 과정이 무엇을 어떻게 만들고 결과물이 무엇인지 보였다(2장, 그림 1~4).</w:t>
+        <w:t xml:space="preserve">how를 채웠다. 승인 표의 504행 하나를 따라가며 식별자 → Class → 속성 → 근거·출처 순서로, 각 과정이 무엇을 어떻게 만들고 결과물이 무엇인지 보였다(3장).</w:t>
       </w:r>
     </w:p>
     <w:p>
@@ -138,7 +138,24 @@
           <w:szCs w:val="20"/>
           <w:lang w:eastAsia="ko-KR"/>
         </w:rPr>
-        <w:t xml:space="preserve">원리와 다르게 구현한 부분은 데이터 구조에 맞춘 응용 5가지로 정리했다(3장). 매핑을 검토하며 찾은 온톨로지의 부족한 점은 검토할 점으로 남겼다(4장).</w:t>
+        <w:t xml:space="preserve">결과물을 보이게 했다. 결과 파일 3개의 한 줄이 무엇이고 Neo4j 노드의 어디가 되는지(그림 6), 단계 3이 끝났을 때 충주댐의 Entity가 어떤 상태인지(그림 7) 그렸다.</w:t>
+      </w:r>
+    </w:p>
+    <w:p>
+      <w:pPr>
+        <w:pStyle w:val="a0"/>
+        <w:spacing w:after="60"/>
+        <w:rPr>
+          <w:lang w:eastAsia="ko-KR"/>
+        </w:rPr>
+      </w:pPr>
+      <w:r>
+        <w:rPr>
+          <w:sz w:val="20"/>
+          <w:szCs w:val="20"/>
+          <w:lang w:eastAsia="ko-KR"/>
+        </w:rPr>
+        <w:t xml:space="preserve">매핑을 검토하며 찾은 온톨로지의 부족한 점과 10/19 질문(AP와 APR)은 검토할 점으로 정리했다(4장).</w:t>
       </w:r>
     </w:p>
     <w:p>
@@ -436,7 +453,7 @@
                 <w:szCs w:val="18"/>
                 <w:lang w:eastAsia="ko-KR"/>
               </w:rPr>
-              <w:t xml:space="preserve">논문 그림 3의 매핑 구문을 근거로 원리 4개: 키 값으로 식별자, 표 → 클래스, 열 → 속성, 대응은 사람이 결정 (부록 A)</w:t>
+              <w:t xml:space="preserve">논문 그림 3의 매핑 구문을 근거로 원리 4개: 키 값으로 식별자, 표 → Class, 열 → 속성, 대응은 사람이 결정 (2장)</w:t>
             </w:r>
           </w:p>
         </w:tc>
@@ -521,7 +538,7 @@
                 <w:szCs w:val="18"/>
                 <w:lang w:eastAsia="ko-KR"/>
               </w:rPr>
-              <w:t xml:space="preserve">한 행을 따라가는 과정 5개와 과정별 결과물 (2장)</w:t>
+              <w:t xml:space="preserve">한 행을 따라가는 과정 5개와 과정별 결과물 (3장)</w:t>
             </w:r>
           </w:p>
         </w:tc>
@@ -556,7 +573,7 @@
                 <w:szCs w:val="18"/>
                 <w:lang w:eastAsia="ko-KR"/>
               </w:rPr>
-              <w:t xml:space="preserve">원리와 다른 부분</w:t>
+              <w:t xml:space="preserve">결과물</w:t>
             </w:r>
           </w:p>
         </w:tc>
@@ -581,7 +598,7 @@
                 <w:szCs w:val="18"/>
                 <w:lang w:eastAsia="ko-KR"/>
               </w:rPr>
-              <w:t xml:space="preserve">"D2RQ 도구는 쓰지 않음" 한 줄</w:t>
+              <w:t xml:space="preserve">예시 값만</w:t>
             </w:r>
           </w:p>
         </w:tc>
@@ -606,7 +623,7 @@
                 <w:szCs w:val="18"/>
                 <w:lang w:eastAsia="ko-KR"/>
               </w:rPr>
-              <w:t xml:space="preserve">데이터 구조에 맞춘 응용 5가지와 그 이유 (3장)</w:t>
+              <w:t xml:space="preserve">결과 파일 3개와 Neo4j 노드의 대응(그림 6), 단계 3이 끝난 상태(그림 7)</w:t>
             </w:r>
           </w:p>
         </w:tc>
@@ -776,7 +793,7 @@
                 <w:szCs w:val="18"/>
                 <w:lang w:eastAsia="ko-KR"/>
               </w:rPr>
-              <w:t xml:space="preserve">매핑이 어떻게 작동하나 → 2장 · AP와 APR → 4장 2 · 댐 기본 자료 → 2.3</w:t>
+              <w:t xml:space="preserve">매핑이 어떻게 작동하나 → 3장 · 댐 기본 자료 → 3.3 · AP와 APR → 4장 2</w:t>
             </w:r>
           </w:p>
         </w:tc>
@@ -802,7 +819,59 @@
         <w:rPr>
           <w:lang w:eastAsia="ko-KR"/>
         </w:rPr>
-        <w:t xml:space="preserve">2. 우리 구현: 승인 표 한 행이 KG 개체가 되는 과정</w:t>
+        <w:t xml:space="preserve">2. 벤치마킹한 문헌의 원리: D2RQ 매핑</w:t>
+      </w:r>
+    </w:p>
+    <w:p>
+      <w:pPr>
+        <w:spacing w:before="60" w:after="100"/>
+        <w:rPr>
+          <w:lang w:eastAsia="ko-KR"/>
+        </w:rPr>
+      </w:pPr>
+      <w:r>
+        <w:rPr>
+          <w:b/>
+          <w:color w:val="1F4E79"/>
+          <w:sz w:val="20"/>
+          <w:szCs w:val="20"/>
+          <w:lang w:eastAsia="ko-KR"/>
+        </w:rPr>
+        <w:t xml:space="preserve">표기  </w:t>
+      </w:r>
+      <w:r>
+        <w:rPr>
+          <w:sz w:val="20"/>
+          <w:szCs w:val="20"/>
+          <w:lang w:eastAsia="ko-KR"/>
+        </w:rPr>
+        <w:t xml:space="preserve">Zhou 외(2023)는 댐 안전 모니터링을 위한 BIM·온톨로지 기반 지식관리를 다룬 논문이고, OntoDSMS는 이 논문이 구축한 댐 안전 모니터링 시스템(DSMS) 도메인 온톨로지의 이름이다. D2RQ는 이 논문이 만든 것이 아니라 기존 오픈소스 플랫폼이며, 논문은 MySQL에 저장된 모니터링 데이터를 OntoDSMS에 연결할 때 D2RQ를 사용했다(4장, 그림 3). 본 연구가 벤치마킹한 것은 D2RQ의 매핑 원리이다.</w:t>
+      </w:r>
+    </w:p>
+    <w:p>
+      <w:pPr>
+        <w:spacing w:before="60" w:after="100"/>
+        <w:rPr>
+          <w:lang w:eastAsia="ko-KR"/>
+        </w:rPr>
+      </w:pPr>
+      <w:r>
+        <w:rPr>
+          <w:b/>
+          <w:color w:val="1F4E79"/>
+          <w:sz w:val="20"/>
+          <w:szCs w:val="20"/>
+          <w:lang w:eastAsia="ko-KR"/>
+        </w:rPr>
+        <w:t xml:space="preserve">용어 대응  </w:t>
+      </w:r>
+      <w:r>
+        <w:rPr>
+          <w:sz w:val="20"/>
+          <w:szCs w:val="20"/>
+          <w:lang w:eastAsia="ko-KR"/>
+        </w:rPr>
+        <w:t xml:space="preserve">문헌의 instance는 우리 용어로 Entity, 문헌의 DatatypeProperty는 우리의 Data Property이다(10/16 자료 1.1 용어 정리). 이하 우리 용어로 쓴다.</w:t>
       </w:r>
     </w:p>
     <w:p>
@@ -818,12 +887,273 @@
           <w:szCs w:val="20"/>
           <w:lang w:eastAsia="ko-KR"/>
         </w:rPr>
-        <w:t xml:space="preserve">단계 3은 정형 표(승인 기록, K-water 측정자료)의 값을 해석을 더하지 않고 Ontology의 개체와 속성으로 옮기는 단계이다. 아래는 승인 표의 504행 하나를 따라간다. 각 과정 제목의 "원리 n"은 부록 A의 D2RQ 원리 번호이고, 그림의 노란 점선 상자는 그 원리에 해당하는 D2RQ 구문이다.</w:t>
+        <w:t xml:space="preserve">D2RQ는 "표는 Class, 열은 Data Property, 행은 Entity, 셀은 값"이라는 대응을 매핑 파일(Turtle 문법)에 선언한다. 아래는 논문 그림 3(수정된 매핑 파일 일부)의 구문이다.</w:t>
+      </w:r>
+    </w:p>
+    <w:tbl>
+      <w:tblPr>
+        <w:tblW w:w="9972" w:type="dxa"/>
+        <w:jc w:val="center"/>
+        <w:tblBorders>
+          <w:top w:val="single" w:sz="5" w:space="0" w:color="A6A6A6"/>
+          <w:left w:val="single" w:sz="5" w:space="0" w:color="A6A6A6"/>
+          <w:bottom w:val="single" w:sz="5" w:space="0" w:color="A6A6A6"/>
+          <w:right w:val="single" w:sz="5" w:space="0" w:color="A6A6A6"/>
+          <w:insideH w:val="single" w:sz="5" w:space="0" w:color="A6A6A6"/>
+          <w:insideV w:val="single" w:sz="5" w:space="0" w:color="A6A6A6"/>
+        </w:tblBorders>
+        <w:tblLayout w:type="fixed"/>
+      </w:tblPr>
+      <w:tblGrid>
+        <w:gridCol w:w="9972"/>
+      </w:tblGrid>
+      <w:tr>
+        <w:trPr>
+          <w:jc w:val="center"/>
+        </w:trPr>
+        <w:tc>
+          <w:tcPr>
+            <w:tcW w:w="9972" w:type="dxa"/>
+            <w:shd w:val="clear" w:color="auto" w:fill="F7F7F7"/>
+            <w:tcMar>
+              <w:top w:w="80" w:type="dxa"/>
+              <w:left w:w="110" w:type="dxa"/>
+              <w:bottom w:w="80" w:type="dxa"/>
+              <w:right w:w="110" w:type="dxa"/>
+            </w:tcMar>
+            <w:vAlign w:val="center"/>
+          </w:tcPr>
+          <w:p>
+            <w:pPr>
+              <w:spacing w:after="20" w:line="252" w:lineRule="auto"/>
+            </w:pPr>
+            <w:r>
+              <w:rPr>
+                <w:rFonts w:ascii="Consolas" w:hAnsi="Consolas" w:cs="Consolas" w:eastAsia="맑은 고딕"/>
+                <w:sz w:val="17"/>
+                <w:szCs w:val="17"/>
+                <w:lang w:eastAsia="ko-KR"/>
+              </w:rPr>
+              <w:t xml:space="preserve">map:item a d2rq:ClassMap;</w:t>
+            </w:r>
+          </w:p>
+          <w:p>
+            <w:pPr>
+              <w:spacing w:after="20" w:line="252" w:lineRule="auto"/>
+            </w:pPr>
+            <w:r>
+              <w:rPr>
+                <w:rFonts w:ascii="Consolas" w:hAnsi="Consolas" w:cs="Consolas" w:eastAsia="맑은 고딕"/>
+                <w:sz w:val="17"/>
+                <w:szCs w:val="17"/>
+                <w:lang w:eastAsia="ko-KR"/>
+              </w:rPr>
+              <w:t xml:space="preserve">    d2rq:uriPattern "item/@@item.item_ID@@";</w:t>
+            </w:r>
+          </w:p>
+          <w:p>
+            <w:pPr>
+              <w:spacing w:after="20" w:line="252" w:lineRule="auto"/>
+            </w:pPr>
+            <w:r>
+              <w:rPr>
+                <w:rFonts w:ascii="Consolas" w:hAnsi="Consolas" w:cs="Consolas" w:eastAsia="맑은 고딕"/>
+                <w:sz w:val="17"/>
+                <w:szCs w:val="17"/>
+                <w:lang w:eastAsia="ko-KR"/>
+              </w:rPr>
+              <w:t xml:space="preserve">    d2rq:class :Item.</w:t>
+            </w:r>
+          </w:p>
+          <w:p>
+            <w:pPr>
+              <w:spacing w:after="20" w:line="252" w:lineRule="auto"/>
+            </w:pPr>
+            <w:r>
+              <w:rPr>
+                <w:rFonts w:ascii="Consolas" w:hAnsi="Consolas" w:cs="Consolas" w:eastAsia="맑은 고딕"/>
+                <w:sz w:val="17"/>
+                <w:szCs w:val="17"/>
+                <w:lang w:eastAsia="ko-KR"/>
+              </w:rPr>
+              <w:t xml:space="preserve"/>
+            </w:r>
+          </w:p>
+          <w:p>
+            <w:pPr>
+              <w:spacing w:after="20" w:line="252" w:lineRule="auto"/>
+            </w:pPr>
+            <w:r>
+              <w:rPr>
+                <w:rFonts w:ascii="Consolas" w:hAnsi="Consolas" w:cs="Consolas" w:eastAsia="맑은 고딕"/>
+                <w:sz w:val="17"/>
+                <w:szCs w:val="17"/>
+                <w:lang w:eastAsia="ko-KR"/>
+              </w:rPr>
+              <w:t xml:space="preserve">map:item_Genre a d2rq:PropertyBridge;</w:t>
+            </w:r>
+          </w:p>
+          <w:p>
+            <w:pPr>
+              <w:spacing w:after="20" w:line="252" w:lineRule="auto"/>
+            </w:pPr>
+            <w:r>
+              <w:rPr>
+                <w:rFonts w:ascii="Consolas" w:hAnsi="Consolas" w:cs="Consolas" w:eastAsia="맑은 고딕"/>
+                <w:sz w:val="17"/>
+                <w:szCs w:val="17"/>
+                <w:lang w:eastAsia="ko-KR"/>
+              </w:rPr>
+              <w:t xml:space="preserve">    d2rq:belongsToClassMap map:item;</w:t>
+            </w:r>
+          </w:p>
+          <w:p>
+            <w:pPr>
+              <w:spacing w:after="20" w:line="252" w:lineRule="auto"/>
+            </w:pPr>
+            <w:r>
+              <w:rPr>
+                <w:rFonts w:ascii="Consolas" w:hAnsi="Consolas" w:cs="Consolas" w:eastAsia="맑은 고딕"/>
+                <w:sz w:val="17"/>
+                <w:szCs w:val="17"/>
+                <w:lang w:eastAsia="ko-KR"/>
+              </w:rPr>
+              <w:t xml:space="preserve">    d2rq:property :itemName;</w:t>
+            </w:r>
+          </w:p>
+          <w:p>
+            <w:pPr>
+              <w:spacing w:after="20" w:line="252" w:lineRule="auto"/>
+            </w:pPr>
+            <w:r>
+              <w:rPr>
+                <w:rFonts w:ascii="Consolas" w:hAnsi="Consolas" w:cs="Consolas" w:eastAsia="맑은 고딕"/>
+                <w:sz w:val="17"/>
+                <w:szCs w:val="17"/>
+                <w:lang w:eastAsia="ko-KR"/>
+              </w:rPr>
+              <w:t xml:space="preserve">    d2rq:column "item.Genre".</w:t>
+            </w:r>
+          </w:p>
+        </w:tc>
+      </w:tr>
+    </w:tbl>
+    <w:p>
+      <w:pPr>
+        <w:spacing w:after="60"/>
+        <w:rPr>
+          <w:lang w:eastAsia="ko-KR"/>
+        </w:rPr>
+      </w:pPr>
+    </w:p>
+    <w:p>
+      <w:pPr>
+        <w:spacing w:before="60" w:after="100"/>
+        <w:rPr>
+          <w:lang w:eastAsia="ko-KR"/>
+        </w:rPr>
+      </w:pPr>
+      <w:r>
+        <w:rPr>
+          <w:b/>
+          <w:color w:val="1F4E79"/>
+          <w:sz w:val="20"/>
+          <w:szCs w:val="20"/>
+          <w:lang w:eastAsia="ko-KR"/>
+        </w:rPr>
+        <w:t xml:space="preserve">원리 1. 행의 키 값으로 Entity의 식별자를 만든다 → 과정 1  </w:t>
+      </w:r>
+      <w:r>
+        <w:rPr>
+          <w:sz w:val="20"/>
+          <w:szCs w:val="20"/>
+          <w:lang w:eastAsia="ko-KR"/>
+        </w:rPr>
+        <w:t xml:space="preserve">ClassMap의 uriPattern은 @@ 사이에 적힌 열(item 표의 item_ID)의 값을 행마다 끼워 넣는 틀이다. item_ID가 7인 행은 item/7이라는 식별자를 갖는다. 식별자가 키 값에서 결정되므로 같은 행은 언제나 같은 식별자를 받고, 다른 매핑이나 질의가 이 식별자로 그 Entity를 다시 가리킬 수 있다.</w:t>
       </w:r>
     </w:p>
     <w:p>
       <w:pPr>
-        <w:pStyle w:val="21"/>
+        <w:spacing w:before="60" w:after="100"/>
+        <w:rPr>
+          <w:lang w:eastAsia="ko-KR"/>
+        </w:rPr>
+      </w:pPr>
+      <w:r>
+        <w:rPr>
+          <w:b/>
+          <w:color w:val="1F4E79"/>
+          <w:sz w:val="20"/>
+          <w:szCs w:val="20"/>
+          <w:lang w:eastAsia="ko-KR"/>
+        </w:rPr>
+        <w:t xml:space="preserve">원리 2. 한 표에서 나온 식별자는 모두 같은 Class의 Entity가 된다 → 과정 2  </w:t>
+      </w:r>
+      <w:r>
+        <w:rPr>
+          <w:sz w:val="20"/>
+          <w:szCs w:val="20"/>
+          <w:lang w:eastAsia="ko-KR"/>
+        </w:rPr>
+        <w:t xml:space="preserve">같은 ClassMap의 d2rq:class :Item은 위 틀로 만든 모든 식별자를 Item Class의 Entity로 선언한다. 논문은 이를 "Converting a table in a database to a class in an ontology"라고 설명한다.</w:t>
+      </w:r>
+    </w:p>
+    <w:p>
+      <w:pPr>
+        <w:spacing w:before="60" w:after="100"/>
+        <w:rPr>
+          <w:lang w:eastAsia="ko-KR"/>
+        </w:rPr>
+      </w:pPr>
+      <w:r>
+        <w:rPr>
+          <w:b/>
+          <w:color w:val="1F4E79"/>
+          <w:sz w:val="20"/>
+          <w:szCs w:val="20"/>
+          <w:lang w:eastAsia="ko-KR"/>
+        </w:rPr>
+        <w:t xml:space="preserve">원리 3. 열 하나를 Data Property 하나에 대응시키고, 셀 값을 그 값으로 옮긴다 → 과정 3  </w:t>
+      </w:r>
+      <w:r>
+        <w:rPr>
+          <w:sz w:val="20"/>
+          <w:szCs w:val="20"/>
+          <w:lang w:eastAsia="ko-KR"/>
+        </w:rPr>
+        <w:t xml:space="preserve">PropertyBridge는 값을 어느 Entity에 붙일지(belongsToClassMap), 온톨로지의 어떤 속성인지(property), 어느 열의 셀 값을 옮길지(column)를 선언한다. 논문은 이를 "Converting a column in a table to a DatatypeProperty in an ontology"라고 설명한다. 고정 문자열과 열 값을 조합해야 할 때는 column 대신 pattern을 쓴다.</w:t>
+      </w:r>
+    </w:p>
+    <w:p>
+      <w:pPr>
+        <w:spacing w:before="60" w:after="100"/>
+        <w:rPr>
+          <w:lang w:eastAsia="ko-KR"/>
+        </w:rPr>
+      </w:pPr>
+      <w:r>
+        <w:rPr>
+          <w:b/>
+          <w:color w:val="1F4E79"/>
+          <w:sz w:val="20"/>
+          <w:szCs w:val="20"/>
+          <w:lang w:eastAsia="ko-KR"/>
+        </w:rPr>
+        <w:t xml:space="preserve">원리 4. 열과 속성의 대응은 사람이 온톨로지 용어로 정한다 → 3.1  </w:t>
+      </w:r>
+      <w:r>
+        <w:rPr>
+          <w:sz w:val="20"/>
+          <w:szCs w:val="20"/>
+          <w:lang w:eastAsia="ko-KR"/>
+        </w:rPr>
+        <w:t xml:space="preserve">매핑 파일은 DB 구조로부터 자동 생성되며, 이때 이름은 DB의 표·열 이름 그대로이다. 이를 사람이 온톨로지 용어에 맞게 수정한다. 그림 3에서 Genre 열이 :itemName 속성에 대응된 것이 그 결과이다.</w:t>
+      </w:r>
+    </w:p>
+    <w:p>
+      <w:pPr>
+        <w:pStyle w:val="1"/>
+        <w:pageBreakBefore/>
         <w:rPr>
           <w:lang w:eastAsia="ko-KR"/>
         </w:rPr>
@@ -832,7 +1162,7 @@
         <w:rPr>
           <w:lang w:eastAsia="ko-KR"/>
         </w:rPr>
-        <w:t xml:space="preserve">2.1 입력: 승인 표와 열의 역할</w:t>
+        <w:t xml:space="preserve">3. 우리 구현: 승인 표 한 행이 KG의 Entity가 되는 과정</w:t>
       </w:r>
     </w:p>
     <w:p>
@@ -848,7 +1178,37 @@
           <w:szCs w:val="20"/>
           <w:lang w:eastAsia="ko-KR"/>
         </w:rPr>
-        <w:t xml:space="preserve">입력은 전처리를 마친 승인 표(approval_records_clean.csv)에서 대상 4개 댐(충주, 소양강, 횡성, 광동)의 80행이다. 한 행은 승인 한 건이다. 변환하기 전에 열마다 어떤 역할을 할지 먼저 정했다(원리 4: 대응은 사람이 정한다). 표 2의 머리 색이 역할이다.</w:t>
+        <w:t xml:space="preserve">단계 3은 정형 표(승인 기록, K-water 측정자료)의 값을 해석을 더하지 않고 Ontology의 Entity와 Data Property로 옮기는 단계이다. 아래는 승인 표의 504행 하나를 따라간다. 그림의 노란 점선 상자는 해당 과정에 쓰인 D2RQ 원리(2장)이다.</w:t>
+      </w:r>
+    </w:p>
+    <w:p>
+      <w:pPr>
+        <w:pStyle w:val="21"/>
+        <w:rPr>
+          <w:lang w:eastAsia="ko-KR"/>
+        </w:rPr>
+      </w:pPr>
+      <w:r>
+        <w:rPr>
+          <w:lang w:eastAsia="ko-KR"/>
+        </w:rPr>
+        <w:t xml:space="preserve">3.1 입력: 승인 표와 열의 역할 (원리 4)</w:t>
+      </w:r>
+    </w:p>
+    <w:p>
+      <w:pPr>
+        <w:spacing w:before="60" w:after="120"/>
+        <w:rPr>
+          <w:lang w:eastAsia="ko-KR"/>
+        </w:rPr>
+      </w:pPr>
+      <w:r>
+        <w:rPr>
+          <w:sz w:val="20"/>
+          <w:szCs w:val="20"/>
+          <w:lang w:eastAsia="ko-KR"/>
+        </w:rPr>
+        <w:t xml:space="preserve">입력은 전처리를 마친 승인 표(approval_records_clean.csv)에서 대상 4개 댐(충주, 소양강, 횡성, 광동)의 80행이다. 한 행은 승인 한 건이다. 변환하기 전에 열마다 어떤 역할을 할지 사람이 먼저 정했다. 표 2의 머리 색이 역할이다.</w:t>
       </w:r>
     </w:p>
     <w:p>
@@ -1785,7 +2145,7 @@
                 <w:szCs w:val="17"/>
                 <w:lang w:eastAsia="ko-KR"/>
               </w:rPr>
-              <w:t xml:space="preserve">라벨</w:t>
+              <w:t xml:space="preserve">표시 이름</w:t>
             </w:r>
           </w:p>
           <w:p>
@@ -1895,7 +2255,7 @@
           <w:szCs w:val="20"/>
           <w:lang w:eastAsia="ko-KR"/>
         </w:rPr>
-        <w:t xml:space="preserve">표에는 이 밖에 원본 CSV의 행 번호(row_number_in_file)와 출처 열 6개(기관, 내려받은 주소, 원본 파일명, SHA-256 등)가 있다. 이 열들은 과정 4·5의 근거 개체와 출처 기록에 쓴다.</w:t>
+        <w:t xml:space="preserve">표에는 이 밖에 원본 CSV의 행 번호(row_number_in_file)와 출처 열 6개(기관, 내려받은 주소, 원본 파일명, SHA-256 등)가 있으며, 과정 4·5에 쓴다.</w:t>
       </w:r>
     </w:p>
     <w:p>
@@ -1909,7 +2269,7 @@
         <w:rPr>
           <w:lang w:eastAsia="ko-KR"/>
         </w:rPr>
-        <w:t xml:space="preserve">2.2 과정 1~5</w:t>
+        <w:t xml:space="preserve">3.2 과정 1~5</w:t>
       </w:r>
     </w:p>
     <w:p>
@@ -1935,7 +2295,7 @@
           <w:szCs w:val="20"/>
           <w:lang w:eastAsia="ko-KR"/>
         </w:rPr>
-        <w:t xml:space="preserve">틀 "APR:" + {순차번호}에 504를 넣어 승인 개체 APR:504를 만들고, 같은 행에서 틀 "EVI:AP:" + {순차번호}로 근거 개체 EVI:AP:504를 만든다. 순차번호를 키로 쓴 이유는 원본 자료가 승인 한 건마다 매긴 번호이고, 전처리(단계 2)에서 중복 행을 지운 뒤에는 표 안에서 유일하기 때문이다. 그래서 80행은 서로 다른 ID 80쌍이 된다. ID가 값에서 결정되므로 KG를 다시 만들어도 같은 ID가 나오고, 단계 5는 이 ID로 개체를 정확히 찾아 관계를 잇는다.</w:t>
+        <w:t xml:space="preserve">틀 "APR:" + {순차번호}에 504를 넣어 승인 Entity APR:504를 만들고, 같은 행에서 틀 "EVI:AP:" + {순차번호}로 그 승인이 적힌 자료의 Entity EVI:AP:504를 만든다. 순차번호를 키로 쓴 이유는 원본 자료가 승인 한 건마다 매긴 번호이고, 전처리(단계 2)에서 중복 행을 지운 뒤에는 표 안에서 유일하기 때문이다. 그래서 80행은 서로 다른 ID 80쌍이 된다. ID가 값에서 결정되므로 KG를 다시 만들어도 같은 ID가 나오고, 단계 5는 이 ID로 Entity를 정확히 찾아 관계를 잇는다.</w:t>
       </w:r>
     </w:p>
     <w:p>
@@ -2014,7 +2374,7 @@
           <w:szCs w:val="20"/>
           <w:lang w:eastAsia="ko-KR"/>
         </w:rPr>
-        <w:t xml:space="preserve">과정 2. 클래스 지정과 라벨 (원리 2, 원리 3의 pattern)  </w:t>
+        <w:t xml:space="preserve">과정 2. Class 지정 (원리 2)  </w:t>
       </w:r>
       <w:r>
         <w:rPr>
@@ -2022,7 +2382,7 @@
           <w:szCs w:val="20"/>
           <w:lang w:eastAsia="ko-KR"/>
         </w:rPr>
-        <w:t xml:space="preserve">승인 표에서 나온 APR: ID 80개는 모두 Approval 클래스의 인스턴스로, EVI:AP: ID 80개는 모두 EvidenceSource 클래스의 인스턴스로 기록한다. 라벨은 틀 "승인 {순차번호} ({댐명})"으로 만든다. 승인 자료의 관측소명은 "충주"이고 K-water 자료는 "충주댐"이라, 관측소명을 표준 댐명 사전으로 바꾼 뒤 틀에 넣는다.</w:t>
+        <w:t xml:space="preserve">승인 표에서 나온 APR: ID 80개는 모두 Approval Class의 Entity로, EVI:AP: ID 80개는 모두 EvidenceSource Class의 Entity로 기록한다. 각 Entity에는 그래프를 사람이 볼 때 알아보기 쉽도록 표시 이름("승인 504 (충주댐)")을 붙인다. 표시 이름은 온톨로지의 Data Property가 아니며 검색과 답변에는 쓰지 않는다.</w:t>
       </w:r>
     </w:p>
     <w:p>
@@ -2034,7 +2394,7 @@
       <w:r>
         <w:drawing>
           <wp:inline distT="0" distB="0" distL="0" distR="0">
-            <wp:extent cx="6141720" cy="2529803"/>
+            <wp:extent cx="6141720" cy="2515180"/>
             <wp:docPr id="2" name="step3_doc_f2" descr="step3_doc_f2"/>
             <wp:cNvGraphicFramePr>
               <a:graphicFrameLocks xmlns:a="http://schemas.openxmlformats.org/drawingml/2006/main" noChangeAspect="1"/>
@@ -2055,7 +2415,7 @@
                   <pic:spPr>
                     <a:xfrm>
                       <a:off x="0" y="0"/>
-                      <a:ext cx="6141720" cy="2529803"/>
+                      <a:ext cx="6141720" cy="2515180"/>
                     </a:xfrm>
                     <a:prstGeom prst="rect">
                       <a:avLst/>
@@ -2083,7 +2443,7 @@
           <w:szCs w:val="18"/>
           <w:lang w:eastAsia="ko-KR"/>
         </w:rPr>
-        <w:t xml:space="preserve">그림 2. 클래스 지정과 라벨</w:t>
+        <w:t xml:space="preserve">그림 2. Class 지정과 표시 이름</w:t>
       </w:r>
     </w:p>
     <w:p>
@@ -2099,7 +2459,7 @@
           <w:szCs w:val="20"/>
           <w:lang w:eastAsia="ko-KR"/>
         </w:rPr>
-        <w:t xml:space="preserve">결과물 (kgv4_entities.csv: 개체 ID, 클래스, 라벨)</w:t>
+        <w:t xml:space="preserve">결과물: Entity 표(kgv4_entities.csv). 한 줄이 Entity 하나이다.</w:t>
       </w:r>
     </w:p>
     <w:tbl>
@@ -2115,18 +2475,112 @@
           <w:insideV w:val="single" w:sz="5" w:space="0" w:color="A6A6A6"/>
         </w:tblBorders>
         <w:tblLayout w:type="fixed"/>
+        <w:tblLook w:val="04A0" w:firstRow="1" w:lastRow="0" w:firstColumn="1" w:lastColumn="0" w:noHBand="0" w:noVBand="1"/>
       </w:tblPr>
       <w:tblGrid>
-        <w:gridCol w:w="9972"/>
+        <w:gridCol w:w="2200"/>
+        <w:gridCol w:w="2600"/>
+        <w:gridCol w:w="5172"/>
       </w:tblGrid>
       <w:tr>
         <w:trPr>
+          <w:cantSplit/>
+          <w:tblHeader/>
           <w:jc w:val="center"/>
         </w:trPr>
         <w:tc>
           <w:tcPr>
-            <w:tcW w:w="9972" w:type="dxa"/>
-            <w:shd w:val="clear" w:color="auto" w:fill="F7F7F7"/>
+            <w:tcW w:w="2200" w:type="dxa"/>
+            <w:shd w:val="clear" w:color="auto" w:fill="D9EAF7"/>
+            <w:tcMar>
+              <w:top w:w="80" w:type="dxa"/>
+              <w:left w:w="110" w:type="dxa"/>
+              <w:bottom w:w="80" w:type="dxa"/>
+              <w:right w:w="110" w:type="dxa"/>
+            </w:tcMar>
+            <w:vAlign w:val="center"/>
+          </w:tcPr>
+          <w:p>
+            <w:pPr>
+              <w:spacing w:after="20" w:line="252" w:lineRule="auto"/>
+              <w:jc w:val="center"/>
+            </w:pPr>
+            <w:r>
+              <w:rPr>
+                <w:b/>
+                <w:sz w:val="18"/>
+                <w:szCs w:val="18"/>
+                <w:lang w:eastAsia="ko-KR"/>
+              </w:rPr>
+              <w:t xml:space="preserve">Entity ID</w:t>
+            </w:r>
+          </w:p>
+        </w:tc>
+        <w:tc>
+          <w:tcPr>
+            <w:tcW w:w="2600" w:type="dxa"/>
+            <w:shd w:val="clear" w:color="auto" w:fill="D9EAF7"/>
+            <w:tcMar>
+              <w:top w:w="80" w:type="dxa"/>
+              <w:left w:w="110" w:type="dxa"/>
+              <w:bottom w:w="80" w:type="dxa"/>
+              <w:right w:w="110" w:type="dxa"/>
+            </w:tcMar>
+            <w:vAlign w:val="center"/>
+          </w:tcPr>
+          <w:p>
+            <w:pPr>
+              <w:spacing w:after="20" w:line="252" w:lineRule="auto"/>
+              <w:jc w:val="center"/>
+            </w:pPr>
+            <w:r>
+              <w:rPr>
+                <w:b/>
+                <w:sz w:val="18"/>
+                <w:szCs w:val="18"/>
+                <w:lang w:eastAsia="ko-KR"/>
+              </w:rPr>
+              <w:t xml:space="preserve">Class</w:t>
+            </w:r>
+          </w:p>
+        </w:tc>
+        <w:tc>
+          <w:tcPr>
+            <w:tcW w:w="5172" w:type="dxa"/>
+            <w:shd w:val="clear" w:color="auto" w:fill="D9EAF7"/>
+            <w:tcMar>
+              <w:top w:w="80" w:type="dxa"/>
+              <w:left w:w="110" w:type="dxa"/>
+              <w:bottom w:w="80" w:type="dxa"/>
+              <w:right w:w="110" w:type="dxa"/>
+            </w:tcMar>
+            <w:vAlign w:val="center"/>
+          </w:tcPr>
+          <w:p>
+            <w:pPr>
+              <w:spacing w:after="20" w:line="252" w:lineRule="auto"/>
+              <w:jc w:val="center"/>
+            </w:pPr>
+            <w:r>
+              <w:rPr>
+                <w:b/>
+                <w:sz w:val="18"/>
+                <w:szCs w:val="18"/>
+                <w:lang w:eastAsia="ko-KR"/>
+              </w:rPr>
+              <w:t xml:space="preserve">표시 이름</w:t>
+            </w:r>
+          </w:p>
+        </w:tc>
+      </w:tr>
+      <w:tr>
+        <w:trPr>
+          <w:cantSplit/>
+          <w:jc w:val="center"/>
+        </w:trPr>
+        <w:tc>
+          <w:tcPr>
+            <w:tcW w:w="2200" w:type="dxa"/>
             <w:tcMar>
               <w:top w:w="80" w:type="dxa"/>
               <w:left w:w="110" w:type="dxa"/>
@@ -2141,26 +2595,142 @@
             </w:pPr>
             <w:r>
               <w:rPr>
-                <w:rFonts w:ascii="Consolas" w:hAnsi="Consolas" w:cs="Consolas" w:eastAsia="맑은 고딕"/>
-                <w:sz w:val="17"/>
-                <w:szCs w:val="17"/>
+                <w:sz w:val="18"/>
+                <w:szCs w:val="18"/>
                 <w:lang w:eastAsia="ko-KR"/>
               </w:rPr>
-              <w:t xml:space="preserve">APR:504,    Approval,       승인 504 (충주댐)</w:t>
+              <w:t xml:space="preserve">APR:504</w:t>
             </w:r>
           </w:p>
+        </w:tc>
+        <w:tc>
+          <w:tcPr>
+            <w:tcW w:w="2600" w:type="dxa"/>
+            <w:tcMar>
+              <w:top w:w="80" w:type="dxa"/>
+              <w:left w:w="110" w:type="dxa"/>
+              <w:bottom w:w="80" w:type="dxa"/>
+              <w:right w:w="110" w:type="dxa"/>
+            </w:tcMar>
+            <w:vAlign w:val="center"/>
+          </w:tcPr>
           <w:p>
             <w:pPr>
               <w:spacing w:after="20" w:line="252" w:lineRule="auto"/>
             </w:pPr>
             <w:r>
               <w:rPr>
-                <w:rFonts w:ascii="Consolas" w:hAnsi="Consolas" w:cs="Consolas" w:eastAsia="맑은 고딕"/>
-                <w:sz w:val="17"/>
-                <w:szCs w:val="17"/>
+                <w:sz w:val="18"/>
+                <w:szCs w:val="18"/>
                 <w:lang w:eastAsia="ko-KR"/>
               </w:rPr>
-              <w:t xml:space="preserve">EVI:AP:504, EvidenceSource, 한강홍수통제소 댐방류승인 순차번호 504</w:t>
+              <w:t xml:space="preserve">Approval</w:t>
+            </w:r>
+          </w:p>
+        </w:tc>
+        <w:tc>
+          <w:tcPr>
+            <w:tcW w:w="5172" w:type="dxa"/>
+            <w:tcMar>
+              <w:top w:w="80" w:type="dxa"/>
+              <w:left w:w="110" w:type="dxa"/>
+              <w:bottom w:w="80" w:type="dxa"/>
+              <w:right w:w="110" w:type="dxa"/>
+            </w:tcMar>
+            <w:vAlign w:val="center"/>
+          </w:tcPr>
+          <w:p>
+            <w:pPr>
+              <w:spacing w:after="20" w:line="252" w:lineRule="auto"/>
+            </w:pPr>
+            <w:r>
+              <w:rPr>
+                <w:sz w:val="18"/>
+                <w:szCs w:val="18"/>
+                <w:lang w:eastAsia="ko-KR"/>
+              </w:rPr>
+              <w:t xml:space="preserve">승인 504 (충주댐)</w:t>
+            </w:r>
+          </w:p>
+        </w:tc>
+      </w:tr>
+      <w:tr>
+        <w:trPr>
+          <w:cantSplit/>
+          <w:jc w:val="center"/>
+        </w:trPr>
+        <w:tc>
+          <w:tcPr>
+            <w:tcW w:w="2200" w:type="dxa"/>
+            <w:tcMar>
+              <w:top w:w="80" w:type="dxa"/>
+              <w:left w:w="110" w:type="dxa"/>
+              <w:bottom w:w="80" w:type="dxa"/>
+              <w:right w:w="110" w:type="dxa"/>
+            </w:tcMar>
+            <w:vAlign w:val="center"/>
+          </w:tcPr>
+          <w:p>
+            <w:pPr>
+              <w:spacing w:after="20" w:line="252" w:lineRule="auto"/>
+            </w:pPr>
+            <w:r>
+              <w:rPr>
+                <w:sz w:val="18"/>
+                <w:szCs w:val="18"/>
+                <w:lang w:eastAsia="ko-KR"/>
+              </w:rPr>
+              <w:t xml:space="preserve">EVI:AP:504</w:t>
+            </w:r>
+          </w:p>
+        </w:tc>
+        <w:tc>
+          <w:tcPr>
+            <w:tcW w:w="2600" w:type="dxa"/>
+            <w:tcMar>
+              <w:top w:w="80" w:type="dxa"/>
+              <w:left w:w="110" w:type="dxa"/>
+              <w:bottom w:w="80" w:type="dxa"/>
+              <w:right w:w="110" w:type="dxa"/>
+            </w:tcMar>
+            <w:vAlign w:val="center"/>
+          </w:tcPr>
+          <w:p>
+            <w:pPr>
+              <w:spacing w:after="20" w:line="252" w:lineRule="auto"/>
+            </w:pPr>
+            <w:r>
+              <w:rPr>
+                <w:sz w:val="18"/>
+                <w:szCs w:val="18"/>
+                <w:lang w:eastAsia="ko-KR"/>
+              </w:rPr>
+              <w:t xml:space="preserve">EvidenceSource</w:t>
+            </w:r>
+          </w:p>
+        </w:tc>
+        <w:tc>
+          <w:tcPr>
+            <w:tcW w:w="5172" w:type="dxa"/>
+            <w:tcMar>
+              <w:top w:w="80" w:type="dxa"/>
+              <w:left w:w="110" w:type="dxa"/>
+              <w:bottom w:w="80" w:type="dxa"/>
+              <w:right w:w="110" w:type="dxa"/>
+            </w:tcMar>
+            <w:vAlign w:val="center"/>
+          </w:tcPr>
+          <w:p>
+            <w:pPr>
+              <w:spacing w:after="20" w:line="252" w:lineRule="auto"/>
+            </w:pPr>
+            <w:r>
+              <w:rPr>
+                <w:sz w:val="18"/>
+                <w:szCs w:val="18"/>
+                <w:lang w:eastAsia="ko-KR"/>
+              </w:rPr>
+              <w:t xml:space="preserve">한강홍수통제소 댐방류승인 순차번호 504</w:t>
             </w:r>
           </w:p>
         </w:tc>
@@ -2189,7 +2759,7 @@
           <w:szCs w:val="20"/>
           <w:lang w:eastAsia="ko-KR"/>
         </w:rPr>
-        <w:t xml:space="preserve">과정 3. 열 → 속성 (원리 3)  </w:t>
+        <w:t xml:space="preserve">과정 3. 열 → Data Property (원리 3)  </w:t>
       </w:r>
       <w:r>
         <w:rPr>
@@ -2197,7 +2767,7 @@
           <w:szCs w:val="20"/>
           <w:lang w:eastAsia="ko-KR"/>
         </w:rPr>
-        <w:t xml:space="preserve">승인년월일시분 열은 approvalTime 속성에 대응한다. 원본 값에 시각이 없으므로 앞 10글자를 날짜(date)로 저장한다(column). 방류시작시간, 접수방류량, 비고 세 열은 문자열 틀에 넣어 approvalContent 하나로 저장한다(pattern). 주어진 온톨로지에 Approval의 내용 속성이 approvalContent 하나뿐이어서 이렇게 모았다(4장 검토할 점 1). 관측소코드는 속성으로 만들지 않고, 단계 5에서 Dam 개체를 찾아 concernsDam 관계로 잇는 데 쓴다.</w:t>
+        <w:t xml:space="preserve">승인년월일시분 열은 approvalTime에 대응한다. 원본 값에 시각이 없어 앞 10글자를 날짜(date)로 저장한다(column). 방류시작시간, 접수방류량, 비고 세 열은 문자열 틀에 넣어 approvalContent 하나로 저장한다(pattern). 주어진 온톨로지에 Approval의 내용 속성이 approvalContent 하나뿐이어서 이렇게 모았다(4장 검토할 점 1). 관측소코드는 다른 Entity(댐)를 가리키는 열이므로 Data Property로 만들지 않고, 단계 5에서 Dam Entity를 찾아 concernsDam 관계로 잇는 데 쓴다.</w:t>
       </w:r>
     </w:p>
     <w:p>
@@ -2258,7 +2828,7 @@
           <w:szCs w:val="18"/>
           <w:lang w:eastAsia="ko-KR"/>
         </w:rPr>
-        <w:t xml:space="preserve">그림 3. 열 → 속성 — 원본 셀 값, 변환 규칙, 결과</w:t>
+        <w:t xml:space="preserve">그림 3. 열 → Data Property — 원본 셀 값, 변환 규칙, 결과</w:t>
       </w:r>
     </w:p>
     <w:p>
@@ -2274,7 +2844,7 @@
           <w:szCs w:val="20"/>
           <w:lang w:eastAsia="ko-KR"/>
         </w:rPr>
-        <w:t xml:space="preserve">결과물 (kgv4_properties.csv: 개체 ID, 속성, 값, 자료형)</w:t>
+        <w:t xml:space="preserve">결과물: 속성 표(kgv4_properties.csv). 한 줄이 Entity의 속성 하나이다.</w:t>
       </w:r>
     </w:p>
     <w:tbl>
@@ -2290,18 +2860,141 @@
           <w:insideV w:val="single" w:sz="5" w:space="0" w:color="A6A6A6"/>
         </w:tblBorders>
         <w:tblLayout w:type="fixed"/>
+        <w:tblLook w:val="04A0" w:firstRow="1" w:lastRow="0" w:firstColumn="1" w:lastColumn="0" w:noHBand="0" w:noVBand="1"/>
       </w:tblPr>
       <w:tblGrid>
-        <w:gridCol w:w="9972"/>
+        <w:gridCol w:w="1500"/>
+        <w:gridCol w:w="2000"/>
+        <w:gridCol w:w="5272"/>
+        <w:gridCol w:w="1200"/>
       </w:tblGrid>
       <w:tr>
         <w:trPr>
+          <w:cantSplit/>
+          <w:tblHeader/>
           <w:jc w:val="center"/>
         </w:trPr>
         <w:tc>
           <w:tcPr>
-            <w:tcW w:w="9972" w:type="dxa"/>
-            <w:shd w:val="clear" w:color="auto" w:fill="F7F7F7"/>
+            <w:tcW w:w="1500" w:type="dxa"/>
+            <w:shd w:val="clear" w:color="auto" w:fill="D9EAF7"/>
+            <w:tcMar>
+              <w:top w:w="80" w:type="dxa"/>
+              <w:left w:w="110" w:type="dxa"/>
+              <w:bottom w:w="80" w:type="dxa"/>
+              <w:right w:w="110" w:type="dxa"/>
+            </w:tcMar>
+            <w:vAlign w:val="center"/>
+          </w:tcPr>
+          <w:p>
+            <w:pPr>
+              <w:spacing w:after="20" w:line="252" w:lineRule="auto"/>
+              <w:jc w:val="center"/>
+            </w:pPr>
+            <w:r>
+              <w:rPr>
+                <w:b/>
+                <w:sz w:val="18"/>
+                <w:szCs w:val="18"/>
+                <w:lang w:eastAsia="ko-KR"/>
+              </w:rPr>
+              <w:t xml:space="preserve">Entity ID</w:t>
+            </w:r>
+          </w:p>
+        </w:tc>
+        <w:tc>
+          <w:tcPr>
+            <w:tcW w:w="2000" w:type="dxa"/>
+            <w:shd w:val="clear" w:color="auto" w:fill="D9EAF7"/>
+            <w:tcMar>
+              <w:top w:w="80" w:type="dxa"/>
+              <w:left w:w="110" w:type="dxa"/>
+              <w:bottom w:w="80" w:type="dxa"/>
+              <w:right w:w="110" w:type="dxa"/>
+            </w:tcMar>
+            <w:vAlign w:val="center"/>
+          </w:tcPr>
+          <w:p>
+            <w:pPr>
+              <w:spacing w:after="20" w:line="252" w:lineRule="auto"/>
+              <w:jc w:val="center"/>
+            </w:pPr>
+            <w:r>
+              <w:rPr>
+                <w:b/>
+                <w:sz w:val="18"/>
+                <w:szCs w:val="18"/>
+                <w:lang w:eastAsia="ko-KR"/>
+              </w:rPr>
+              <w:t xml:space="preserve">속성</w:t>
+            </w:r>
+          </w:p>
+        </w:tc>
+        <w:tc>
+          <w:tcPr>
+            <w:tcW w:w="5272" w:type="dxa"/>
+            <w:shd w:val="clear" w:color="auto" w:fill="D9EAF7"/>
+            <w:tcMar>
+              <w:top w:w="80" w:type="dxa"/>
+              <w:left w:w="110" w:type="dxa"/>
+              <w:bottom w:w="80" w:type="dxa"/>
+              <w:right w:w="110" w:type="dxa"/>
+            </w:tcMar>
+            <w:vAlign w:val="center"/>
+          </w:tcPr>
+          <w:p>
+            <w:pPr>
+              <w:spacing w:after="20" w:line="252" w:lineRule="auto"/>
+              <w:jc w:val="center"/>
+            </w:pPr>
+            <w:r>
+              <w:rPr>
+                <w:b/>
+                <w:sz w:val="18"/>
+                <w:szCs w:val="18"/>
+                <w:lang w:eastAsia="ko-KR"/>
+              </w:rPr>
+              <w:t xml:space="preserve">값</w:t>
+            </w:r>
+          </w:p>
+        </w:tc>
+        <w:tc>
+          <w:tcPr>
+            <w:tcW w:w="1200" w:type="dxa"/>
+            <w:shd w:val="clear" w:color="auto" w:fill="D9EAF7"/>
+            <w:tcMar>
+              <w:top w:w="80" w:type="dxa"/>
+              <w:left w:w="110" w:type="dxa"/>
+              <w:bottom w:w="80" w:type="dxa"/>
+              <w:right w:w="110" w:type="dxa"/>
+            </w:tcMar>
+            <w:vAlign w:val="center"/>
+          </w:tcPr>
+          <w:p>
+            <w:pPr>
+              <w:spacing w:after="20" w:line="252" w:lineRule="auto"/>
+              <w:jc w:val="center"/>
+            </w:pPr>
+            <w:r>
+              <w:rPr>
+                <w:b/>
+                <w:sz w:val="18"/>
+                <w:szCs w:val="18"/>
+                <w:lang w:eastAsia="ko-KR"/>
+              </w:rPr>
+              <w:t xml:space="preserve">자료형</w:t>
+            </w:r>
+          </w:p>
+        </w:tc>
+      </w:tr>
+      <w:tr>
+        <w:trPr>
+          <w:cantSplit/>
+          <w:jc w:val="center"/>
+        </w:trPr>
+        <w:tc>
+          <w:tcPr>
+            <w:tcW w:w="1500" w:type="dxa"/>
             <w:tcMar>
               <w:top w:w="80" w:type="dxa"/>
               <w:left w:w="110" w:type="dxa"/>
@@ -2316,26 +3009,192 @@
             </w:pPr>
             <w:r>
               <w:rPr>
-                <w:rFonts w:ascii="Consolas" w:hAnsi="Consolas" w:cs="Consolas" w:eastAsia="맑은 고딕"/>
-                <w:sz w:val="17"/>
-                <w:szCs w:val="17"/>
+                <w:sz w:val="18"/>
+                <w:szCs w:val="18"/>
                 <w:lang w:eastAsia="ko-KR"/>
               </w:rPr>
-              <w:t xml:space="preserve">APR:504, approvalTime,    2011-06-27, date</w:t>
+              <w:t xml:space="preserve">APR:504</w:t>
             </w:r>
           </w:p>
+        </w:tc>
+        <w:tc>
+          <w:tcPr>
+            <w:tcW w:w="2000" w:type="dxa"/>
+            <w:tcMar>
+              <w:top w:w="80" w:type="dxa"/>
+              <w:left w:w="110" w:type="dxa"/>
+              <w:bottom w:w="80" w:type="dxa"/>
+              <w:right w:w="110" w:type="dxa"/>
+            </w:tcMar>
+            <w:vAlign w:val="center"/>
+          </w:tcPr>
           <w:p>
             <w:pPr>
               <w:spacing w:after="20" w:line="252" w:lineRule="auto"/>
             </w:pPr>
             <w:r>
               <w:rPr>
-                <w:rFonts w:ascii="Consolas" w:hAnsi="Consolas" w:cs="Consolas" w:eastAsia="맑은 고딕"/>
-                <w:sz w:val="17"/>
-                <w:szCs w:val="17"/>
+                <w:sz w:val="18"/>
+                <w:szCs w:val="18"/>
                 <w:lang w:eastAsia="ko-KR"/>
               </w:rPr>
-              <w:t xml:space="preserve">APR:504, approvalContent, 방류시작 2011-06-27 18:00; 접수방류량 2000㎥/s; 비고: (실제방류는 20시부터), string</w:t>
+              <w:t xml:space="preserve">approvalTime</w:t>
+            </w:r>
+          </w:p>
+        </w:tc>
+        <w:tc>
+          <w:tcPr>
+            <w:tcW w:w="5272" w:type="dxa"/>
+            <w:tcMar>
+              <w:top w:w="80" w:type="dxa"/>
+              <w:left w:w="110" w:type="dxa"/>
+              <w:bottom w:w="80" w:type="dxa"/>
+              <w:right w:w="110" w:type="dxa"/>
+            </w:tcMar>
+            <w:vAlign w:val="center"/>
+          </w:tcPr>
+          <w:p>
+            <w:pPr>
+              <w:spacing w:after="20" w:line="252" w:lineRule="auto"/>
+            </w:pPr>
+            <w:r>
+              <w:rPr>
+                <w:sz w:val="18"/>
+                <w:szCs w:val="18"/>
+                <w:lang w:eastAsia="ko-KR"/>
+              </w:rPr>
+              <w:t xml:space="preserve">2011-06-27</w:t>
+            </w:r>
+          </w:p>
+        </w:tc>
+        <w:tc>
+          <w:tcPr>
+            <w:tcW w:w="1200" w:type="dxa"/>
+            <w:tcMar>
+              <w:top w:w="80" w:type="dxa"/>
+              <w:left w:w="110" w:type="dxa"/>
+              <w:bottom w:w="80" w:type="dxa"/>
+              <w:right w:w="110" w:type="dxa"/>
+            </w:tcMar>
+            <w:vAlign w:val="center"/>
+          </w:tcPr>
+          <w:p>
+            <w:pPr>
+              <w:spacing w:after="20" w:line="252" w:lineRule="auto"/>
+            </w:pPr>
+            <w:r>
+              <w:rPr>
+                <w:sz w:val="18"/>
+                <w:szCs w:val="18"/>
+                <w:lang w:eastAsia="ko-KR"/>
+              </w:rPr>
+              <w:t xml:space="preserve">date</w:t>
+            </w:r>
+          </w:p>
+        </w:tc>
+      </w:tr>
+      <w:tr>
+        <w:trPr>
+          <w:cantSplit/>
+          <w:jc w:val="center"/>
+        </w:trPr>
+        <w:tc>
+          <w:tcPr>
+            <w:tcW w:w="1500" w:type="dxa"/>
+            <w:tcMar>
+              <w:top w:w="80" w:type="dxa"/>
+              <w:left w:w="110" w:type="dxa"/>
+              <w:bottom w:w="80" w:type="dxa"/>
+              <w:right w:w="110" w:type="dxa"/>
+            </w:tcMar>
+            <w:vAlign w:val="center"/>
+          </w:tcPr>
+          <w:p>
+            <w:pPr>
+              <w:spacing w:after="20" w:line="252" w:lineRule="auto"/>
+            </w:pPr>
+            <w:r>
+              <w:rPr>
+                <w:sz w:val="18"/>
+                <w:szCs w:val="18"/>
+                <w:lang w:eastAsia="ko-KR"/>
+              </w:rPr>
+              <w:t xml:space="preserve">APR:504</w:t>
+            </w:r>
+          </w:p>
+        </w:tc>
+        <w:tc>
+          <w:tcPr>
+            <w:tcW w:w="2000" w:type="dxa"/>
+            <w:tcMar>
+              <w:top w:w="80" w:type="dxa"/>
+              <w:left w:w="110" w:type="dxa"/>
+              <w:bottom w:w="80" w:type="dxa"/>
+              <w:right w:w="110" w:type="dxa"/>
+            </w:tcMar>
+            <w:vAlign w:val="center"/>
+          </w:tcPr>
+          <w:p>
+            <w:pPr>
+              <w:spacing w:after="20" w:line="252" w:lineRule="auto"/>
+            </w:pPr>
+            <w:r>
+              <w:rPr>
+                <w:sz w:val="18"/>
+                <w:szCs w:val="18"/>
+                <w:lang w:eastAsia="ko-KR"/>
+              </w:rPr>
+              <w:t xml:space="preserve">approvalContent</w:t>
+            </w:r>
+          </w:p>
+        </w:tc>
+        <w:tc>
+          <w:tcPr>
+            <w:tcW w:w="5272" w:type="dxa"/>
+            <w:tcMar>
+              <w:top w:w="80" w:type="dxa"/>
+              <w:left w:w="110" w:type="dxa"/>
+              <w:bottom w:w="80" w:type="dxa"/>
+              <w:right w:w="110" w:type="dxa"/>
+            </w:tcMar>
+            <w:vAlign w:val="center"/>
+          </w:tcPr>
+          <w:p>
+            <w:pPr>
+              <w:spacing w:after="20" w:line="252" w:lineRule="auto"/>
+            </w:pPr>
+            <w:r>
+              <w:rPr>
+                <w:sz w:val="18"/>
+                <w:szCs w:val="18"/>
+                <w:lang w:eastAsia="ko-KR"/>
+              </w:rPr>
+              <w:t xml:space="preserve">방류시작 2011-06-27 18:00; 접수방류량 2000㎥/s; 비고: (실제방류는 20시부터)</w:t>
+            </w:r>
+          </w:p>
+        </w:tc>
+        <w:tc>
+          <w:tcPr>
+            <w:tcW w:w="1200" w:type="dxa"/>
+            <w:tcMar>
+              <w:top w:w="80" w:type="dxa"/>
+              <w:left w:w="110" w:type="dxa"/>
+              <w:bottom w:w="80" w:type="dxa"/>
+              <w:right w:w="110" w:type="dxa"/>
+            </w:tcMar>
+            <w:vAlign w:val="center"/>
+          </w:tcPr>
+          <w:p>
+            <w:pPr>
+              <w:spacing w:after="20" w:line="252" w:lineRule="auto"/>
+            </w:pPr>
+            <w:r>
+              <w:rPr>
+                <w:sz w:val="18"/>
+                <w:szCs w:val="18"/>
+                <w:lang w:eastAsia="ko-KR"/>
+              </w:rPr>
+              <w:t xml:space="preserve">string</w:t>
             </w:r>
           </w:p>
         </w:tc>
@@ -2372,7 +3231,7 @@
           <w:szCs w:val="20"/>
           <w:lang w:eastAsia="ko-KR"/>
         </w:rPr>
-        <w:t xml:space="preserve">이 단계에서 비고는 표의 한 칸으로서 셀 값을 그대로 옮기기만 한다. 앞뒤 공백을 지우고, 비어 있으면 넣지 않고(80행 중 15행), 비어 있지 않으면 "비고: " 뒤에 원문을 붙인다. "(실제방류는 20시부터)"가 실제 방류 시각이라는 것을 읽어 운영행위 OPR:504:1(방류, 20:00)을 만드는 것은 단계 4(비정형 텍스트 추출)의 일이다. 같은 열이 두 단계에 나오지만, 단계 3은 원문을 보존하고 단계 4는 그 원문을 해석한다. 원문이 승인 개체에 남아 있어서 단계 4의 추출 결과를 원문과 바로 대조할 수 있다.</w:t>
+        <w:t xml:space="preserve">이 단계에서 비고는 표의 한 칸으로서 셀 값을 그대로 옮기기만 한다. 앞뒤 공백을 지우고, 비어 있으면 넣지 않고(80행 중 15행), 비어 있지 않으면 "비고: " 뒤에 원문을 붙인다. "(실제방류는 20시부터)"가 실제 방류 시각이라는 것을 읽어 운영행위 OPR:504:1(방류, 20:00)을 만드는 것은 단계 4(비정형 텍스트 추출)의 일이다. 단계 3은 원문을 보존하고 단계 4는 그 원문을 해석한다. 원문이 승인 Entity에 남아 있어서 단계 4의 추출 결과를 원문과 바로 대조할 수 있다.</w:t>
       </w:r>
     </w:p>
     <w:p>
@@ -2390,7 +3249,7 @@
           <w:szCs w:val="20"/>
           <w:lang w:eastAsia="ko-KR"/>
         </w:rPr>
-        <w:t xml:space="preserve">과정 4. 근거 개체 (응용 1, 3장)  </w:t>
+        <w:t xml:space="preserve">과정 4. 근거 Entity의 속성  </w:t>
       </w:r>
       <w:r>
         <w:rPr>
@@ -2398,7 +3257,7 @@
           <w:szCs w:val="20"/>
           <w:lang w:eastAsia="ko-KR"/>
         </w:rPr>
-        <w:t xml:space="preserve">같은 행의 출처 열을 근거 개체 EVI:AP:504의 속성으로 옮긴다. 승인 개체와 근거 개체는 같은 행에서 함께 만들어지므로, 다른 표를 찾지 않고 바로 APR:504 —supportedBy→ EVI:AP:504로 잇는다.</w:t>
+        <w:t xml:space="preserve">같은 행의 출처 열을 근거 Entity EVI:AP:504의 속성으로 옮긴다. 승인 Entity와 근거 Entity는 같은 행에서 함께 만들어지므로, 다른 표를 찾지 않고 바로 APR:504 —supportedBy→ EVI:AP:504로 잇는다.</w:t>
       </w:r>
     </w:p>
     <w:tbl>
@@ -2414,18 +3273,141 @@
           <w:insideV w:val="single" w:sz="5" w:space="0" w:color="A6A6A6"/>
         </w:tblBorders>
         <w:tblLayout w:type="fixed"/>
+        <w:tblLook w:val="04A0" w:firstRow="1" w:lastRow="0" w:firstColumn="1" w:lastColumn="0" w:noHBand="0" w:noVBand="1"/>
       </w:tblPr>
       <w:tblGrid>
-        <w:gridCol w:w="9972"/>
+        <w:gridCol w:w="1700"/>
+        <w:gridCol w:w="2000"/>
+        <w:gridCol w:w="5072"/>
+        <w:gridCol w:w="1200"/>
       </w:tblGrid>
       <w:tr>
         <w:trPr>
+          <w:cantSplit/>
+          <w:tblHeader/>
           <w:jc w:val="center"/>
         </w:trPr>
         <w:tc>
           <w:tcPr>
-            <w:tcW w:w="9972" w:type="dxa"/>
-            <w:shd w:val="clear" w:color="auto" w:fill="F7F7F7"/>
+            <w:tcW w:w="1700" w:type="dxa"/>
+            <w:shd w:val="clear" w:color="auto" w:fill="D9EAF7"/>
+            <w:tcMar>
+              <w:top w:w="80" w:type="dxa"/>
+              <w:left w:w="110" w:type="dxa"/>
+              <w:bottom w:w="80" w:type="dxa"/>
+              <w:right w:w="110" w:type="dxa"/>
+            </w:tcMar>
+            <w:vAlign w:val="center"/>
+          </w:tcPr>
+          <w:p>
+            <w:pPr>
+              <w:spacing w:after="20" w:line="252" w:lineRule="auto"/>
+              <w:jc w:val="center"/>
+            </w:pPr>
+            <w:r>
+              <w:rPr>
+                <w:b/>
+                <w:sz w:val="18"/>
+                <w:szCs w:val="18"/>
+                <w:lang w:eastAsia="ko-KR"/>
+              </w:rPr>
+              <w:t xml:space="preserve">Entity ID</w:t>
+            </w:r>
+          </w:p>
+        </w:tc>
+        <w:tc>
+          <w:tcPr>
+            <w:tcW w:w="2000" w:type="dxa"/>
+            <w:shd w:val="clear" w:color="auto" w:fill="D9EAF7"/>
+            <w:tcMar>
+              <w:top w:w="80" w:type="dxa"/>
+              <w:left w:w="110" w:type="dxa"/>
+              <w:bottom w:w="80" w:type="dxa"/>
+              <w:right w:w="110" w:type="dxa"/>
+            </w:tcMar>
+            <w:vAlign w:val="center"/>
+          </w:tcPr>
+          <w:p>
+            <w:pPr>
+              <w:spacing w:after="20" w:line="252" w:lineRule="auto"/>
+              <w:jc w:val="center"/>
+            </w:pPr>
+            <w:r>
+              <w:rPr>
+                <w:b/>
+                <w:sz w:val="18"/>
+                <w:szCs w:val="18"/>
+                <w:lang w:eastAsia="ko-KR"/>
+              </w:rPr>
+              <w:t xml:space="preserve">속성</w:t>
+            </w:r>
+          </w:p>
+        </w:tc>
+        <w:tc>
+          <w:tcPr>
+            <w:tcW w:w="5072" w:type="dxa"/>
+            <w:shd w:val="clear" w:color="auto" w:fill="D9EAF7"/>
+            <w:tcMar>
+              <w:top w:w="80" w:type="dxa"/>
+              <w:left w:w="110" w:type="dxa"/>
+              <w:bottom w:w="80" w:type="dxa"/>
+              <w:right w:w="110" w:type="dxa"/>
+            </w:tcMar>
+            <w:vAlign w:val="center"/>
+          </w:tcPr>
+          <w:p>
+            <w:pPr>
+              <w:spacing w:after="20" w:line="252" w:lineRule="auto"/>
+              <w:jc w:val="center"/>
+            </w:pPr>
+            <w:r>
+              <w:rPr>
+                <w:b/>
+                <w:sz w:val="18"/>
+                <w:szCs w:val="18"/>
+                <w:lang w:eastAsia="ko-KR"/>
+              </w:rPr>
+              <w:t xml:space="preserve">값</w:t>
+            </w:r>
+          </w:p>
+        </w:tc>
+        <w:tc>
+          <w:tcPr>
+            <w:tcW w:w="1200" w:type="dxa"/>
+            <w:shd w:val="clear" w:color="auto" w:fill="D9EAF7"/>
+            <w:tcMar>
+              <w:top w:w="80" w:type="dxa"/>
+              <w:left w:w="110" w:type="dxa"/>
+              <w:bottom w:w="80" w:type="dxa"/>
+              <w:right w:w="110" w:type="dxa"/>
+            </w:tcMar>
+            <w:vAlign w:val="center"/>
+          </w:tcPr>
+          <w:p>
+            <w:pPr>
+              <w:spacing w:after="20" w:line="252" w:lineRule="auto"/>
+              <w:jc w:val="center"/>
+            </w:pPr>
+            <w:r>
+              <w:rPr>
+                <w:b/>
+                <w:sz w:val="18"/>
+                <w:szCs w:val="18"/>
+                <w:lang w:eastAsia="ko-KR"/>
+              </w:rPr>
+              <w:t xml:space="preserve">자료형</w:t>
+            </w:r>
+          </w:p>
+        </w:tc>
+      </w:tr>
+      <w:tr>
+        <w:trPr>
+          <w:cantSplit/>
+          <w:jc w:val="center"/>
+        </w:trPr>
+        <w:tc>
+          <w:tcPr>
+            <w:tcW w:w="1700" w:type="dxa"/>
             <w:tcMar>
               <w:top w:w="80" w:type="dxa"/>
               <w:left w:w="110" w:type="dxa"/>
@@ -2440,40 +3422,298 @@
             </w:pPr>
             <w:r>
               <w:rPr>
-                <w:rFonts w:ascii="Consolas" w:hAnsi="Consolas" w:cs="Consolas" w:eastAsia="맑은 고딕"/>
-                <w:sz w:val="17"/>
-                <w:szCs w:val="17"/>
+                <w:sz w:val="18"/>
+                <w:szCs w:val="18"/>
                 <w:lang w:eastAsia="ko-KR"/>
               </w:rPr>
-              <w:t xml:space="preserve">EVI:AP:504, sourceTitle,   환경부 한강홍수통제소 홍수예보 댐방류승인</w:t>
+              <w:t xml:space="preserve">EVI:AP:504</w:t>
             </w:r>
           </w:p>
+        </w:tc>
+        <w:tc>
+          <w:tcPr>
+            <w:tcW w:w="2000" w:type="dxa"/>
+            <w:tcMar>
+              <w:top w:w="80" w:type="dxa"/>
+              <w:left w:w="110" w:type="dxa"/>
+              <w:bottom w:w="80" w:type="dxa"/>
+              <w:right w:w="110" w:type="dxa"/>
+            </w:tcMar>
+            <w:vAlign w:val="center"/>
+          </w:tcPr>
           <w:p>
             <w:pPr>
               <w:spacing w:after="20" w:line="252" w:lineRule="auto"/>
             </w:pPr>
             <w:r>
               <w:rPr>
-                <w:rFonts w:ascii="Consolas" w:hAnsi="Consolas" w:cs="Consolas" w:eastAsia="맑은 고딕"/>
-                <w:sz w:val="17"/>
-                <w:szCs w:val="17"/>
+                <w:sz w:val="18"/>
+                <w:szCs w:val="18"/>
                 <w:lang w:eastAsia="ko-KR"/>
               </w:rPr>
-              <w:t xml:space="preserve">EVI:AP:504, sourceType,    승인자료</w:t>
+              <w:t xml:space="preserve">sourceTitle</w:t>
             </w:r>
           </w:p>
+        </w:tc>
+        <w:tc>
+          <w:tcPr>
+            <w:tcW w:w="5072" w:type="dxa"/>
+            <w:tcMar>
+              <w:top w:w="80" w:type="dxa"/>
+              <w:left w:w="110" w:type="dxa"/>
+              <w:bottom w:w="80" w:type="dxa"/>
+              <w:right w:w="110" w:type="dxa"/>
+            </w:tcMar>
+            <w:vAlign w:val="center"/>
+          </w:tcPr>
           <w:p>
             <w:pPr>
               <w:spacing w:after="20" w:line="252" w:lineRule="auto"/>
             </w:pPr>
             <w:r>
               <w:rPr>
-                <w:rFonts w:ascii="Consolas" w:hAnsi="Consolas" w:cs="Consolas" w:eastAsia="맑은 고딕"/>
-                <w:sz w:val="17"/>
-                <w:szCs w:val="17"/>
+                <w:sz w:val="18"/>
+                <w:szCs w:val="18"/>
                 <w:lang w:eastAsia="ko-KR"/>
               </w:rPr>
-              <w:t xml:space="preserve">EVI:AP:504, sourceLocator, 순차번호 504</w:t>
+              <w:t xml:space="preserve">환경부 한강홍수통제소 홍수예보 댐방류승인</w:t>
+            </w:r>
+          </w:p>
+        </w:tc>
+        <w:tc>
+          <w:tcPr>
+            <w:tcW w:w="1200" w:type="dxa"/>
+            <w:tcMar>
+              <w:top w:w="80" w:type="dxa"/>
+              <w:left w:w="110" w:type="dxa"/>
+              <w:bottom w:w="80" w:type="dxa"/>
+              <w:right w:w="110" w:type="dxa"/>
+            </w:tcMar>
+            <w:vAlign w:val="center"/>
+          </w:tcPr>
+          <w:p>
+            <w:pPr>
+              <w:spacing w:after="20" w:line="252" w:lineRule="auto"/>
+            </w:pPr>
+            <w:r>
+              <w:rPr>
+                <w:sz w:val="18"/>
+                <w:szCs w:val="18"/>
+                <w:lang w:eastAsia="ko-KR"/>
+              </w:rPr>
+              <w:t xml:space="preserve">string</w:t>
+            </w:r>
+          </w:p>
+        </w:tc>
+      </w:tr>
+      <w:tr>
+        <w:trPr>
+          <w:cantSplit/>
+          <w:jc w:val="center"/>
+        </w:trPr>
+        <w:tc>
+          <w:tcPr>
+            <w:tcW w:w="1700" w:type="dxa"/>
+            <w:tcMar>
+              <w:top w:w="80" w:type="dxa"/>
+              <w:left w:w="110" w:type="dxa"/>
+              <w:bottom w:w="80" w:type="dxa"/>
+              <w:right w:w="110" w:type="dxa"/>
+            </w:tcMar>
+            <w:vAlign w:val="center"/>
+          </w:tcPr>
+          <w:p>
+            <w:pPr>
+              <w:spacing w:after="20" w:line="252" w:lineRule="auto"/>
+            </w:pPr>
+            <w:r>
+              <w:rPr>
+                <w:sz w:val="18"/>
+                <w:szCs w:val="18"/>
+                <w:lang w:eastAsia="ko-KR"/>
+              </w:rPr>
+              <w:t xml:space="preserve">EVI:AP:504</w:t>
+            </w:r>
+          </w:p>
+        </w:tc>
+        <w:tc>
+          <w:tcPr>
+            <w:tcW w:w="2000" w:type="dxa"/>
+            <w:tcMar>
+              <w:top w:w="80" w:type="dxa"/>
+              <w:left w:w="110" w:type="dxa"/>
+              <w:bottom w:w="80" w:type="dxa"/>
+              <w:right w:w="110" w:type="dxa"/>
+            </w:tcMar>
+            <w:vAlign w:val="center"/>
+          </w:tcPr>
+          <w:p>
+            <w:pPr>
+              <w:spacing w:after="20" w:line="252" w:lineRule="auto"/>
+            </w:pPr>
+            <w:r>
+              <w:rPr>
+                <w:sz w:val="18"/>
+                <w:szCs w:val="18"/>
+                <w:lang w:eastAsia="ko-KR"/>
+              </w:rPr>
+              <w:t xml:space="preserve">sourceType</w:t>
+            </w:r>
+          </w:p>
+        </w:tc>
+        <w:tc>
+          <w:tcPr>
+            <w:tcW w:w="5072" w:type="dxa"/>
+            <w:tcMar>
+              <w:top w:w="80" w:type="dxa"/>
+              <w:left w:w="110" w:type="dxa"/>
+              <w:bottom w:w="80" w:type="dxa"/>
+              <w:right w:w="110" w:type="dxa"/>
+            </w:tcMar>
+            <w:vAlign w:val="center"/>
+          </w:tcPr>
+          <w:p>
+            <w:pPr>
+              <w:spacing w:after="20" w:line="252" w:lineRule="auto"/>
+            </w:pPr>
+            <w:r>
+              <w:rPr>
+                <w:sz w:val="18"/>
+                <w:szCs w:val="18"/>
+                <w:lang w:eastAsia="ko-KR"/>
+              </w:rPr>
+              <w:t xml:space="preserve">승인자료</w:t>
+            </w:r>
+          </w:p>
+        </w:tc>
+        <w:tc>
+          <w:tcPr>
+            <w:tcW w:w="1200" w:type="dxa"/>
+            <w:tcMar>
+              <w:top w:w="80" w:type="dxa"/>
+              <w:left w:w="110" w:type="dxa"/>
+              <w:bottom w:w="80" w:type="dxa"/>
+              <w:right w:w="110" w:type="dxa"/>
+            </w:tcMar>
+            <w:vAlign w:val="center"/>
+          </w:tcPr>
+          <w:p>
+            <w:pPr>
+              <w:spacing w:after="20" w:line="252" w:lineRule="auto"/>
+            </w:pPr>
+            <w:r>
+              <w:rPr>
+                <w:sz w:val="18"/>
+                <w:szCs w:val="18"/>
+                <w:lang w:eastAsia="ko-KR"/>
+              </w:rPr>
+              <w:t xml:space="preserve">string</w:t>
+            </w:r>
+          </w:p>
+        </w:tc>
+      </w:tr>
+      <w:tr>
+        <w:trPr>
+          <w:cantSplit/>
+          <w:jc w:val="center"/>
+        </w:trPr>
+        <w:tc>
+          <w:tcPr>
+            <w:tcW w:w="1700" w:type="dxa"/>
+            <w:tcMar>
+              <w:top w:w="80" w:type="dxa"/>
+              <w:left w:w="110" w:type="dxa"/>
+              <w:bottom w:w="80" w:type="dxa"/>
+              <w:right w:w="110" w:type="dxa"/>
+            </w:tcMar>
+            <w:vAlign w:val="center"/>
+          </w:tcPr>
+          <w:p>
+            <w:pPr>
+              <w:spacing w:after="20" w:line="252" w:lineRule="auto"/>
+            </w:pPr>
+            <w:r>
+              <w:rPr>
+                <w:sz w:val="18"/>
+                <w:szCs w:val="18"/>
+                <w:lang w:eastAsia="ko-KR"/>
+              </w:rPr>
+              <w:t xml:space="preserve">EVI:AP:504</w:t>
+            </w:r>
+          </w:p>
+        </w:tc>
+        <w:tc>
+          <w:tcPr>
+            <w:tcW w:w="2000" w:type="dxa"/>
+            <w:tcMar>
+              <w:top w:w="80" w:type="dxa"/>
+              <w:left w:w="110" w:type="dxa"/>
+              <w:bottom w:w="80" w:type="dxa"/>
+              <w:right w:w="110" w:type="dxa"/>
+            </w:tcMar>
+            <w:vAlign w:val="center"/>
+          </w:tcPr>
+          <w:p>
+            <w:pPr>
+              <w:spacing w:after="20" w:line="252" w:lineRule="auto"/>
+            </w:pPr>
+            <w:r>
+              <w:rPr>
+                <w:sz w:val="18"/>
+                <w:szCs w:val="18"/>
+                <w:lang w:eastAsia="ko-KR"/>
+              </w:rPr>
+              <w:t xml:space="preserve">sourceLocator</w:t>
+            </w:r>
+          </w:p>
+        </w:tc>
+        <w:tc>
+          <w:tcPr>
+            <w:tcW w:w="5072" w:type="dxa"/>
+            <w:tcMar>
+              <w:top w:w="80" w:type="dxa"/>
+              <w:left w:w="110" w:type="dxa"/>
+              <w:bottom w:w="80" w:type="dxa"/>
+              <w:right w:w="110" w:type="dxa"/>
+            </w:tcMar>
+            <w:vAlign w:val="center"/>
+          </w:tcPr>
+          <w:p>
+            <w:pPr>
+              <w:spacing w:after="20" w:line="252" w:lineRule="auto"/>
+            </w:pPr>
+            <w:r>
+              <w:rPr>
+                <w:sz w:val="18"/>
+                <w:szCs w:val="18"/>
+                <w:lang w:eastAsia="ko-KR"/>
+              </w:rPr>
+              <w:t xml:space="preserve">순차번호 504</w:t>
+            </w:r>
+          </w:p>
+        </w:tc>
+        <w:tc>
+          <w:tcPr>
+            <w:tcW w:w="1200" w:type="dxa"/>
+            <w:tcMar>
+              <w:top w:w="80" w:type="dxa"/>
+              <w:left w:w="110" w:type="dxa"/>
+              <w:bottom w:w="80" w:type="dxa"/>
+              <w:right w:w="110" w:type="dxa"/>
+            </w:tcMar>
+            <w:vAlign w:val="center"/>
+          </w:tcPr>
+          <w:p>
+            <w:pPr>
+              <w:spacing w:after="20" w:line="252" w:lineRule="auto"/>
+            </w:pPr>
+            <w:r>
+              <w:rPr>
+                <w:sz w:val="18"/>
+                <w:szCs w:val="18"/>
+                <w:lang w:eastAsia="ko-KR"/>
+              </w:rPr>
+              <w:t xml:space="preserve">string</w:t>
             </w:r>
           </w:p>
         </w:tc>
@@ -2502,7 +3742,7 @@
           <w:szCs w:val="20"/>
           <w:lang w:eastAsia="ko-KR"/>
         </w:rPr>
-        <w:t xml:space="preserve">과정 5. 출처 기록 (응용 1, 3장)  </w:t>
+        <w:t xml:space="preserve">과정 5. 출처 기록  </w:t>
       </w:r>
       <w:r>
         <w:rPr>
@@ -2510,7 +3750,7 @@
           <w:szCs w:val="20"/>
           <w:lang w:eastAsia="ko-KR"/>
         </w:rPr>
-        <w:t xml:space="preserve">개체마다 원본 파일, 원본 안의 위치, 적용한 매핑 규칙의 ID, 값의 성격을 한 줄로 남긴다. row_number_in_file은 원본 CSV의 행 번호라서 원 파일의 해당 행을 바로 열 수 있고, rule은 어떤 규칙으로 만들었는지(D2RQ에서 매핑 파일이 하던 기록), real은 원본 값을 가공 없이 옮겼다는 뜻이다.</w:t>
+        <w:t xml:space="preserve">우리 원본은 DB가 아니라 내려받은 CSV·JSON 파일이어서, 매핑한 값을 그래프 DB(Neo4j)로 옮겨 저장한다. 값을 옮기면 KG의 값과 원본 행의 연결이 끊기므로, Entity마다 원본 파일과 그 안의 위치, 적용한 규칙의 ID, 값의 성격을 출처 표에 남긴다. row_number_in_file은 원본 CSV의 행 번호라서 원 파일의 해당 행을 바로 열 수 있고, real은 원본 값을 가공 없이 옮겼다는 뜻이다. 출처 표는 그래프에 넣지 않고 파일로 둔다.</w:t>
       </w:r>
     </w:p>
     <w:tbl>
@@ -2526,18 +3766,199 @@
           <w:insideV w:val="single" w:sz="5" w:space="0" w:color="A6A6A6"/>
         </w:tblBorders>
         <w:tblLayout w:type="fixed"/>
+        <w:tblLook w:val="04A0" w:firstRow="1" w:lastRow="0" w:firstColumn="1" w:lastColumn="0" w:noHBand="0" w:noVBand="1"/>
       </w:tblPr>
       <w:tblGrid>
-        <w:gridCol w:w="9972"/>
+        <w:gridCol w:w="1300"/>
+        <w:gridCol w:w="2700"/>
+        <w:gridCol w:w="2300"/>
+        <w:gridCol w:w="1100"/>
+        <w:gridCol w:w="1100"/>
+        <w:gridCol w:w="1472"/>
       </w:tblGrid>
       <w:tr>
         <w:trPr>
+          <w:cantSplit/>
+          <w:tblHeader/>
           <w:jc w:val="center"/>
         </w:trPr>
         <w:tc>
           <w:tcPr>
-            <w:tcW w:w="9972" w:type="dxa"/>
-            <w:shd w:val="clear" w:color="auto" w:fill="F7F7F7"/>
+            <w:tcW w:w="1300" w:type="dxa"/>
+            <w:shd w:val="clear" w:color="auto" w:fill="D9EAF7"/>
+            <w:tcMar>
+              <w:top w:w="80" w:type="dxa"/>
+              <w:left w:w="110" w:type="dxa"/>
+              <w:bottom w:w="80" w:type="dxa"/>
+              <w:right w:w="110" w:type="dxa"/>
+            </w:tcMar>
+            <w:vAlign w:val="center"/>
+          </w:tcPr>
+          <w:p>
+            <w:pPr>
+              <w:spacing w:after="20" w:line="252" w:lineRule="auto"/>
+              <w:jc w:val="center"/>
+            </w:pPr>
+            <w:r>
+              <w:rPr>
+                <w:b/>
+                <w:sz w:val="18"/>
+                <w:szCs w:val="18"/>
+                <w:lang w:eastAsia="ko-KR"/>
+              </w:rPr>
+              <w:t xml:space="preserve">Entity ID</w:t>
+            </w:r>
+          </w:p>
+        </w:tc>
+        <w:tc>
+          <w:tcPr>
+            <w:tcW w:w="2700" w:type="dxa"/>
+            <w:shd w:val="clear" w:color="auto" w:fill="D9EAF7"/>
+            <w:tcMar>
+              <w:top w:w="80" w:type="dxa"/>
+              <w:left w:w="110" w:type="dxa"/>
+              <w:bottom w:w="80" w:type="dxa"/>
+              <w:right w:w="110" w:type="dxa"/>
+            </w:tcMar>
+            <w:vAlign w:val="center"/>
+          </w:tcPr>
+          <w:p>
+            <w:pPr>
+              <w:spacing w:after="20" w:line="252" w:lineRule="auto"/>
+              <w:jc w:val="center"/>
+            </w:pPr>
+            <w:r>
+              <w:rPr>
+                <w:b/>
+                <w:sz w:val="18"/>
+                <w:szCs w:val="18"/>
+                <w:lang w:eastAsia="ko-KR"/>
+              </w:rPr>
+              <w:t xml:space="preserve">원본 파일</w:t>
+            </w:r>
+          </w:p>
+        </w:tc>
+        <w:tc>
+          <w:tcPr>
+            <w:tcW w:w="2300" w:type="dxa"/>
+            <w:shd w:val="clear" w:color="auto" w:fill="D9EAF7"/>
+            <w:tcMar>
+              <w:top w:w="80" w:type="dxa"/>
+              <w:left w:w="110" w:type="dxa"/>
+              <w:bottom w:w="80" w:type="dxa"/>
+              <w:right w:w="110" w:type="dxa"/>
+            </w:tcMar>
+            <w:vAlign w:val="center"/>
+          </w:tcPr>
+          <w:p>
+            <w:pPr>
+              <w:spacing w:after="20" w:line="252" w:lineRule="auto"/>
+              <w:jc w:val="center"/>
+            </w:pPr>
+            <w:r>
+              <w:rPr>
+                <w:b/>
+                <w:sz w:val="18"/>
+                <w:szCs w:val="18"/>
+                <w:lang w:eastAsia="ko-KR"/>
+              </w:rPr>
+              <w:t xml:space="preserve">위치</w:t>
+            </w:r>
+          </w:p>
+        </w:tc>
+        <w:tc>
+          <w:tcPr>
+            <w:tcW w:w="1100" w:type="dxa"/>
+            <w:shd w:val="clear" w:color="auto" w:fill="D9EAF7"/>
+            <w:tcMar>
+              <w:top w:w="80" w:type="dxa"/>
+              <w:left w:w="110" w:type="dxa"/>
+              <w:bottom w:w="80" w:type="dxa"/>
+              <w:right w:w="110" w:type="dxa"/>
+            </w:tcMar>
+            <w:vAlign w:val="center"/>
+          </w:tcPr>
+          <w:p>
+            <w:pPr>
+              <w:spacing w:after="20" w:line="252" w:lineRule="auto"/>
+              <w:jc w:val="center"/>
+            </w:pPr>
+            <w:r>
+              <w:rPr>
+                <w:b/>
+                <w:sz w:val="18"/>
+                <w:szCs w:val="18"/>
+                <w:lang w:eastAsia="ko-KR"/>
+              </w:rPr>
+              <w:t xml:space="preserve">규칙</w:t>
+            </w:r>
+          </w:p>
+        </w:tc>
+        <w:tc>
+          <w:tcPr>
+            <w:tcW w:w="1100" w:type="dxa"/>
+            <w:shd w:val="clear" w:color="auto" w:fill="D9EAF7"/>
+            <w:tcMar>
+              <w:top w:w="80" w:type="dxa"/>
+              <w:left w:w="110" w:type="dxa"/>
+              <w:bottom w:w="80" w:type="dxa"/>
+              <w:right w:w="110" w:type="dxa"/>
+            </w:tcMar>
+            <w:vAlign w:val="center"/>
+          </w:tcPr>
+          <w:p>
+            <w:pPr>
+              <w:spacing w:after="20" w:line="252" w:lineRule="auto"/>
+              <w:jc w:val="center"/>
+            </w:pPr>
+            <w:r>
+              <w:rPr>
+                <w:b/>
+                <w:sz w:val="18"/>
+                <w:szCs w:val="18"/>
+                <w:lang w:eastAsia="ko-KR"/>
+              </w:rPr>
+              <w:t xml:space="preserve">값의 성격</w:t>
+            </w:r>
+          </w:p>
+        </w:tc>
+        <w:tc>
+          <w:tcPr>
+            <w:tcW w:w="1472" w:type="dxa"/>
+            <w:shd w:val="clear" w:color="auto" w:fill="D9EAF7"/>
+            <w:tcMar>
+              <w:top w:w="80" w:type="dxa"/>
+              <w:left w:w="110" w:type="dxa"/>
+              <w:bottom w:w="80" w:type="dxa"/>
+              <w:right w:w="110" w:type="dxa"/>
+            </w:tcMar>
+            <w:vAlign w:val="center"/>
+          </w:tcPr>
+          <w:p>
+            <w:pPr>
+              <w:spacing w:after="20" w:line="252" w:lineRule="auto"/>
+              <w:jc w:val="center"/>
+            </w:pPr>
+            <w:r>
+              <w:rPr>
+                <w:b/>
+                <w:sz w:val="18"/>
+                <w:szCs w:val="18"/>
+                <w:lang w:eastAsia="ko-KR"/>
+              </w:rPr>
+              <w:t xml:space="preserve">메모</w:t>
+            </w:r>
+          </w:p>
+        </w:tc>
+      </w:tr>
+      <w:tr>
+        <w:trPr>
+          <w:cantSplit/>
+          <w:jc w:val="center"/>
+        </w:trPr>
+        <w:tc>
+          <w:tcPr>
+            <w:tcW w:w="1300" w:type="dxa"/>
             <w:tcMar>
               <w:top w:w="80" w:type="dxa"/>
               <w:left w:w="110" w:type="dxa"/>
@@ -2552,26 +3973,136 @@
             </w:pPr>
             <w:r>
               <w:rPr>
-                <w:rFonts w:ascii="Consolas" w:hAnsi="Consolas" w:cs="Consolas" w:eastAsia="맑은 고딕"/>
-                <w:sz w:val="17"/>
-                <w:szCs w:val="17"/>
+                <w:sz w:val="18"/>
+                <w:szCs w:val="18"/>
                 <w:lang w:eastAsia="ko-KR"/>
               </w:rPr>
-              <w:t xml:space="preserve">개체     원본 파일                   위치                    규칙    값의 성격  메모</w:t>
+              <w:t xml:space="preserve">APR:504</w:t>
             </w:r>
           </w:p>
+        </w:tc>
+        <w:tc>
+          <w:tcPr>
+            <w:tcW w:w="2700" w:type="dxa"/>
+            <w:tcMar>
+              <w:top w:w="80" w:type="dxa"/>
+              <w:left w:w="110" w:type="dxa"/>
+              <w:bottom w:w="80" w:type="dxa"/>
+              <w:right w:w="110" w:type="dxa"/>
+            </w:tcMar>
+            <w:vAlign w:val="center"/>
+          </w:tcPr>
           <w:p>
             <w:pPr>
               <w:spacing w:after="20" w:line="252" w:lineRule="auto"/>
             </w:pPr>
             <w:r>
               <w:rPr>
-                <w:rFonts w:ascii="Consolas" w:hAnsi="Consolas" w:cs="Consolas" w:eastAsia="맑은 고딕"/>
-                <w:sz w:val="17"/>
-                <w:szCs w:val="17"/>
+                <w:sz w:val="18"/>
+                <w:szCs w:val="18"/>
                 <w:lang w:eastAsia="ko-KR"/>
               </w:rPr>
-              <w:t xml:space="preserve">APR:504  approval_records_clean.csv  row_number_in_file=504  MR-APR  real       승인일은 날짜만 있음</w:t>
+              <w:t xml:space="preserve">approval_records_clean.csv</w:t>
+            </w:r>
+          </w:p>
+        </w:tc>
+        <w:tc>
+          <w:tcPr>
+            <w:tcW w:w="2300" w:type="dxa"/>
+            <w:tcMar>
+              <w:top w:w="80" w:type="dxa"/>
+              <w:left w:w="110" w:type="dxa"/>
+              <w:bottom w:w="80" w:type="dxa"/>
+              <w:right w:w="110" w:type="dxa"/>
+            </w:tcMar>
+            <w:vAlign w:val="center"/>
+          </w:tcPr>
+          <w:p>
+            <w:pPr>
+              <w:spacing w:after="20" w:line="252" w:lineRule="auto"/>
+            </w:pPr>
+            <w:r>
+              <w:rPr>
+                <w:sz w:val="18"/>
+                <w:szCs w:val="18"/>
+                <w:lang w:eastAsia="ko-KR"/>
+              </w:rPr>
+              <w:t xml:space="preserve">row_number_in_file=504</w:t>
+            </w:r>
+          </w:p>
+        </w:tc>
+        <w:tc>
+          <w:tcPr>
+            <w:tcW w:w="1100" w:type="dxa"/>
+            <w:tcMar>
+              <w:top w:w="80" w:type="dxa"/>
+              <w:left w:w="110" w:type="dxa"/>
+              <w:bottom w:w="80" w:type="dxa"/>
+              <w:right w:w="110" w:type="dxa"/>
+            </w:tcMar>
+            <w:vAlign w:val="center"/>
+          </w:tcPr>
+          <w:p>
+            <w:pPr>
+              <w:spacing w:after="20" w:line="252" w:lineRule="auto"/>
+            </w:pPr>
+            <w:r>
+              <w:rPr>
+                <w:sz w:val="18"/>
+                <w:szCs w:val="18"/>
+                <w:lang w:eastAsia="ko-KR"/>
+              </w:rPr>
+              <w:t xml:space="preserve">MR-APR</w:t>
+            </w:r>
+          </w:p>
+        </w:tc>
+        <w:tc>
+          <w:tcPr>
+            <w:tcW w:w="1100" w:type="dxa"/>
+            <w:tcMar>
+              <w:top w:w="80" w:type="dxa"/>
+              <w:left w:w="110" w:type="dxa"/>
+              <w:bottom w:w="80" w:type="dxa"/>
+              <w:right w:w="110" w:type="dxa"/>
+            </w:tcMar>
+            <w:vAlign w:val="center"/>
+          </w:tcPr>
+          <w:p>
+            <w:pPr>
+              <w:spacing w:after="20" w:line="252" w:lineRule="auto"/>
+            </w:pPr>
+            <w:r>
+              <w:rPr>
+                <w:sz w:val="18"/>
+                <w:szCs w:val="18"/>
+                <w:lang w:eastAsia="ko-KR"/>
+              </w:rPr>
+              <w:t xml:space="preserve">real</w:t>
+            </w:r>
+          </w:p>
+        </w:tc>
+        <w:tc>
+          <w:tcPr>
+            <w:tcW w:w="1472" w:type="dxa"/>
+            <w:tcMar>
+              <w:top w:w="80" w:type="dxa"/>
+              <w:left w:w="110" w:type="dxa"/>
+              <w:bottom w:w="80" w:type="dxa"/>
+              <w:right w:w="110" w:type="dxa"/>
+            </w:tcMar>
+            <w:vAlign w:val="center"/>
+          </w:tcPr>
+          <w:p>
+            <w:pPr>
+              <w:spacing w:after="20" w:line="252" w:lineRule="auto"/>
+            </w:pPr>
+            <w:r>
+              <w:rPr>
+                <w:sz w:val="18"/>
+                <w:szCs w:val="18"/>
+                <w:lang w:eastAsia="ko-KR"/>
+              </w:rPr>
+              <w:t xml:space="preserve">승인일은 날짜만 있음</w:t>
             </w:r>
           </w:p>
         </w:tc>
@@ -2600,7 +4131,7 @@
           <w:szCs w:val="20"/>
           <w:lang w:eastAsia="ko-KR"/>
         </w:rPr>
-        <w:t xml:space="preserve">결과  </w:t>
+        <w:t xml:space="preserve">결과: 파일 3개와 노드 하나  </w:t>
       </w:r>
       <w:r>
         <w:rPr>
@@ -2608,7 +4139,68 @@
           <w:szCs w:val="20"/>
           <w:lang w:eastAsia="ko-KR"/>
         </w:rPr>
-        <w:t xml:space="preserve">504행 하나에서 승인 개체와 근거 개체가 속성을 갖추고 supportedBy로 이어진다. 댐과의 관계(concernsDam)와 운영행위(OPR:504:1)는 이후 단계에서 만든다.</w:t>
+        <w:t xml:space="preserve">과정 1~5의 결과물은 파일 3개(Entity 표, 속성 표, 출처 표)이다. 이 중 Entity 표와 속성 표의 줄들이 단계 7에서 Neo4j 노드 하나로 합쳐진다. Entity 표의 한 줄이 노드와 그 Class를, 속성 표의 줄들이 노드의 속성을 이룬다. 출처 표는 노드의 ID로 원본 행을 찾는 색인으로 남는다.</w:t>
+      </w:r>
+    </w:p>
+    <w:p>
+      <w:pPr>
+        <w:keepNext/>
+        <w:spacing w:before="60" w:after="40"/>
+        <w:jc w:val="center"/>
+      </w:pPr>
+      <w:r>
+        <w:drawing>
+          <wp:inline distT="0" distB="0" distL="0" distR="0">
+            <wp:extent cx="6141720" cy="2822266"/>
+            <wp:docPr id="4" name="step3_doc_f6" descr="step3_doc_f6"/>
+            <wp:cNvGraphicFramePr>
+              <a:graphicFrameLocks xmlns:a="http://schemas.openxmlformats.org/drawingml/2006/main" noChangeAspect="1"/>
+            </wp:cNvGraphicFramePr>
+            <a:graphic xmlns:a="http://schemas.openxmlformats.org/drawingml/2006/main">
+              <a:graphicData uri="http://schemas.openxmlformats.org/drawingml/2006/picture">
+                <pic:pic xmlns:pic="http://schemas.openxmlformats.org/drawingml/2006/picture">
+                  <pic:nvPicPr>
+                    <pic:cNvPr id="4" name="step3_doc_f6"/>
+                    <pic:cNvPicPr/>
+                  </pic:nvPicPr>
+                  <pic:blipFill>
+                    <a:blip r:embed="rIdImg4"/>
+                    <a:stretch>
+                      <a:fillRect/>
+                    </a:stretch>
+                  </pic:blipFill>
+                  <pic:spPr>
+                    <a:xfrm>
+                      <a:off x="0" y="0"/>
+                      <a:ext cx="6141720" cy="2822266"/>
+                    </a:xfrm>
+                    <a:prstGeom prst="rect">
+                      <a:avLst/>
+                    </a:prstGeom>
+                  </pic:spPr>
+                </pic:pic>
+              </a:graphicData>
+            </a:graphic>
+          </wp:inline>
+        </w:drawing>
+      </w:r>
+    </w:p>
+    <w:p>
+      <w:pPr>
+        <w:spacing w:before="0" w:after="120"/>
+        <w:jc w:val="center"/>
+        <w:rPr>
+          <w:lang w:eastAsia="ko-KR"/>
+        </w:rPr>
+      </w:pPr>
+      <w:r>
+        <w:rPr>
+          <w:color w:val="505050"/>
+          <w:sz w:val="18"/>
+          <w:szCs w:val="18"/>
+          <w:lang w:eastAsia="ko-KR"/>
+        </w:rPr>
+        <w:t xml:space="preserve">그림 6. 결과 파일 3개의 한 줄과 Neo4j 노드의 대응 (APR:504)</w:t>
       </w:r>
     </w:p>
     <w:p>
@@ -2621,7 +4213,7 @@
         <w:drawing>
           <wp:inline distT="0" distB="0" distL="0" distR="0">
             <wp:extent cx="6141720" cy="3035764"/>
-            <wp:docPr id="4" name="step3_doc_f4" descr="step3_doc_f4"/>
+            <wp:docPr id="5" name="step3_doc_f4" descr="step3_doc_f4"/>
             <wp:cNvGraphicFramePr>
               <a:graphicFrameLocks xmlns:a="http://schemas.openxmlformats.org/drawingml/2006/main" noChangeAspect="1"/>
             </wp:cNvGraphicFramePr>
@@ -2629,11 +4221,11 @@
               <a:graphicData uri="http://schemas.openxmlformats.org/drawingml/2006/picture">
                 <pic:pic xmlns:pic="http://schemas.openxmlformats.org/drawingml/2006/picture">
                   <pic:nvPicPr>
-                    <pic:cNvPr id="4" name="step3_doc_f4"/>
+                    <pic:cNvPr id="5" name="step3_doc_f4"/>
                     <pic:cNvPicPr/>
                   </pic:nvPicPr>
                   <pic:blipFill>
-                    <a:blip r:embed="rIdImg4"/>
+                    <a:blip r:embed="rIdImg5"/>
                     <a:stretch>
                       <a:fillRect/>
                     </a:stretch>
@@ -2669,7 +4261,7 @@
           <w:szCs w:val="18"/>
           <w:lang w:eastAsia="ko-KR"/>
         </w:rPr>
-        <w:t xml:space="preserve">그림 4. 504행 하나에서 만들어진 그래프 조각</w:t>
+        <w:t xml:space="preserve">그림 4. 504행 하나에서 만들어진 그래프 조각 (실선 = 단계 3, 점선 = 이후 단계)</w:t>
       </w:r>
     </w:p>
     <w:p>
@@ -2683,7 +4275,7 @@
         <w:rPr>
           <w:lang w:eastAsia="ko-KR"/>
         </w:rPr>
-        <w:t xml:space="preserve">2.3 댐 표와 측정 표</w:t>
+        <w:t xml:space="preserve">3.3 댐 표와 측정 표</w:t>
       </w:r>
     </w:p>
     <w:p>
@@ -2709,7 +4301,7 @@
           <w:szCs w:val="20"/>
           <w:lang w:eastAsia="ko-KR"/>
         </w:rPr>
-        <w:t xml:space="preserve">댐 한 개가 한 행인 기본 정보 표는 따로 없고, K-water 일자료(kwater_mywater_period_daily_long.csv.gz)의 측정 행마다 댐 코드(DAM_CD)와 댐 유형이 반복해서 붙어 있다. 틀 "DAM:" + {DAM_CD}로 식별자를 만들면 같은 댐의 여러 행이 같은 ID로 모이므로, 이를 하나의 Dam 인스턴스로 기록한다. 댐 유형 열은 damType 속성으로 옮기고, damName에는 표준 댐명을 넣는다. 이 Dam 개체는 단계 5에서 승인(concernsDam)과 측정 상태(hasHydrometeorologicalState)가 모이는 중심이 된다.</w:t>
+        <w:t xml:space="preserve">댐 한 개가 한 행인 기본 정보 표는 따로 없고, K-water 일자료(kwater_mywater_period_daily_long.csv.gz)의 측정 행마다 댐 코드(DAM_CD)와 댐 유형이 반복해서 붙어 있다. 틀 "DAM:" + {DAM_CD}로 식별자를 만들면 같은 댐의 여러 행이 같은 ID로 모이므로, 이를 하나의 Dam Entity로 기록한다. 댐 유형 열은 damType으로 옮기고, damName에는 표준 댐명을 넣는다. 이 Dam Entity가 단계 5에서 승인(concernsDam)과 측정 상태(hasHydrometeorologicalState)가 모이는 중심이 된다.</w:t>
       </w:r>
     </w:p>
     <w:tbl>
@@ -2725,18 +4317,141 @@
           <w:insideV w:val="single" w:sz="5" w:space="0" w:color="A6A6A6"/>
         </w:tblBorders>
         <w:tblLayout w:type="fixed"/>
+        <w:tblLook w:val="04A0" w:firstRow="1" w:lastRow="0" w:firstColumn="1" w:lastColumn="0" w:noHBand="0" w:noVBand="1"/>
       </w:tblPr>
       <w:tblGrid>
-        <w:gridCol w:w="9972"/>
+        <w:gridCol w:w="1900"/>
+        <w:gridCol w:w="2000"/>
+        <w:gridCol w:w="4872"/>
+        <w:gridCol w:w="1200"/>
       </w:tblGrid>
       <w:tr>
         <w:trPr>
+          <w:cantSplit/>
+          <w:tblHeader/>
           <w:jc w:val="center"/>
         </w:trPr>
         <w:tc>
           <w:tcPr>
-            <w:tcW w:w="9972" w:type="dxa"/>
-            <w:shd w:val="clear" w:color="auto" w:fill="F7F7F7"/>
+            <w:tcW w:w="1900" w:type="dxa"/>
+            <w:shd w:val="clear" w:color="auto" w:fill="D9EAF7"/>
+            <w:tcMar>
+              <w:top w:w="80" w:type="dxa"/>
+              <w:left w:w="110" w:type="dxa"/>
+              <w:bottom w:w="80" w:type="dxa"/>
+              <w:right w:w="110" w:type="dxa"/>
+            </w:tcMar>
+            <w:vAlign w:val="center"/>
+          </w:tcPr>
+          <w:p>
+            <w:pPr>
+              <w:spacing w:after="20" w:line="252" w:lineRule="auto"/>
+              <w:jc w:val="center"/>
+            </w:pPr>
+            <w:r>
+              <w:rPr>
+                <w:b/>
+                <w:sz w:val="18"/>
+                <w:szCs w:val="18"/>
+                <w:lang w:eastAsia="ko-KR"/>
+              </w:rPr>
+              <w:t xml:space="preserve">Entity ID</w:t>
+            </w:r>
+          </w:p>
+        </w:tc>
+        <w:tc>
+          <w:tcPr>
+            <w:tcW w:w="2000" w:type="dxa"/>
+            <w:shd w:val="clear" w:color="auto" w:fill="D9EAF7"/>
+            <w:tcMar>
+              <w:top w:w="80" w:type="dxa"/>
+              <w:left w:w="110" w:type="dxa"/>
+              <w:bottom w:w="80" w:type="dxa"/>
+              <w:right w:w="110" w:type="dxa"/>
+            </w:tcMar>
+            <w:vAlign w:val="center"/>
+          </w:tcPr>
+          <w:p>
+            <w:pPr>
+              <w:spacing w:after="20" w:line="252" w:lineRule="auto"/>
+              <w:jc w:val="center"/>
+            </w:pPr>
+            <w:r>
+              <w:rPr>
+                <w:b/>
+                <w:sz w:val="18"/>
+                <w:szCs w:val="18"/>
+                <w:lang w:eastAsia="ko-KR"/>
+              </w:rPr>
+              <w:t xml:space="preserve">속성</w:t>
+            </w:r>
+          </w:p>
+        </w:tc>
+        <w:tc>
+          <w:tcPr>
+            <w:tcW w:w="4872" w:type="dxa"/>
+            <w:shd w:val="clear" w:color="auto" w:fill="D9EAF7"/>
+            <w:tcMar>
+              <w:top w:w="80" w:type="dxa"/>
+              <w:left w:w="110" w:type="dxa"/>
+              <w:bottom w:w="80" w:type="dxa"/>
+              <w:right w:w="110" w:type="dxa"/>
+            </w:tcMar>
+            <w:vAlign w:val="center"/>
+          </w:tcPr>
+          <w:p>
+            <w:pPr>
+              <w:spacing w:after="20" w:line="252" w:lineRule="auto"/>
+              <w:jc w:val="center"/>
+            </w:pPr>
+            <w:r>
+              <w:rPr>
+                <w:b/>
+                <w:sz w:val="18"/>
+                <w:szCs w:val="18"/>
+                <w:lang w:eastAsia="ko-KR"/>
+              </w:rPr>
+              <w:t xml:space="preserve">값</w:t>
+            </w:r>
+          </w:p>
+        </w:tc>
+        <w:tc>
+          <w:tcPr>
+            <w:tcW w:w="1200" w:type="dxa"/>
+            <w:shd w:val="clear" w:color="auto" w:fill="D9EAF7"/>
+            <w:tcMar>
+              <w:top w:w="80" w:type="dxa"/>
+              <w:left w:w="110" w:type="dxa"/>
+              <w:bottom w:w="80" w:type="dxa"/>
+              <w:right w:w="110" w:type="dxa"/>
+            </w:tcMar>
+            <w:vAlign w:val="center"/>
+          </w:tcPr>
+          <w:p>
+            <w:pPr>
+              <w:spacing w:after="20" w:line="252" w:lineRule="auto"/>
+              <w:jc w:val="center"/>
+            </w:pPr>
+            <w:r>
+              <w:rPr>
+                <w:b/>
+                <w:sz w:val="18"/>
+                <w:szCs w:val="18"/>
+                <w:lang w:eastAsia="ko-KR"/>
+              </w:rPr>
+              <w:t xml:space="preserve">자료형</w:t>
+            </w:r>
+          </w:p>
+        </w:tc>
+      </w:tr>
+      <w:tr>
+        <w:trPr>
+          <w:cantSplit/>
+          <w:jc w:val="center"/>
+        </w:trPr>
+        <w:tc>
+          <w:tcPr>
+            <w:tcW w:w="1900" w:type="dxa"/>
             <w:tcMar>
               <w:top w:w="80" w:type="dxa"/>
               <w:left w:w="110" w:type="dxa"/>
@@ -2751,40 +4466,192 @@
             </w:pPr>
             <w:r>
               <w:rPr>
-                <w:rFonts w:ascii="Consolas" w:hAnsi="Consolas" w:cs="Consolas" w:eastAsia="맑은 고딕"/>
-                <w:sz w:val="17"/>
-                <w:szCs w:val="17"/>
+                <w:sz w:val="18"/>
+                <w:szCs w:val="18"/>
                 <w:lang w:eastAsia="ko-KR"/>
               </w:rPr>
-              <w:t xml:space="preserve">DAM:1003110, Dam, 충주댐</w:t>
+              <w:t xml:space="preserve">DAM:1003110</w:t>
             </w:r>
           </w:p>
+        </w:tc>
+        <w:tc>
+          <w:tcPr>
+            <w:tcW w:w="2000" w:type="dxa"/>
+            <w:tcMar>
+              <w:top w:w="80" w:type="dxa"/>
+              <w:left w:w="110" w:type="dxa"/>
+              <w:bottom w:w="80" w:type="dxa"/>
+              <w:right w:w="110" w:type="dxa"/>
+            </w:tcMar>
+            <w:vAlign w:val="center"/>
+          </w:tcPr>
           <w:p>
             <w:pPr>
               <w:spacing w:after="20" w:line="252" w:lineRule="auto"/>
             </w:pPr>
             <w:r>
               <w:rPr>
-                <w:rFonts w:ascii="Consolas" w:hAnsi="Consolas" w:cs="Consolas" w:eastAsia="맑은 고딕"/>
-                <w:sz w:val="17"/>
-                <w:szCs w:val="17"/>
+                <w:sz w:val="18"/>
+                <w:szCs w:val="18"/>
                 <w:lang w:eastAsia="ko-KR"/>
               </w:rPr>
-              <w:t xml:space="preserve">DAM:1003110, damName, 충주댐,   string</w:t>
+              <w:t xml:space="preserve">damName</w:t>
             </w:r>
           </w:p>
+        </w:tc>
+        <w:tc>
+          <w:tcPr>
+            <w:tcW w:w="4872" w:type="dxa"/>
+            <w:tcMar>
+              <w:top w:w="80" w:type="dxa"/>
+              <w:left w:w="110" w:type="dxa"/>
+              <w:bottom w:w="80" w:type="dxa"/>
+              <w:right w:w="110" w:type="dxa"/>
+            </w:tcMar>
+            <w:vAlign w:val="center"/>
+          </w:tcPr>
           <w:p>
             <w:pPr>
               <w:spacing w:after="20" w:line="252" w:lineRule="auto"/>
             </w:pPr>
             <w:r>
               <w:rPr>
-                <w:rFonts w:ascii="Consolas" w:hAnsi="Consolas" w:cs="Consolas" w:eastAsia="맑은 고딕"/>
-                <w:sz w:val="17"/>
-                <w:szCs w:val="17"/>
+                <w:sz w:val="18"/>
+                <w:szCs w:val="18"/>
                 <w:lang w:eastAsia="ko-KR"/>
               </w:rPr>
-              <w:t xml:space="preserve">DAM:1003110, damType, 다목적댐, string</w:t>
+              <w:t xml:space="preserve">충주댐</w:t>
+            </w:r>
+          </w:p>
+        </w:tc>
+        <w:tc>
+          <w:tcPr>
+            <w:tcW w:w="1200" w:type="dxa"/>
+            <w:tcMar>
+              <w:top w:w="80" w:type="dxa"/>
+              <w:left w:w="110" w:type="dxa"/>
+              <w:bottom w:w="80" w:type="dxa"/>
+              <w:right w:w="110" w:type="dxa"/>
+            </w:tcMar>
+            <w:vAlign w:val="center"/>
+          </w:tcPr>
+          <w:p>
+            <w:pPr>
+              <w:spacing w:after="20" w:line="252" w:lineRule="auto"/>
+            </w:pPr>
+            <w:r>
+              <w:rPr>
+                <w:sz w:val="18"/>
+                <w:szCs w:val="18"/>
+                <w:lang w:eastAsia="ko-KR"/>
+              </w:rPr>
+              <w:t xml:space="preserve">string</w:t>
+            </w:r>
+          </w:p>
+        </w:tc>
+      </w:tr>
+      <w:tr>
+        <w:trPr>
+          <w:cantSplit/>
+          <w:jc w:val="center"/>
+        </w:trPr>
+        <w:tc>
+          <w:tcPr>
+            <w:tcW w:w="1900" w:type="dxa"/>
+            <w:tcMar>
+              <w:top w:w="80" w:type="dxa"/>
+              <w:left w:w="110" w:type="dxa"/>
+              <w:bottom w:w="80" w:type="dxa"/>
+              <w:right w:w="110" w:type="dxa"/>
+            </w:tcMar>
+            <w:vAlign w:val="center"/>
+          </w:tcPr>
+          <w:p>
+            <w:pPr>
+              <w:spacing w:after="20" w:line="252" w:lineRule="auto"/>
+            </w:pPr>
+            <w:r>
+              <w:rPr>
+                <w:sz w:val="18"/>
+                <w:szCs w:val="18"/>
+                <w:lang w:eastAsia="ko-KR"/>
+              </w:rPr>
+              <w:t xml:space="preserve">DAM:1003110</w:t>
+            </w:r>
+          </w:p>
+        </w:tc>
+        <w:tc>
+          <w:tcPr>
+            <w:tcW w:w="2000" w:type="dxa"/>
+            <w:tcMar>
+              <w:top w:w="80" w:type="dxa"/>
+              <w:left w:w="110" w:type="dxa"/>
+              <w:bottom w:w="80" w:type="dxa"/>
+              <w:right w:w="110" w:type="dxa"/>
+            </w:tcMar>
+            <w:vAlign w:val="center"/>
+          </w:tcPr>
+          <w:p>
+            <w:pPr>
+              <w:spacing w:after="20" w:line="252" w:lineRule="auto"/>
+            </w:pPr>
+            <w:r>
+              <w:rPr>
+                <w:sz w:val="18"/>
+                <w:szCs w:val="18"/>
+                <w:lang w:eastAsia="ko-KR"/>
+              </w:rPr>
+              <w:t xml:space="preserve">damType</w:t>
+            </w:r>
+          </w:p>
+        </w:tc>
+        <w:tc>
+          <w:tcPr>
+            <w:tcW w:w="4872" w:type="dxa"/>
+            <w:tcMar>
+              <w:top w:w="80" w:type="dxa"/>
+              <w:left w:w="110" w:type="dxa"/>
+              <w:bottom w:w="80" w:type="dxa"/>
+              <w:right w:w="110" w:type="dxa"/>
+            </w:tcMar>
+            <w:vAlign w:val="center"/>
+          </w:tcPr>
+          <w:p>
+            <w:pPr>
+              <w:spacing w:after="20" w:line="252" w:lineRule="auto"/>
+            </w:pPr>
+            <w:r>
+              <w:rPr>
+                <w:sz w:val="18"/>
+                <w:szCs w:val="18"/>
+                <w:lang w:eastAsia="ko-KR"/>
+              </w:rPr>
+              <w:t xml:space="preserve">다목적댐</w:t>
+            </w:r>
+          </w:p>
+        </w:tc>
+        <w:tc>
+          <w:tcPr>
+            <w:tcW w:w="1200" w:type="dxa"/>
+            <w:tcMar>
+              <w:top w:w="80" w:type="dxa"/>
+              <w:left w:w="110" w:type="dxa"/>
+              <w:bottom w:w="80" w:type="dxa"/>
+              <w:right w:w="110" w:type="dxa"/>
+            </w:tcMar>
+            <w:vAlign w:val="center"/>
+          </w:tcPr>
+          <w:p>
+            <w:pPr>
+              <w:spacing w:after="20" w:line="252" w:lineRule="auto"/>
+            </w:pPr>
+            <w:r>
+              <w:rPr>
+                <w:sz w:val="18"/>
+                <w:szCs w:val="18"/>
+                <w:lang w:eastAsia="ko-KR"/>
+              </w:rPr>
+              <w:t xml:space="preserve">string</w:t>
             </w:r>
           </w:p>
         </w:tc>
@@ -2821,7 +4688,7 @@
           <w:szCs w:val="20"/>
           <w:lang w:eastAsia="ko-KR"/>
         </w:rPr>
-        <w:t xml:space="preserve">K-water 시간자료는 한 행이 (댐 코드, 시각)이고 변수 6개(수위, 저수량, 강우량, 유입량, 총방류량, 저수율)가 열로 펼쳐진 넓은 형태이다(553,609행). 행의 키(DAM_CD)와 열 머리(변수명)를 함께 틀에 넣어 HMS:1003110:수위처럼 (댐, 변수)마다 개체를 만든다(댐 4 × 변수 6 = 24개). 시각별 값은 KG에 넣지 않고 측정 저장소에 두며, 질문이 오면 (댐 코드, 시각)으로 조회한다. 같은 방식으로 댐마다 측정자료 근거 개체 EVI:KW:{DAM_CD}(4개)를 만든다.</w:t>
+        <w:t xml:space="preserve">K-water 시간자료는 한 행이 (댐 코드, 시각)이고 변수 6개(수위, 저수량, 강우량, 유입량, 총방류량, 저수율)가 열로 펼쳐진 넓은 형태이며 553,609행이다. 행마다 Entity를 만들면 55만 개가 되지만, KG에 필요한 것은 "어느 댐에 어떤 측정 변수가 있는가"이다. 그래서 키가 들어 있는 두 곳, 즉 키 열(DAM_CD)과 열 머리(변수명)를 틀에 넣어 HMS:1003110:수위처럼 (댐, 변수)마다 Entity를 만든다(댐 4 × 변수 6 = 24개). 시각별 값은 KG에 넣지 않고 측정 저장소에 두며, 질문이 오면 (댐 코드, 시각)으로 조회한다. 같은 자료에서 댐마다 측정자료 근거 Entity EVI:KW:{DAM_CD}를 만들고 HMS와 supportedBy로 잇는다.</w:t>
       </w:r>
     </w:p>
     <w:p>
@@ -2834,7 +4701,7 @@
         <w:drawing>
           <wp:inline distT="0" distB="0" distL="0" distR="0">
             <wp:extent cx="6141720" cy="2061863"/>
-            <wp:docPr id="5" name="step3_doc_f5" descr="step3_doc_f5"/>
+            <wp:docPr id="6" name="step3_doc_f5" descr="step3_doc_f5"/>
             <wp:cNvGraphicFramePr>
               <a:graphicFrameLocks xmlns:a="http://schemas.openxmlformats.org/drawingml/2006/main" noChangeAspect="1"/>
             </wp:cNvGraphicFramePr>
@@ -2842,11 +4709,11 @@
               <a:graphicData uri="http://schemas.openxmlformats.org/drawingml/2006/picture">
                 <pic:pic xmlns:pic="http://schemas.openxmlformats.org/drawingml/2006/picture">
                   <pic:nvPicPr>
-                    <pic:cNvPr id="5" name="step3_doc_f5"/>
+                    <pic:cNvPr id="6" name="step3_doc_f5"/>
                     <pic:cNvPicPr/>
                   </pic:nvPicPr>
                   <pic:blipFill>
-                    <a:blip r:embed="rIdImg5"/>
+                    <a:blip r:embed="rIdImg6"/>
                     <a:stretch>
                       <a:fillRect/>
                     </a:stretch>
@@ -2882,7 +4749,7 @@
           <w:szCs w:val="18"/>
           <w:lang w:eastAsia="ko-KR"/>
         </w:rPr>
-        <w:t xml:space="preserve">그림 5. K-water 시간자료 → HMS 개체</w:t>
+        <w:t xml:space="preserve">그림 5. K-water 시간자료 → HMS Entity</w:t>
       </w:r>
     </w:p>
     <w:p>
@@ -2896,58 +4763,7 @@
         <w:rPr>
           <w:lang w:eastAsia="ko-KR"/>
         </w:rPr>
-        <w:t xml:space="preserve">2.4 단계 3의 결과물</w:t>
-      </w:r>
-    </w:p>
-    <w:p>
-      <w:pPr>
-        <w:pStyle w:val="a0"/>
-        <w:spacing w:after="60"/>
-        <w:rPr>
-          <w:lang w:eastAsia="ko-KR"/>
-        </w:rPr>
-      </w:pPr>
-      <w:r>
-        <w:rPr>
-          <w:sz w:val="20"/>
-          <w:szCs w:val="20"/>
-          <w:lang w:eastAsia="ko-KR"/>
-        </w:rPr>
-        <w:t xml:space="preserve">개체 192개: Approval 80, EvidenceSource 84(승인 80 + 측정자료 4), HMS 24, Dam 4</w:t>
-      </w:r>
-    </w:p>
-    <w:p>
-      <w:pPr>
-        <w:pStyle w:val="a0"/>
-        <w:spacing w:after="60"/>
-        <w:rPr>
-          <w:lang w:eastAsia="ko-KR"/>
-        </w:rPr>
-      </w:pPr>
-      <w:r>
-        <w:rPr>
-          <w:sz w:val="20"/>
-          <w:szCs w:val="20"/>
-          <w:lang w:eastAsia="ko-KR"/>
-        </w:rPr>
-        <w:t xml:space="preserve">속성 468개: 승인 160, 근거 252, HMS 48, 댐 8</w:t>
-      </w:r>
-    </w:p>
-    <w:p>
-      <w:pPr>
-        <w:pStyle w:val="a0"/>
-        <w:spacing w:after="60"/>
-        <w:rPr>
-          <w:lang w:eastAsia="ko-KR"/>
-        </w:rPr>
-      </w:pPr>
-      <w:r>
-        <w:rPr>
-          <w:sz w:val="20"/>
-          <w:szCs w:val="20"/>
-          <w:lang w:eastAsia="ko-KR"/>
-        </w:rPr>
-        <w:t xml:space="preserve">개체마다 출처 기록 1줄</w:t>
+        <w:t xml:space="preserve">3.4 단계 3이 끝난 상태</w:t>
       </w:r>
     </w:p>
     <w:p>
@@ -2963,22 +4779,68 @@
           <w:szCs w:val="20"/>
           <w:lang w:eastAsia="ko-KR"/>
         </w:rPr>
-        <w:t xml:space="preserve">이 단계가 끝나면 개체와 속성은 갖춰지지만, 서로 다른 표에서 나온 개체(승인과 댐 등)는 아직 연결되지 않았다. 연결은 단계 5에서 다룬다.</w:t>
+        <w:t xml:space="preserve">그림 7은 단계 3이 끝났을 때 충주댐에 관련된 Entity를 만든 자료별로 모은 것이다. Entity와 속성은 갖춰졌고, 같은 행·같은 자료에서 함께 만든 근거만 supportedBy로 이어져 있다. 승인과 댐, 댐과 측정 상태처럼 서로 다른 자료에서 나온 Entity는 아직 이어지지 않았으며, 이것을 단계 5에서 잇는다.</w:t>
       </w:r>
     </w:p>
     <w:p>
       <w:pPr>
-        <w:pStyle w:val="1"/>
-        <w:pageBreakBefore/>
+        <w:keepNext/>
+        <w:spacing w:before="60" w:after="40"/>
+        <w:jc w:val="center"/>
+      </w:pPr>
+      <w:r>
+        <w:drawing>
+          <wp:inline distT="0" distB="0" distL="0" distR="0">
+            <wp:extent cx="6141720" cy="3547574"/>
+            <wp:docPr id="7" name="step3_doc_f7" descr="step3_doc_f7"/>
+            <wp:cNvGraphicFramePr>
+              <a:graphicFrameLocks xmlns:a="http://schemas.openxmlformats.org/drawingml/2006/main" noChangeAspect="1"/>
+            </wp:cNvGraphicFramePr>
+            <a:graphic xmlns:a="http://schemas.openxmlformats.org/drawingml/2006/main">
+              <a:graphicData uri="http://schemas.openxmlformats.org/drawingml/2006/picture">
+                <pic:pic xmlns:pic="http://schemas.openxmlformats.org/drawingml/2006/picture">
+                  <pic:nvPicPr>
+                    <pic:cNvPr id="7" name="step3_doc_f7"/>
+                    <pic:cNvPicPr/>
+                  </pic:nvPicPr>
+                  <pic:blipFill>
+                    <a:blip r:embed="rIdImg7"/>
+                    <a:stretch>
+                      <a:fillRect/>
+                    </a:stretch>
+                  </pic:blipFill>
+                  <pic:spPr>
+                    <a:xfrm>
+                      <a:off x="0" y="0"/>
+                      <a:ext cx="6141720" cy="3547574"/>
+                    </a:xfrm>
+                    <a:prstGeom prst="rect">
+                      <a:avLst/>
+                    </a:prstGeom>
+                  </pic:spPr>
+                </pic:pic>
+              </a:graphicData>
+            </a:graphic>
+          </wp:inline>
+        </w:drawing>
+      </w:r>
+    </w:p>
+    <w:p>
+      <w:pPr>
+        <w:spacing w:before="0" w:after="120"/>
+        <w:jc w:val="center"/>
         <w:rPr>
           <w:lang w:eastAsia="ko-KR"/>
         </w:rPr>
       </w:pPr>
       <w:r>
         <w:rPr>
+          <w:color w:val="505050"/>
+          <w:sz w:val="18"/>
+          <w:szCs w:val="18"/>
           <w:lang w:eastAsia="ko-KR"/>
         </w:rPr>
-        <w:t xml:space="preserve">3. 데이터 구조에 맞춘 응용</w:t>
+        <w:t xml:space="preserve">그림 7. 단계 3이 끝난 상태 — 충주댐의 Entity</w:t>
       </w:r>
     </w:p>
     <w:p>
@@ -2994,137 +4856,7 @@
           <w:szCs w:val="20"/>
           <w:lang w:eastAsia="ko-KR"/>
         </w:rPr>
-        <w:t xml:space="preserve">원리는 그대로 두고, 우리 자료의 구조가 OntoDSMS의 DB와 달라서 구현 방식을 바꾼 부분이다.</w:t>
-      </w:r>
-    </w:p>
-    <w:p>
-      <w:pPr>
-        <w:spacing w:before="60" w:after="100"/>
-        <w:rPr>
-          <w:lang w:eastAsia="ko-KR"/>
-        </w:rPr>
-      </w:pPr>
-      <w:r>
-        <w:rPr>
-          <w:b/>
-          <w:color w:val="1F4E79"/>
-          <w:sz w:val="20"/>
-          <w:szCs w:val="20"/>
-          <w:lang w:eastAsia="ko-KR"/>
-        </w:rPr>
-        <w:t xml:space="preserve">응용 1. 원본이 DB가 아니라 파일 → 값을 옮기고 출처를 기록  </w:t>
-      </w:r>
-      <w:r>
-        <w:rPr>
-          <w:sz w:val="20"/>
-          <w:szCs w:val="20"/>
-          <w:lang w:eastAsia="ko-KR"/>
-        </w:rPr>
-        <w:t xml:space="preserve">OntoDSMS의 원본은 MySQL DB였고, D2RQ는 원본 DB를 그대로 둔 채 질의할 때마다 매핑을 거쳐 읽는다(가상 그래프). 우리 원본은 공공데이터 포털과 K-water에서 내려받은 CSV·JSON 파일이라 질의를 받을 수 있는 DB가 아니다. 그래서 매핑한 값을 그래프 DB(Neo4j)로 옮겼다. 값을 옮기면 KG의 값과 원본 행의 연결이 끊기므로 과정 4(근거 개체)와 과정 5(출처 기록)를 추가했다. 같은 이유로 매핑 규칙은 별도 매핑 파일 대신 변환 코드에 적고, 각 개체에 규칙 ID를 남겼다. 열이 몇 개뿐이라 자동 생성 후 수정하는 단계 없이 처음부터 사람이 대응을 정했다.</w:t>
-      </w:r>
-    </w:p>
-    <w:p>
-      <w:pPr>
-        <w:spacing w:before="60" w:after="100"/>
-        <w:rPr>
-          <w:lang w:eastAsia="ko-KR"/>
-        </w:rPr>
-      </w:pPr>
-      <w:r>
-        <w:rPr>
-          <w:b/>
-          <w:color w:val="1F4E79"/>
-          <w:sz w:val="20"/>
-          <w:szCs w:val="20"/>
-          <w:lang w:eastAsia="ko-KR"/>
-        </w:rPr>
-        <w:t xml:space="preserve">응용 2. 승인 시각 열에 날짜만 있음 → 날짜형으로  </w:t>
-      </w:r>
-      <w:r>
-        <w:rPr>
-          <w:sz w:val="20"/>
-          <w:szCs w:val="20"/>
-          <w:lang w:eastAsia="ko-KR"/>
-        </w:rPr>
-        <w:t xml:space="preserve">열 이름은 승인년월일시분이지만 원본 값은 모두 날짜뿐이다. 없는 시각을 만들어 넣지 않고 값의 실제 형태대로 date로 저장했고, 이 사실을 출처 기록의 메모로 남겼다.</w:t>
-      </w:r>
-    </w:p>
-    <w:p>
-      <w:pPr>
-        <w:spacing w:before="60" w:after="100"/>
-        <w:rPr>
-          <w:lang w:eastAsia="ko-KR"/>
-        </w:rPr>
-      </w:pPr>
-      <w:r>
-        <w:rPr>
-          <w:b/>
-          <w:color w:val="1F4E79"/>
-          <w:sz w:val="20"/>
-          <w:szCs w:val="20"/>
-          <w:lang w:eastAsia="ko-KR"/>
-        </w:rPr>
-        <w:t xml:space="preserve">응용 3. 댐 기본 정보 표가 없음 → 같은 키의 여러 행을 하나의 인스턴스로  </w:t>
-      </w:r>
-      <w:r>
-        <w:rPr>
-          <w:sz w:val="20"/>
-          <w:szCs w:val="20"/>
-          <w:lang w:eastAsia="ko-KR"/>
-        </w:rPr>
-        <w:t xml:space="preserve">원리 2는 행 하나가 인스턴스 하나이지만, 우리 자료에서 댐 정보는 측정 행마다 반복될 뿐이다. 식별자가 키 값에서 결정되므로(원리 1) 같은 DAM_CD의 행들은 같은 ID로 모이고, 이를 하나의 Dam 인스턴스로 기록했다.</w:t>
-      </w:r>
-    </w:p>
-    <w:p>
-      <w:pPr>
-        <w:spacing w:before="60" w:after="100"/>
-        <w:rPr>
-          <w:lang w:eastAsia="ko-KR"/>
-        </w:rPr>
-      </w:pPr>
-      <w:r>
-        <w:rPr>
-          <w:b/>
-          <w:color w:val="1F4E79"/>
-          <w:sz w:val="20"/>
-          <w:szCs w:val="20"/>
-          <w:lang w:eastAsia="ko-KR"/>
-        </w:rPr>
-        <w:t xml:space="preserve">응용 4. 넓은 형태의 측정 표, 55만 행 → (키 열, 열 머리)로 개체  </w:t>
-      </w:r>
-      <w:r>
-        <w:rPr>
-          <w:sz w:val="20"/>
-          <w:szCs w:val="20"/>
-          <w:lang w:eastAsia="ko-KR"/>
-        </w:rPr>
-        <w:t xml:space="preserve">원리를 그대로 적용하면 시간자료의 각 행이 인스턴스가 되어 553,609개의 노드가 속성 6개씩을 갖는다. KG에 필요한 것은 "어느 댐에 어떤 측정 변수가 있는가"라는 구조이고, 시각별 값은 측정 저장소에서 시각으로 찾으면 된다. 그래서 키가 들어 있는 두 곳(키 열 DAM_CD와 열 머리 변수명)을 식별자 틀에 넣었다. 원리 1을 넓은 표에 맞게 적용한 것이다.</w:t>
-      </w:r>
-    </w:p>
-    <w:p>
-      <w:pPr>
-        <w:spacing w:before="60" w:after="100"/>
-        <w:rPr>
-          <w:lang w:eastAsia="ko-KR"/>
-        </w:rPr>
-      </w:pPr>
-      <w:r>
-        <w:rPr>
-          <w:b/>
-          <w:color w:val="1F4E79"/>
-          <w:sz w:val="20"/>
-          <w:szCs w:val="20"/>
-          <w:lang w:eastAsia="ko-KR"/>
-        </w:rPr>
-        <w:t xml:space="preserve">응용 5. 다른 개체를 가리키는 열 → 속성이 아니라 관계로  </w:t>
-      </w:r>
-      <w:r>
-        <w:rPr>
-          <w:sz w:val="20"/>
-          <w:szCs w:val="20"/>
-          <w:lang w:eastAsia="ko-KR"/>
-        </w:rPr>
-        <w:t xml:space="preserve">승인 표의 관측소코드 값은 K-water의 댐 코드와 같다. 이 값을 문자열 속성으로 두지 않고 단계 5에서 Dam 개체를 찾아 concernsDam 관계로 잇는 데 썼다. 그래서 "충주댐의 승인"을 문자열 비교가 아니라 관계를 따라가서 찾는다. D2RQ 규격에도 이런 열을 다른 클래스로 잇는 선언(refersToClassMap, join)이 있는 것으로 알려져 있으나, 원문은 아직 확인하지 못했다.</w:t>
+        <w:t xml:space="preserve">4개 댐 전체로는 Approval 80, EvidenceSource 84(승인자료 80, 측정자료 4), HMS 24, Dam 4로 Entity 192개, 속성 468개이다.</w:t>
       </w:r>
     </w:p>
     <w:p>
@@ -3165,7 +4897,7 @@
           <w:szCs w:val="20"/>
           <w:lang w:eastAsia="ko-KR"/>
         </w:rPr>
-        <w:t xml:space="preserve">방류시작시간, 접수방류량, 비고를 문자열 하나로 저장하고, 접수일자 열은 어느 속성에도 들어가지 않았다. 구축 당시 주어진 온톨로지에서 Approval의 속성은 approvalTime과 approvalContent 두 개뿐이었고, 온톨로지는 수정하지 않는다는 전제로 매핑했기 때문이다. 즉 데이터 구조가 아니라 온톨로지의 속성 정의가 합치게 만든 것이다. 세 열은 원본에서 이미 나뉘어 있고 형태(시각, 숫자, 문장)도 분명하므로, 원리 3대로라면 속성도 따로여야 한다. 합친 결과 "접수방류량 2000㎥/s 이상인 승인", "승인일과 방류 시작의 시간 차" 같은 조건 질의를 할 수 없다.</w:t>
+        <w:t xml:space="preserve">방류시작시간, 접수방류량, 비고를 문자열 하나로 저장하고, 접수일자 열은 어느 속성에도 들어가지 않았다. 구축 당시 주어진 온톨로지에서 Approval의 Data Property는 approvalTime과 approvalContent 두 개뿐이었고, 온톨로지는 수정하지 않는다는 전제로 매핑했기 때문이다. 세 열은 원본에서 이미 나뉘어 있고 형태(시각, 숫자, 문장)도 분명하므로 원리 3대로라면 속성도 따로여야 한다. 합친 결과 "접수방류량 2000㎥/s 이상인 승인", "승인일과 방류 시작의 시간 차" 같은 조건 질의를 할 수 없다.</w:t>
       </w:r>
     </w:p>
     <w:p>
@@ -3182,7 +4914,7 @@
           <w:szCs w:val="20"/>
           <w:lang w:eastAsia="ko-KR"/>
         </w:rPr>
-        <w:t xml:space="preserve">선택지 ① Approval 속성 추가: dischargeStartTime(datetime), requestedDischarge(decimal, ㎥/s), remark(string), 필요하면 receiptDate(date). 추가하면 KG 재생성, 검증, Cypher 내보내기를 다시 한다.</w:t>
+        <w:t xml:space="preserve">선택지 ① Approval에 Data Property 추가: dischargeStartTime(datetime), requestedDischarge(decimal, ㎥/s), remark(string), 필요하면 receiptDate(date).</w:t>
       </w:r>
     </w:p>
     <w:p>
@@ -3234,7 +4966,7 @@
           <w:szCs w:val="20"/>
           <w:lang w:eastAsia="ko-KR"/>
         </w:rPr>
-        <w:t xml:space="preserve">2. ID 접두어 표기 (10/19 질문: AP와 APR)  </w:t>
+        <w:t xml:space="preserve">2. ID 접두어 표기 (10/19 질문: AP와 APR이 같은 것 아닌가, 달라서 연결이 안 되지 않나)  </w:t>
       </w:r>
       <w:r>
         <w:rPr>
@@ -3242,7 +4974,68 @@
           <w:szCs w:val="20"/>
           <w:lang w:eastAsia="ko-KR"/>
         </w:rPr>
-        <w:t xml:space="preserve">APR:504와 EVI:AP:504는 같은 행에서 나온 서로 다른 클래스의 개체(승인, 근거)이다. 접두어는 클래스를, 숫자는 같은 원본 행을 나타낸다. 두 개체의 연결은 문자열을 비교해 찾는 것이 아니라, 같은 행을 처리할 때 두 ID를 함께 만들면서 supportedBy 관계로 바로 잇는다(과정 4). 그래서 연결은 된다. 다만 EVI 안의 AP는 출처 종류(승인자료)를 뜻하는데 클래스 접두어 APR과 비슷해 헷갈린다는 지적은 유효하다. 출처 종류 표기를 클래스 접두어와 맞추는 것(EVI:APR:504)과, 현행을 유지하고 ID 규칙을 문서로 정리하는 것 중에서 정한다.</w:t>
+        <w:t xml:space="preserve">504행 하나에서 Entity가 두 개 만들어진다. 승인 자체(APR:504)와 그 승인이 적힌 자료(EVI:AP:504)이다. ID 앞부분은 무엇의 Entity인지를, 뒤의 숫자는 둘 다 원본 504행에서 왔다는 것을 나타낸다. EVI 뒤의 AP는 근거 자료의 출처 종류(승인자료)이며, 측정자료는 KW, 규정은 LAW이다. 두 Entity의 연결은 ID의 글자를 맞춰 보는 방식이 아니라 관계 선으로 된다. 504행을 처리할 때 두 Entity를 함께 만들면서 supportedBy 선을 바로 긋고, "504 승인의 근거"는 이 선을 따라가서 찾는다(그림 8). 다만 사람이 볼 때 AP와 APR이 비슷해 헷갈리므로, 출처 종류 표기를 Class 접두어와 맞출지(EVI:APR:504) 정한다.</w:t>
+      </w:r>
+    </w:p>
+    <w:p>
+      <w:pPr>
+        <w:keepNext/>
+        <w:spacing w:before="60" w:after="40"/>
+        <w:jc w:val="center"/>
+      </w:pPr>
+      <w:r>
+        <w:drawing>
+          <wp:inline distT="0" distB="0" distL="0" distR="0">
+            <wp:extent cx="6141720" cy="3006518"/>
+            <wp:docPr id="8" name="step3_doc_f8" descr="step3_doc_f8"/>
+            <wp:cNvGraphicFramePr>
+              <a:graphicFrameLocks xmlns:a="http://schemas.openxmlformats.org/drawingml/2006/main" noChangeAspect="1"/>
+            </wp:cNvGraphicFramePr>
+            <a:graphic xmlns:a="http://schemas.openxmlformats.org/drawingml/2006/main">
+              <a:graphicData uri="http://schemas.openxmlformats.org/drawingml/2006/picture">
+                <pic:pic xmlns:pic="http://schemas.openxmlformats.org/drawingml/2006/picture">
+                  <pic:nvPicPr>
+                    <pic:cNvPr id="8" name="step3_doc_f8"/>
+                    <pic:cNvPicPr/>
+                  </pic:nvPicPr>
+                  <pic:blipFill>
+                    <a:blip r:embed="rIdImg8"/>
+                    <a:stretch>
+                      <a:fillRect/>
+                    </a:stretch>
+                  </pic:blipFill>
+                  <pic:spPr>
+                    <a:xfrm>
+                      <a:off x="0" y="0"/>
+                      <a:ext cx="6141720" cy="3006518"/>
+                    </a:xfrm>
+                    <a:prstGeom prst="rect">
+                      <a:avLst/>
+                    </a:prstGeom>
+                  </pic:spPr>
+                </pic:pic>
+              </a:graphicData>
+            </a:graphic>
+          </wp:inline>
+        </w:drawing>
+      </w:r>
+    </w:p>
+    <w:p>
+      <w:pPr>
+        <w:spacing w:before="0" w:after="120"/>
+        <w:jc w:val="center"/>
+        <w:rPr>
+          <w:lang w:eastAsia="ko-KR"/>
+        </w:rPr>
+      </w:pPr>
+      <w:r>
+        <w:rPr>
+          <w:color w:val="505050"/>
+          <w:sz w:val="18"/>
+          <w:szCs w:val="18"/>
+          <w:lang w:eastAsia="ko-KR"/>
+        </w:rPr>
+        <w:t xml:space="preserve">그림 8. ID 접두어의 뜻과 연결 방식</w:t>
       </w:r>
     </w:p>
     <w:p>
@@ -3257,26 +5050,7 @@
         <w:rPr>
           <w:lang w:eastAsia="ko-KR"/>
         </w:rPr>
-        <w:t xml:space="preserve">부록 A. 문헌 근거: 벤치마킹한 D2RQ의 매핑 원리</w:t>
-      </w:r>
-    </w:p>
-    <w:p>
-      <w:pPr>
-        <w:keepNext/>
-        <w:spacing w:before="240"/>
-        <w:rPr>
-          <w:lang w:eastAsia="ko-KR"/>
-        </w:rPr>
-      </w:pPr>
-      <w:r>
-        <w:rPr>
-          <w:b/>
-          <w:color w:val="1F4E79"/>
-          <w:sz w:val="25"/>
-          <w:szCs w:val="25"/>
-          <w:lang w:eastAsia="ko-KR"/>
-        </w:rPr>
-        <w:t xml:space="preserve">[변경] 10/16 자료 2.5절 "문헌의 방법"을 대체</w:t>
+        <w:t xml:space="preserve">부록. 문헌 표기와 따르지 않은 부분</w:t>
       </w:r>
     </w:p>
     <w:p>
@@ -3294,7 +5068,7 @@
           <w:szCs w:val="20"/>
           <w:lang w:eastAsia="ko-KR"/>
         </w:rPr>
-        <w:t xml:space="preserve">표기  </w:t>
+        <w:t xml:space="preserve">문헌  </w:t>
       </w:r>
       <w:r>
         <w:rPr>
@@ -3302,275 +5076,7 @@
           <w:szCs w:val="20"/>
           <w:lang w:eastAsia="ko-KR"/>
         </w:rPr>
-        <w:t xml:space="preserve">Zhou, Z. 외 (2023). BIM and ontology-based knowledge management for dam safety monitoring. Automation in Construction, 145, 104649. OntoDSMS는 이 논문이 구축한 댐 안전 모니터링 시스템(DSMS) 도메인 온톨로지의 이름이다. D2RQ는 이 논문이 만든 것이 아니라 기존 오픈소스 플랫폼이며, 논문은 MySQL에 저장된 모니터링 데이터를 OntoDSMS에 연결할 때 D2RQ를 사용했다(4장, 그림 3). 본 연구가 벤치마킹한 것은 D2RQ의 매핑 원리이다.</w:t>
-      </w:r>
-    </w:p>
-    <w:p>
-      <w:pPr>
-        <w:spacing w:before="60" w:after="120"/>
-        <w:rPr>
-          <w:lang w:eastAsia="ko-KR"/>
-        </w:rPr>
-      </w:pPr>
-      <w:r>
-        <w:rPr>
-          <w:sz w:val="20"/>
-          <w:szCs w:val="20"/>
-          <w:lang w:eastAsia="ko-KR"/>
-        </w:rPr>
-        <w:t xml:space="preserve">논문 4장에 따르면 D2RQ는 "표는 클래스, 열은 속성(DatatypeProperty), 행은 인스턴스, 셀은 값"이라는 대응을 매핑 파일(Turtle 문법)의 선언으로 구현한다. 아래는 논문 그림 3(수정된 매핑 파일 일부)의 구문이다.</w:t>
-      </w:r>
-    </w:p>
-    <w:tbl>
-      <w:tblPr>
-        <w:tblW w:w="9972" w:type="dxa"/>
-        <w:jc w:val="center"/>
-        <w:tblBorders>
-          <w:top w:val="single" w:sz="5" w:space="0" w:color="A6A6A6"/>
-          <w:left w:val="single" w:sz="5" w:space="0" w:color="A6A6A6"/>
-          <w:bottom w:val="single" w:sz="5" w:space="0" w:color="A6A6A6"/>
-          <w:right w:val="single" w:sz="5" w:space="0" w:color="A6A6A6"/>
-          <w:insideH w:val="single" w:sz="5" w:space="0" w:color="A6A6A6"/>
-          <w:insideV w:val="single" w:sz="5" w:space="0" w:color="A6A6A6"/>
-        </w:tblBorders>
-        <w:tblLayout w:type="fixed"/>
-      </w:tblPr>
-      <w:tblGrid>
-        <w:gridCol w:w="9972"/>
-      </w:tblGrid>
-      <w:tr>
-        <w:trPr>
-          <w:jc w:val="center"/>
-        </w:trPr>
-        <w:tc>
-          <w:tcPr>
-            <w:tcW w:w="9972" w:type="dxa"/>
-            <w:shd w:val="clear" w:color="auto" w:fill="F7F7F7"/>
-            <w:tcMar>
-              <w:top w:w="80" w:type="dxa"/>
-              <w:left w:w="110" w:type="dxa"/>
-              <w:bottom w:w="80" w:type="dxa"/>
-              <w:right w:w="110" w:type="dxa"/>
-            </w:tcMar>
-            <w:vAlign w:val="center"/>
-          </w:tcPr>
-          <w:p>
-            <w:pPr>
-              <w:spacing w:after="20" w:line="252" w:lineRule="auto"/>
-            </w:pPr>
-            <w:r>
-              <w:rPr>
-                <w:rFonts w:ascii="Consolas" w:hAnsi="Consolas" w:cs="Consolas" w:eastAsia="맑은 고딕"/>
-                <w:sz w:val="17"/>
-                <w:szCs w:val="17"/>
-                <w:lang w:eastAsia="ko-KR"/>
-              </w:rPr>
-              <w:t xml:space="preserve">map:item a d2rq:ClassMap;</w:t>
-            </w:r>
-          </w:p>
-          <w:p>
-            <w:pPr>
-              <w:spacing w:after="20" w:line="252" w:lineRule="auto"/>
-            </w:pPr>
-            <w:r>
-              <w:rPr>
-                <w:rFonts w:ascii="Consolas" w:hAnsi="Consolas" w:cs="Consolas" w:eastAsia="맑은 고딕"/>
-                <w:sz w:val="17"/>
-                <w:szCs w:val="17"/>
-                <w:lang w:eastAsia="ko-KR"/>
-              </w:rPr>
-              <w:t xml:space="preserve">    d2rq:uriPattern "item/@@item.item_ID@@";</w:t>
-            </w:r>
-          </w:p>
-          <w:p>
-            <w:pPr>
-              <w:spacing w:after="20" w:line="252" w:lineRule="auto"/>
-            </w:pPr>
-            <w:r>
-              <w:rPr>
-                <w:rFonts w:ascii="Consolas" w:hAnsi="Consolas" w:cs="Consolas" w:eastAsia="맑은 고딕"/>
-                <w:sz w:val="17"/>
-                <w:szCs w:val="17"/>
-                <w:lang w:eastAsia="ko-KR"/>
-              </w:rPr>
-              <w:t xml:space="preserve">    d2rq:class :Item.</w:t>
-            </w:r>
-          </w:p>
-          <w:p>
-            <w:pPr>
-              <w:spacing w:after="20" w:line="252" w:lineRule="auto"/>
-            </w:pPr>
-            <w:r>
-              <w:rPr>
-                <w:rFonts w:ascii="Consolas" w:hAnsi="Consolas" w:cs="Consolas" w:eastAsia="맑은 고딕"/>
-                <w:sz w:val="17"/>
-                <w:szCs w:val="17"/>
-                <w:lang w:eastAsia="ko-KR"/>
-              </w:rPr>
-              <w:t xml:space="preserve"/>
-            </w:r>
-          </w:p>
-          <w:p>
-            <w:pPr>
-              <w:spacing w:after="20" w:line="252" w:lineRule="auto"/>
-            </w:pPr>
-            <w:r>
-              <w:rPr>
-                <w:rFonts w:ascii="Consolas" w:hAnsi="Consolas" w:cs="Consolas" w:eastAsia="맑은 고딕"/>
-                <w:sz w:val="17"/>
-                <w:szCs w:val="17"/>
-                <w:lang w:eastAsia="ko-KR"/>
-              </w:rPr>
-              <w:t xml:space="preserve">map:item__label a d2rq:PropertyBridge;</w:t>
-            </w:r>
-          </w:p>
-          <w:p>
-            <w:pPr>
-              <w:spacing w:after="20" w:line="252" w:lineRule="auto"/>
-            </w:pPr>
-            <w:r>
-              <w:rPr>
-                <w:rFonts w:ascii="Consolas" w:hAnsi="Consolas" w:cs="Consolas" w:eastAsia="맑은 고딕"/>
-                <w:sz w:val="17"/>
-                <w:szCs w:val="17"/>
-                <w:lang w:eastAsia="ko-KR"/>
-              </w:rPr>
-              <w:t xml:space="preserve">    d2rq:belongsToClassMap map:item;</w:t>
-            </w:r>
-          </w:p>
-          <w:p>
-            <w:pPr>
-              <w:spacing w:after="20" w:line="252" w:lineRule="auto"/>
-            </w:pPr>
-            <w:r>
-              <w:rPr>
-                <w:rFonts w:ascii="Consolas" w:hAnsi="Consolas" w:cs="Consolas" w:eastAsia="맑은 고딕"/>
-                <w:sz w:val="17"/>
-                <w:szCs w:val="17"/>
-                <w:lang w:eastAsia="ko-KR"/>
-              </w:rPr>
-              <w:t xml:space="preserve">    d2rq:property rdfs:label;</w:t>
-            </w:r>
-          </w:p>
-          <w:p>
-            <w:pPr>
-              <w:spacing w:after="20" w:line="252" w:lineRule="auto"/>
-            </w:pPr>
-            <w:r>
-              <w:rPr>
-                <w:rFonts w:ascii="Consolas" w:hAnsi="Consolas" w:cs="Consolas" w:eastAsia="맑은 고딕"/>
-                <w:sz w:val="17"/>
-                <w:szCs w:val="17"/>
-                <w:lang w:eastAsia="ko-KR"/>
-              </w:rPr>
-              <w:t xml:space="preserve">    d2rq:pattern "item #@@item.item_ID@@".</w:t>
-            </w:r>
-          </w:p>
-          <w:p>
-            <w:pPr>
-              <w:spacing w:after="20" w:line="252" w:lineRule="auto"/>
-            </w:pPr>
-            <w:r>
-              <w:rPr>
-                <w:rFonts w:ascii="Consolas" w:hAnsi="Consolas" w:cs="Consolas" w:eastAsia="맑은 고딕"/>
-                <w:sz w:val="17"/>
-                <w:szCs w:val="17"/>
-                <w:lang w:eastAsia="ko-KR"/>
-              </w:rPr>
-              <w:t xml:space="preserve"/>
-            </w:r>
-          </w:p>
-          <w:p>
-            <w:pPr>
-              <w:spacing w:after="20" w:line="252" w:lineRule="auto"/>
-            </w:pPr>
-            <w:r>
-              <w:rPr>
-                <w:rFonts w:ascii="Consolas" w:hAnsi="Consolas" w:cs="Consolas" w:eastAsia="맑은 고딕"/>
-                <w:sz w:val="17"/>
-                <w:szCs w:val="17"/>
-                <w:lang w:eastAsia="ko-KR"/>
-              </w:rPr>
-              <w:t xml:space="preserve">map:item_Genre a d2rq:PropertyBridge;</w:t>
-            </w:r>
-          </w:p>
-          <w:p>
-            <w:pPr>
-              <w:spacing w:after="20" w:line="252" w:lineRule="auto"/>
-            </w:pPr>
-            <w:r>
-              <w:rPr>
-                <w:rFonts w:ascii="Consolas" w:hAnsi="Consolas" w:cs="Consolas" w:eastAsia="맑은 고딕"/>
-                <w:sz w:val="17"/>
-                <w:szCs w:val="17"/>
-                <w:lang w:eastAsia="ko-KR"/>
-              </w:rPr>
-              <w:t xml:space="preserve">    d2rq:belongsToClassMap map:item;</w:t>
-            </w:r>
-          </w:p>
-          <w:p>
-            <w:pPr>
-              <w:spacing w:after="20" w:line="252" w:lineRule="auto"/>
-            </w:pPr>
-            <w:r>
-              <w:rPr>
-                <w:rFonts w:ascii="Consolas" w:hAnsi="Consolas" w:cs="Consolas" w:eastAsia="맑은 고딕"/>
-                <w:sz w:val="17"/>
-                <w:szCs w:val="17"/>
-                <w:lang w:eastAsia="ko-KR"/>
-              </w:rPr>
-              <w:t xml:space="preserve">    d2rq:property :itemName;</w:t>
-            </w:r>
-          </w:p>
-          <w:p>
-            <w:pPr>
-              <w:spacing w:after="20" w:line="252" w:lineRule="auto"/>
-            </w:pPr>
-            <w:r>
-              <w:rPr>
-                <w:rFonts w:ascii="Consolas" w:hAnsi="Consolas" w:cs="Consolas" w:eastAsia="맑은 고딕"/>
-                <w:sz w:val="17"/>
-                <w:szCs w:val="17"/>
-                <w:lang w:eastAsia="ko-KR"/>
-              </w:rPr>
-              <w:t xml:space="preserve">    d2rq:column "item.Genre".</w:t>
-            </w:r>
-          </w:p>
-        </w:tc>
-      </w:tr>
-    </w:tbl>
-    <w:p>
-      <w:pPr>
-        <w:spacing w:after="60"/>
-        <w:rPr>
-          <w:lang w:eastAsia="ko-KR"/>
-        </w:rPr>
-      </w:pPr>
-    </w:p>
-    <w:p>
-      <w:pPr>
-        <w:spacing w:before="60" w:after="100"/>
-        <w:rPr>
-          <w:lang w:eastAsia="ko-KR"/>
-        </w:rPr>
-      </w:pPr>
-      <w:r>
-        <w:rPr>
-          <w:b/>
-          <w:color w:val="1F4E79"/>
-          <w:sz w:val="20"/>
-          <w:szCs w:val="20"/>
-          <w:lang w:eastAsia="ko-KR"/>
-        </w:rPr>
-        <w:t xml:space="preserve">원리 1. 행의 키 값으로 개체 식별자를 만든다  </w:t>
-      </w:r>
-      <w:r>
-        <w:rPr>
-          <w:sz w:val="20"/>
-          <w:szCs w:val="20"/>
-          <w:lang w:eastAsia="ko-KR"/>
-        </w:rPr>
-        <w:t xml:space="preserve">ClassMap의 uriPattern은 @@ 사이에 적힌 열(item 표의 item_ID)의 값을 행마다 끼워 넣는 틀이다. item_ID가 7인 행은 item/7이라는 식별자를 갖는다. 식별자가 키 값에서 결정되므로 같은 행은 언제나 같은 식별자를 받고, 다른 매핑이나 질의가 이 식별자로 개체를 다시 가리킬 수 있다.</w:t>
+        <w:t xml:space="preserve">Zhou, Z. 외 (2023). BIM and ontology-based knowledge management for dam safety monitoring. Automation in Construction, 145, 104649.</w:t>
       </w:r>
     </w:p>
     <w:p>
@@ -3588,7 +5094,7 @@
           <w:szCs w:val="20"/>
           <w:lang w:eastAsia="ko-KR"/>
         </w:rPr>
-        <w:t xml:space="preserve">원리 2. 한 표에서 나온 식별자는 모두 같은 클래스의 인스턴스가 된다  </w:t>
+        <w:t xml:space="preserve">그림 3의 표시 이름 구문  </w:t>
       </w:r>
       <w:r>
         <w:rPr>
@@ -3596,7 +5102,7 @@
           <w:szCs w:val="20"/>
           <w:lang w:eastAsia="ko-KR"/>
         </w:rPr>
-        <w:t xml:space="preserve">같은 ClassMap의 d2rq:class :Item은 위 틀로 만든 모든 식별자를 Item 클래스의 인스턴스로 선언한다. 논문은 이를 "Converting a table in a database to a class in an ontology"라고 설명한다.</w:t>
+        <w:t xml:space="preserve">그림 3에는 2장의 구문 외에 Entity의 표시 이름을 만드는 선언도 있다: map:item__label a d2rq:PropertyBridge; d2rq:belongsToClassMap map:item; d2rq:property rdfs:label; d2rq:pattern "item #@@item.item_ID@@". 고정 문자열("item #")과 키 열의 값을 조합하는 pattern의 예이다.</w:t>
       </w:r>
     </w:p>
     <w:p>
@@ -3614,7 +5120,7 @@
           <w:szCs w:val="20"/>
           <w:lang w:eastAsia="ko-KR"/>
         </w:rPr>
-        <w:t xml:space="preserve">원리 3. 열 하나를 속성 하나에 대응시키고, 셀 값을 속성값으로 옮긴다  </w:t>
+        <w:t xml:space="preserve">따르지 않은 부분  </w:t>
       </w:r>
       <w:r>
         <w:rPr>
@@ -3622,49 +5128,7 @@
           <w:szCs w:val="20"/>
           <w:lang w:eastAsia="ko-KR"/>
         </w:rPr>
-        <w:t xml:space="preserve">PropertyBridge는 값을 어느 개체에 붙일지(belongsToClassMap), 온톨로지의 어떤 속성인지(property), 어느 열의 셀 값을 옮길지(column)를 선언한다. 논문은 이를 "Converting a column in a table to a DatatypeProperty in an ontology"라고 설명한다. 고정 문자열과 열 값을 조합할 때는 pattern을 쓴다(그림 3의 rdfs:label).</w:t>
-      </w:r>
-    </w:p>
-    <w:p>
-      <w:pPr>
-        <w:spacing w:before="60" w:after="100"/>
-        <w:rPr>
-          <w:lang w:eastAsia="ko-KR"/>
-        </w:rPr>
-      </w:pPr>
-      <w:r>
-        <w:rPr>
-          <w:b/>
-          <w:color w:val="1F4E79"/>
-          <w:sz w:val="20"/>
-          <w:szCs w:val="20"/>
-          <w:lang w:eastAsia="ko-KR"/>
-        </w:rPr>
-        <w:t xml:space="preserve">원리 4. 열과 속성의 대응은 사람이 온톨로지 용어로 정한다  </w:t>
-      </w:r>
-      <w:r>
-        <w:rPr>
-          <w:sz w:val="20"/>
-          <w:szCs w:val="20"/>
-          <w:lang w:eastAsia="ko-KR"/>
-        </w:rPr>
-        <w:t xml:space="preserve">매핑 파일은 DB 구조로부터 자동 생성되며, 이때 이름은 DB의 표·열 이름 그대로이다. 이를 사람이 온톨로지 용어에 맞게 수정한다. 그림 3에서 Genre 열이 :itemName 속성에 대응된 것이 그 결과이다.</w:t>
-      </w:r>
-    </w:p>
-    <w:p>
-      <w:pPr>
-        <w:spacing w:before="60" w:after="120"/>
-        <w:rPr>
-          <w:lang w:eastAsia="ko-KR"/>
-        </w:rPr>
-      </w:pPr>
-      <w:r>
-        <w:rPr>
-          <w:sz w:val="20"/>
-          <w:szCs w:val="20"/>
-          <w:lang w:eastAsia="ko-KR"/>
-        </w:rPr>
-        <w:t xml:space="preserve">본 연구가 따르지 않은 부분: D2RQ는 데이터를 복사하지 않는 가상 RDF 그래프로 동작하며, RDF 질의(SPARQL)를 SQL로 번역해 원본 DB에서 실행한다. 우리 원본은 DB가 아니므로 이 방식 대신 값을 옮기고 출처를 기록했다(3장 응용 1).</w:t>
+        <w:t xml:space="preserve">D2RQ는 데이터를 복사하지 않는 가상 RDF 그래프로 동작하며, RDF 질의(SPARQL)를 SQL로 번역해 원본 DB에서 실행한다. 우리 원본은 DB가 아니라 파일이므로 이 방식 대신 값을 그래프 DB로 옮기고 출처를 기록했다(과정 5). 같은 이유로 매핑 규칙은 별도 매핑 파일 대신 변환 코드에 두고, Entity마다 규칙 ID를 남겼다.</w:t>
       </w:r>
     </w:p>
     <w:sectPr>

--- a/lab_meeting/2026.11_랩미팅_단계3_구조화자료매핑_how.docx
+++ b/lab_meeting/2026.11_랩미팅_단계3_구조화자료매핑_how.docx
@@ -104,7 +104,7 @@
           <w:szCs w:val="20"/>
           <w:lang w:eastAsia="ko-KR"/>
         </w:rPr>
-        <w:t xml:space="preserve">문헌 표기를 바로잡았다. OntoDSMS는 Zhou 외(2023)가 만든 댐 안전 모니터링 온톨로지의 이름이고, 관계형 DB를 온톨로지에 연결한 기술은 기존 오픈소스 플랫폼 D2RQ이다. 우리가 벤치마킹한 것은 D2RQ의 매핑 원리 4개이다(2장).</w:t>
+        <w:t xml:space="preserve">문헌 표기를 바로잡았다. OntoDSMS는 Zhou 외(2023)가 만든 댐 안전 모니터링 온톨로지의 이름이고, 관계형 DB를 온톨로지에 연결한 기술은 기존 오픈소스 플랫폼 D2RQ이다. 우리가 벤치마킹한 것은 D2RQ의 매핑 원리 4개이다.</w:t>
       </w:r>
     </w:p>
     <w:p>
@@ -121,7 +121,7 @@
           <w:szCs w:val="20"/>
           <w:lang w:eastAsia="ko-KR"/>
         </w:rPr>
-        <w:t xml:space="preserve">how를 채웠다. 승인 표의 504행 하나를 따라가며 식별자 → Class → 속성 → 근거·출처 순서로, 각 과정이 무엇을 어떻게 만들고 결과물이 무엇인지 보였다(3장).</w:t>
+        <w:t xml:space="preserve">how를 채웠다. 승인 표의 504행 하나를 따라가며 식별자 → Class → 속성 → 근거 → 출처 순서로, 각 과정이 무엇을 어떻게 만들고 결과가 무엇인지 보였다.</w:t>
       </w:r>
     </w:p>
     <w:p>
@@ -138,7 +138,7 @@
           <w:szCs w:val="20"/>
           <w:lang w:eastAsia="ko-KR"/>
         </w:rPr>
-        <w:t xml:space="preserve">결과물을 보이게 했다. 결과 파일 3개의 한 줄이 무엇이고 Neo4j 노드의 어디가 되는지(그림 6), 단계 3이 끝났을 때 충주댐의 Entity가 어떤 상태인지(그림 7) 그렸다.</w:t>
+        <w:t xml:space="preserve">결과를 보이게 했다. 결과 표 3개의 한 줄이 무엇인지와 그것을 모은 Entity의 모습(그림 5), 단계 3이 끝났을 때 충주댐의 Entity 상태(그림 8)를 그렸다.</w:t>
       </w:r>
     </w:p>
     <w:p>
@@ -155,7 +155,7 @@
           <w:szCs w:val="20"/>
           <w:lang w:eastAsia="ko-KR"/>
         </w:rPr>
-        <w:t xml:space="preserve">매핑을 검토하며 찾은 온톨로지의 부족한 점과 10/19 질문(AP와 APR)은 검토할 점으로 정리했다(4장).</w:t>
+        <w:t xml:space="preserve">매핑을 검토하며 찾은 온톨로지의 부족한 점과 10/19 질문(AP와 APR)을 검토할 점으로 정리했다.</w:t>
       </w:r>
     </w:p>
     <w:p>
@@ -453,7 +453,7 @@
                 <w:szCs w:val="18"/>
                 <w:lang w:eastAsia="ko-KR"/>
               </w:rPr>
-              <w:t xml:space="preserve">논문 그림 3의 매핑 구문을 근거로 원리 4개: 키 값으로 식별자, 표 → Class, 열 → 속성, 대응은 사람이 결정 (2장)</w:t>
+              <w:t xml:space="preserve">원리 4개와 각 원리의 예: 키 값으로 식별자, 표 → Class, 열 → 속성, 대응은 사람이 결정</w:t>
             </w:r>
           </w:p>
         </w:tc>
@@ -538,7 +538,7 @@
                 <w:szCs w:val="18"/>
                 <w:lang w:eastAsia="ko-KR"/>
               </w:rPr>
-              <w:t xml:space="preserve">한 행을 따라가는 과정 5개와 과정별 결과물 (3장)</w:t>
+              <w:t xml:space="preserve">한 행을 따라가는 과정 5개와 과정별 결과</w:t>
             </w:r>
           </w:p>
         </w:tc>
@@ -573,7 +573,7 @@
                 <w:szCs w:val="18"/>
                 <w:lang w:eastAsia="ko-KR"/>
               </w:rPr>
-              <w:t xml:space="preserve">결과물</w:t>
+              <w:t xml:space="preserve">결과</w:t>
             </w:r>
           </w:p>
         </w:tc>
@@ -623,7 +623,7 @@
                 <w:szCs w:val="18"/>
                 <w:lang w:eastAsia="ko-KR"/>
               </w:rPr>
-              <w:t xml:space="preserve">결과 파일 3개와 Neo4j 노드의 대응(그림 6), 단계 3이 끝난 상태(그림 7)</w:t>
+              <w:t xml:space="preserve">결과 표 3개를 모은 Entity의 모습(그림 5), 단계 3이 끝난 상태(그림 8)</w:t>
             </w:r>
           </w:p>
         </w:tc>
@@ -708,7 +708,7 @@
                 <w:szCs w:val="18"/>
                 <w:lang w:eastAsia="ko-KR"/>
               </w:rPr>
-              <w:t xml:space="preserve">approvalContent에 세 열이 합쳐짐, ID 접두어 표기 (4장)</w:t>
+              <w:t xml:space="preserve">approvalContent에 세 열이 합쳐짐, ID 접두어 표기</w:t>
             </w:r>
           </w:p>
         </w:tc>
@@ -793,7 +793,7 @@
                 <w:szCs w:val="18"/>
                 <w:lang w:eastAsia="ko-KR"/>
               </w:rPr>
-              <w:t xml:space="preserve">매핑이 어떻게 작동하나 → 3장 · 댐 기본 자료 → 3.3 · AP와 APR → 4장 2</w:t>
+              <w:t xml:space="preserve">매핑이 어떻게 작동하나 → 3장 · 댐 기본 자료 → 3.3 · AP와 APR → 과정 4, 4장</w:t>
             </w:r>
           </w:p>
         </w:tc>
@@ -824,7 +824,8 @@
     </w:p>
     <w:p>
       <w:pPr>
-        <w:spacing w:before="60" w:after="100"/>
+        <w:keepNext/>
+        <w:spacing w:before="240"/>
         <w:rPr>
           <w:lang w:eastAsia="ko-KR"/>
         </w:rPr>
@@ -833,50 +834,34 @@
         <w:rPr>
           <w:b/>
           <w:color w:val="1F4E79"/>
-          <w:sz w:val="20"/>
-          <w:szCs w:val="20"/>
-          <w:lang w:eastAsia="ko-KR"/>
-        </w:rPr>
-        <w:t xml:space="preserve">표기  </w:t>
-      </w:r>
-      <w:r>
-        <w:rPr>
-          <w:sz w:val="20"/>
-          <w:szCs w:val="20"/>
-          <w:lang w:eastAsia="ko-KR"/>
-        </w:rPr>
-        <w:t xml:space="preserve">Zhou 외(2023)는 댐 안전 모니터링을 위한 BIM·온톨로지 기반 지식관리를 다룬 논문이고, OntoDSMS는 이 논문이 구축한 댐 안전 모니터링 시스템(DSMS) 도메인 온톨로지의 이름이다. D2RQ는 이 논문이 만든 것이 아니라 기존 오픈소스 플랫폼이며, 논문은 MySQL에 저장된 모니터링 데이터를 OntoDSMS에 연결할 때 D2RQ를 사용했다(4장, 그림 3). 본 연구가 벤치마킹한 것은 D2RQ의 매핑 원리이다.</w:t>
+          <w:sz w:val="25"/>
+          <w:szCs w:val="25"/>
+          <w:lang w:eastAsia="ko-KR"/>
+        </w:rPr>
+        <w:t xml:space="preserve">표기</w:t>
       </w:r>
     </w:p>
     <w:p>
       <w:pPr>
-        <w:spacing w:before="60" w:after="100"/>
+        <w:pStyle w:val="a0"/>
+        <w:spacing w:after="60"/>
         <w:rPr>
           <w:lang w:eastAsia="ko-KR"/>
         </w:rPr>
       </w:pPr>
       <w:r>
         <w:rPr>
-          <w:b/>
-          <w:color w:val="1F4E79"/>
           <w:sz w:val="20"/>
           <w:szCs w:val="20"/>
           <w:lang w:eastAsia="ko-KR"/>
         </w:rPr>
-        <w:t xml:space="preserve">용어 대응  </w:t>
-      </w:r>
-      <w:r>
-        <w:rPr>
-          <w:sz w:val="20"/>
-          <w:szCs w:val="20"/>
-          <w:lang w:eastAsia="ko-KR"/>
-        </w:rPr>
-        <w:t xml:space="preserve">문헌의 instance는 우리 용어로 Entity, 문헌의 DatatypeProperty는 우리의 Data Property이다(10/16 자료 1.1 용어 정리). 이하 우리 용어로 쓴다.</w:t>
+        <w:t xml:space="preserve">Zhou 외(2023): 댐 안전 모니터링을 위한 BIM·온톨로지 기반 지식관리를 다룬 논문</w:t>
       </w:r>
     </w:p>
     <w:p>
       <w:pPr>
-        <w:spacing w:before="60" w:after="120"/>
+        <w:pStyle w:val="a0"/>
+        <w:spacing w:after="60"/>
         <w:rPr>
           <w:lang w:eastAsia="ko-KR"/>
         </w:rPr>
@@ -887,287 +872,83 @@
           <w:szCs w:val="20"/>
           <w:lang w:eastAsia="ko-KR"/>
         </w:rPr>
-        <w:t xml:space="preserve">D2RQ는 "표는 Class, 열은 Data Property, 행은 Entity, 셀은 값"이라는 대응을 매핑 파일(Turtle 문법)에 선언한다. 아래는 논문 그림 3(수정된 매핑 파일 일부)의 구문이다.</w:t>
-      </w:r>
-    </w:p>
-    <w:tbl>
-      <w:tblPr>
-        <w:tblW w:w="9972" w:type="dxa"/>
-        <w:jc w:val="center"/>
-        <w:tblBorders>
-          <w:top w:val="single" w:sz="5" w:space="0" w:color="A6A6A6"/>
-          <w:left w:val="single" w:sz="5" w:space="0" w:color="A6A6A6"/>
-          <w:bottom w:val="single" w:sz="5" w:space="0" w:color="A6A6A6"/>
-          <w:right w:val="single" w:sz="5" w:space="0" w:color="A6A6A6"/>
-          <w:insideH w:val="single" w:sz="5" w:space="0" w:color="A6A6A6"/>
-          <w:insideV w:val="single" w:sz="5" w:space="0" w:color="A6A6A6"/>
-        </w:tblBorders>
-        <w:tblLayout w:type="fixed"/>
-      </w:tblPr>
-      <w:tblGrid>
-        <w:gridCol w:w="9972"/>
-      </w:tblGrid>
-      <w:tr>
-        <w:trPr>
-          <w:jc w:val="center"/>
-        </w:trPr>
-        <w:tc>
-          <w:tcPr>
-            <w:tcW w:w="9972" w:type="dxa"/>
-            <w:shd w:val="clear" w:color="auto" w:fill="F7F7F7"/>
-            <w:tcMar>
-              <w:top w:w="80" w:type="dxa"/>
-              <w:left w:w="110" w:type="dxa"/>
-              <w:bottom w:w="80" w:type="dxa"/>
-              <w:right w:w="110" w:type="dxa"/>
-            </w:tcMar>
-            <w:vAlign w:val="center"/>
-          </w:tcPr>
-          <w:p>
-            <w:pPr>
-              <w:spacing w:after="20" w:line="252" w:lineRule="auto"/>
-            </w:pPr>
-            <w:r>
-              <w:rPr>
-                <w:rFonts w:ascii="Consolas" w:hAnsi="Consolas" w:cs="Consolas" w:eastAsia="맑은 고딕"/>
-                <w:sz w:val="17"/>
-                <w:szCs w:val="17"/>
-                <w:lang w:eastAsia="ko-KR"/>
-              </w:rPr>
-              <w:t xml:space="preserve">map:item a d2rq:ClassMap;</w:t>
-            </w:r>
-          </w:p>
-          <w:p>
-            <w:pPr>
-              <w:spacing w:after="20" w:line="252" w:lineRule="auto"/>
-            </w:pPr>
-            <w:r>
-              <w:rPr>
-                <w:rFonts w:ascii="Consolas" w:hAnsi="Consolas" w:cs="Consolas" w:eastAsia="맑은 고딕"/>
-                <w:sz w:val="17"/>
-                <w:szCs w:val="17"/>
-                <w:lang w:eastAsia="ko-KR"/>
-              </w:rPr>
-              <w:t xml:space="preserve">    d2rq:uriPattern "item/@@item.item_ID@@";</w:t>
-            </w:r>
-          </w:p>
-          <w:p>
-            <w:pPr>
-              <w:spacing w:after="20" w:line="252" w:lineRule="auto"/>
-            </w:pPr>
-            <w:r>
-              <w:rPr>
-                <w:rFonts w:ascii="Consolas" w:hAnsi="Consolas" w:cs="Consolas" w:eastAsia="맑은 고딕"/>
-                <w:sz w:val="17"/>
-                <w:szCs w:val="17"/>
-                <w:lang w:eastAsia="ko-KR"/>
-              </w:rPr>
-              <w:t xml:space="preserve">    d2rq:class :Item.</w:t>
-            </w:r>
-          </w:p>
-          <w:p>
-            <w:pPr>
-              <w:spacing w:after="20" w:line="252" w:lineRule="auto"/>
-            </w:pPr>
-            <w:r>
-              <w:rPr>
-                <w:rFonts w:ascii="Consolas" w:hAnsi="Consolas" w:cs="Consolas" w:eastAsia="맑은 고딕"/>
-                <w:sz w:val="17"/>
-                <w:szCs w:val="17"/>
-                <w:lang w:eastAsia="ko-KR"/>
-              </w:rPr>
-              <w:t xml:space="preserve"/>
-            </w:r>
-          </w:p>
-          <w:p>
-            <w:pPr>
-              <w:spacing w:after="20" w:line="252" w:lineRule="auto"/>
-            </w:pPr>
-            <w:r>
-              <w:rPr>
-                <w:rFonts w:ascii="Consolas" w:hAnsi="Consolas" w:cs="Consolas" w:eastAsia="맑은 고딕"/>
-                <w:sz w:val="17"/>
-                <w:szCs w:val="17"/>
-                <w:lang w:eastAsia="ko-KR"/>
-              </w:rPr>
-              <w:t xml:space="preserve">map:item_Genre a d2rq:PropertyBridge;</w:t>
-            </w:r>
-          </w:p>
-          <w:p>
-            <w:pPr>
-              <w:spacing w:after="20" w:line="252" w:lineRule="auto"/>
-            </w:pPr>
-            <w:r>
-              <w:rPr>
-                <w:rFonts w:ascii="Consolas" w:hAnsi="Consolas" w:cs="Consolas" w:eastAsia="맑은 고딕"/>
-                <w:sz w:val="17"/>
-                <w:szCs w:val="17"/>
-                <w:lang w:eastAsia="ko-KR"/>
-              </w:rPr>
-              <w:t xml:space="preserve">    d2rq:belongsToClassMap map:item;</w:t>
-            </w:r>
-          </w:p>
-          <w:p>
-            <w:pPr>
-              <w:spacing w:after="20" w:line="252" w:lineRule="auto"/>
-            </w:pPr>
-            <w:r>
-              <w:rPr>
-                <w:rFonts w:ascii="Consolas" w:hAnsi="Consolas" w:cs="Consolas" w:eastAsia="맑은 고딕"/>
-                <w:sz w:val="17"/>
-                <w:szCs w:val="17"/>
-                <w:lang w:eastAsia="ko-KR"/>
-              </w:rPr>
-              <w:t xml:space="preserve">    d2rq:property :itemName;</w:t>
-            </w:r>
-          </w:p>
-          <w:p>
-            <w:pPr>
-              <w:spacing w:after="20" w:line="252" w:lineRule="auto"/>
-            </w:pPr>
-            <w:r>
-              <w:rPr>
-                <w:rFonts w:ascii="Consolas" w:hAnsi="Consolas" w:cs="Consolas" w:eastAsia="맑은 고딕"/>
-                <w:sz w:val="17"/>
-                <w:szCs w:val="17"/>
-                <w:lang w:eastAsia="ko-KR"/>
-              </w:rPr>
-              <w:t xml:space="preserve">    d2rq:column "item.Genre".</w:t>
-            </w:r>
-          </w:p>
-        </w:tc>
-      </w:tr>
-    </w:tbl>
-    <w:p>
-      <w:pPr>
-        <w:spacing w:after="60"/>
-        <w:rPr>
-          <w:lang w:eastAsia="ko-KR"/>
-        </w:rPr>
-      </w:pPr>
-    </w:p>
-    <w:p>
-      <w:pPr>
-        <w:spacing w:before="60" w:after="100"/>
-        <w:rPr>
-          <w:lang w:eastAsia="ko-KR"/>
-        </w:rPr>
-      </w:pPr>
-      <w:r>
-        <w:rPr>
-          <w:b/>
-          <w:color w:val="1F4E79"/>
-          <w:sz w:val="20"/>
-          <w:szCs w:val="20"/>
-          <w:lang w:eastAsia="ko-KR"/>
-        </w:rPr>
-        <w:t xml:space="preserve">원리 1. 행의 키 값으로 Entity의 식별자를 만든다 → 과정 1  </w:t>
-      </w:r>
-      <w:r>
-        <w:rPr>
-          <w:sz w:val="20"/>
-          <w:szCs w:val="20"/>
-          <w:lang w:eastAsia="ko-KR"/>
-        </w:rPr>
-        <w:t xml:space="preserve">ClassMap의 uriPattern은 @@ 사이에 적힌 열(item 표의 item_ID)의 값을 행마다 끼워 넣는 틀이다. item_ID가 7인 행은 item/7이라는 식별자를 갖는다. 식별자가 키 값에서 결정되므로 같은 행은 언제나 같은 식별자를 받고, 다른 매핑이나 질의가 이 식별자로 그 Entity를 다시 가리킬 수 있다.</w:t>
+        <w:t xml:space="preserve">OntoDSMS: 이 논문이 구축한 댐 안전 모니터링 시스템(DSMS) 도메인 온톨로지의 이름</w:t>
       </w:r>
     </w:p>
     <w:p>
       <w:pPr>
-        <w:spacing w:before="60" w:after="100"/>
+        <w:pStyle w:val="a0"/>
+        <w:spacing w:after="60"/>
         <w:rPr>
           <w:lang w:eastAsia="ko-KR"/>
         </w:rPr>
       </w:pPr>
       <w:r>
         <w:rPr>
-          <w:b/>
-          <w:color w:val="1F4E79"/>
           <w:sz w:val="20"/>
           <w:szCs w:val="20"/>
           <w:lang w:eastAsia="ko-KR"/>
         </w:rPr>
-        <w:t xml:space="preserve">원리 2. 한 표에서 나온 식별자는 모두 같은 Class의 Entity가 된다 → 과정 2  </w:t>
-      </w:r>
-      <w:r>
-        <w:rPr>
-          <w:sz w:val="20"/>
-          <w:szCs w:val="20"/>
-          <w:lang w:eastAsia="ko-KR"/>
-        </w:rPr>
-        <w:t xml:space="preserve">같은 ClassMap의 d2rq:class :Item은 위 틀로 만든 모든 식별자를 Item Class의 Entity로 선언한다. 논문은 이를 "Converting a table in a database to a class in an ontology"라고 설명한다.</w:t>
+        <w:t xml:space="preserve">D2RQ: 이 논문이 만든 것이 아니라 기존 오픈소스 플랫폼. 논문은 MySQL에 저장된 모니터링 데이터를 OntoDSMS에 연결할 때 D2RQ를 사용했다</w:t>
       </w:r>
     </w:p>
     <w:p>
       <w:pPr>
-        <w:spacing w:before="60" w:after="100"/>
+        <w:pStyle w:val="a0"/>
+        <w:spacing w:after="60"/>
         <w:rPr>
           <w:lang w:eastAsia="ko-KR"/>
         </w:rPr>
       </w:pPr>
       <w:r>
         <w:rPr>
-          <w:b/>
-          <w:color w:val="1F4E79"/>
           <w:sz w:val="20"/>
           <w:szCs w:val="20"/>
           <w:lang w:eastAsia="ko-KR"/>
         </w:rPr>
-        <w:t xml:space="preserve">원리 3. 열 하나를 Data Property 하나에 대응시키고, 셀 값을 그 값으로 옮긴다 → 과정 3  </w:t>
-      </w:r>
-      <w:r>
-        <w:rPr>
-          <w:sz w:val="20"/>
-          <w:szCs w:val="20"/>
-          <w:lang w:eastAsia="ko-KR"/>
-        </w:rPr>
-        <w:t xml:space="preserve">PropertyBridge는 값을 어느 Entity에 붙일지(belongsToClassMap), 온톨로지의 어떤 속성인지(property), 어느 열의 셀 값을 옮길지(column)를 선언한다. 논문은 이를 "Converting a column in a table to a DatatypeProperty in an ontology"라고 설명한다. 고정 문자열과 열 값을 조합해야 할 때는 column 대신 pattern을 쓴다.</w:t>
+        <w:t xml:space="preserve">본 연구가 벤치마킹한 것: D2RQ의 매핑 원리</w:t>
       </w:r>
     </w:p>
     <w:p>
       <w:pPr>
-        <w:spacing w:before="60" w:after="100"/>
+        <w:pStyle w:val="a0"/>
+        <w:spacing w:after="60"/>
         <w:rPr>
           <w:lang w:eastAsia="ko-KR"/>
         </w:rPr>
       </w:pPr>
       <w:r>
         <w:rPr>
-          <w:b/>
-          <w:color w:val="1F4E79"/>
           <w:sz w:val="20"/>
           <w:szCs w:val="20"/>
           <w:lang w:eastAsia="ko-KR"/>
         </w:rPr>
-        <w:t xml:space="preserve">원리 4. 열과 속성의 대응은 사람이 온톨로지 용어로 정한다 → 3.1  </w:t>
-      </w:r>
-      <w:r>
-        <w:rPr>
-          <w:sz w:val="20"/>
-          <w:szCs w:val="20"/>
-          <w:lang w:eastAsia="ko-KR"/>
-        </w:rPr>
-        <w:t xml:space="preserve">매핑 파일은 DB 구조로부터 자동 생성되며, 이때 이름은 DB의 표·열 이름 그대로이다. 이를 사람이 온톨로지 용어에 맞게 수정한다. 그림 3에서 Genre 열이 :itemName 속성에 대응된 것이 그 결과이다.</w:t>
+        <w:t xml:space="preserve">용어: 문헌의 instance는 우리 용어로 Entity, DatatypeProperty는 Data Property이다. 이하 우리 용어로 쓴다</w:t>
       </w:r>
     </w:p>
     <w:p>
       <w:pPr>
-        <w:pStyle w:val="1"/>
-        <w:pageBreakBefore/>
+        <w:keepNext/>
+        <w:spacing w:before="240"/>
         <w:rPr>
           <w:lang w:eastAsia="ko-KR"/>
         </w:rPr>
       </w:pPr>
       <w:r>
         <w:rPr>
-          <w:lang w:eastAsia="ko-KR"/>
-        </w:rPr>
-        <w:t xml:space="preserve">3. 우리 구현: 승인 표 한 행이 KG의 Entity가 되는 과정</w:t>
+          <w:b/>
+          <w:color w:val="1F4E79"/>
+          <w:sz w:val="25"/>
+          <w:szCs w:val="25"/>
+          <w:lang w:eastAsia="ko-KR"/>
+        </w:rPr>
+        <w:t xml:space="preserve">원리 1. 행의 키 값으로 Entity의 식별자를 만든다</w:t>
       </w:r>
     </w:p>
     <w:p>
       <w:pPr>
-        <w:spacing w:before="60" w:after="120"/>
+        <w:pStyle w:val="a0"/>
+        <w:spacing w:after="60"/>
         <w:rPr>
           <w:lang w:eastAsia="ko-KR"/>
         </w:rPr>
@@ -1178,7 +959,266 @@
           <w:szCs w:val="20"/>
           <w:lang w:eastAsia="ko-KR"/>
         </w:rPr>
-        <w:t xml:space="preserve">단계 3은 정형 표(승인 기록, K-water 측정자료)의 값을 해석을 더하지 않고 Ontology의 Entity와 Data Property로 옮기는 단계이다. 아래는 승인 표의 504행 하나를 따라간다. 그림의 노란 점선 상자는 해당 과정에 쓰인 D2RQ 원리(2장)이다.</w:t>
+        <w:t xml:space="preserve">D2RQ는 식별자의 틀을 uriPattern으로 정한다. 예: "item/@@item.item_ID@@"</w:t>
+      </w:r>
+    </w:p>
+    <w:p>
+      <w:pPr>
+        <w:pStyle w:val="a0"/>
+        <w:spacing w:after="60"/>
+        <w:rPr>
+          <w:lang w:eastAsia="ko-KR"/>
+        </w:rPr>
+      </w:pPr>
+      <w:r>
+        <w:rPr>
+          <w:sz w:val="20"/>
+          <w:szCs w:val="20"/>
+          <w:lang w:eastAsia="ko-KR"/>
+        </w:rPr>
+        <w:t xml:space="preserve">@@ 사이에 적힌 열(item_ID)의 값을 행마다 끼워 넣는다. item_ID가 7인 행 → item/7</w:t>
+      </w:r>
+    </w:p>
+    <w:p>
+      <w:pPr>
+        <w:pStyle w:val="a0"/>
+        <w:spacing w:after="60"/>
+        <w:rPr>
+          <w:lang w:eastAsia="ko-KR"/>
+        </w:rPr>
+      </w:pPr>
+      <w:r>
+        <w:rPr>
+          <w:sz w:val="20"/>
+          <w:szCs w:val="20"/>
+          <w:lang w:eastAsia="ko-KR"/>
+        </w:rPr>
+        <w:t xml:space="preserve">식별자를 원본의 키 값으로 만들므로, 같은 행은 언제나 같은 식별자를 받는다</w:t>
+      </w:r>
+    </w:p>
+    <w:p>
+      <w:pPr>
+        <w:keepNext/>
+        <w:spacing w:before="240"/>
+        <w:rPr>
+          <w:lang w:eastAsia="ko-KR"/>
+        </w:rPr>
+      </w:pPr>
+      <w:r>
+        <w:rPr>
+          <w:b/>
+          <w:color w:val="1F4E79"/>
+          <w:sz w:val="25"/>
+          <w:szCs w:val="25"/>
+          <w:lang w:eastAsia="ko-KR"/>
+        </w:rPr>
+        <w:t xml:space="preserve">원리 2. 한 표에서 나온 식별자는 모두 같은 Class의 Entity가 된다</w:t>
+      </w:r>
+    </w:p>
+    <w:p>
+      <w:pPr>
+        <w:pStyle w:val="a0"/>
+        <w:spacing w:after="60"/>
+        <w:rPr>
+          <w:lang w:eastAsia="ko-KR"/>
+        </w:rPr>
+      </w:pPr>
+      <w:r>
+        <w:rPr>
+          <w:sz w:val="20"/>
+          <w:szCs w:val="20"/>
+          <w:lang w:eastAsia="ko-KR"/>
+        </w:rPr>
+        <w:t xml:space="preserve">D2RQ는 d2rq:class :Item으로, 그 표의 모든 행 식별자를 Item Class의 Entity로 선언한다</w:t>
+      </w:r>
+    </w:p>
+    <w:p>
+      <w:pPr>
+        <w:pStyle w:val="a0"/>
+        <w:spacing w:after="60"/>
+        <w:rPr>
+          <w:lang w:eastAsia="ko-KR"/>
+        </w:rPr>
+      </w:pPr>
+      <w:r>
+        <w:rPr>
+          <w:sz w:val="20"/>
+          <w:szCs w:val="20"/>
+          <w:lang w:eastAsia="ko-KR"/>
+        </w:rPr>
+        <w:t xml:space="preserve">논문의 설명: "Converting a table in a database to a class in an ontology"</w:t>
+      </w:r>
+    </w:p>
+    <w:p>
+      <w:pPr>
+        <w:keepNext/>
+        <w:spacing w:before="240"/>
+        <w:rPr>
+          <w:lang w:eastAsia="ko-KR"/>
+        </w:rPr>
+      </w:pPr>
+      <w:r>
+        <w:rPr>
+          <w:b/>
+          <w:color w:val="1F4E79"/>
+          <w:sz w:val="25"/>
+          <w:szCs w:val="25"/>
+          <w:lang w:eastAsia="ko-KR"/>
+        </w:rPr>
+        <w:t xml:space="preserve">원리 3. 열 하나를 Data Property 하나에 대응시키고, 셀 값을 그 값으로 옮긴다</w:t>
+      </w:r>
+    </w:p>
+    <w:p>
+      <w:pPr>
+        <w:pStyle w:val="a0"/>
+        <w:spacing w:after="60"/>
+        <w:rPr>
+          <w:lang w:eastAsia="ko-KR"/>
+        </w:rPr>
+      </w:pPr>
+      <w:r>
+        <w:rPr>
+          <w:sz w:val="20"/>
+          <w:szCs w:val="20"/>
+          <w:lang w:eastAsia="ko-KR"/>
+        </w:rPr>
+        <w:t xml:space="preserve">D2RQ는 열마다 어느 Entity에 붙일지, 어떤 속성인지, 어느 열의 값을 옮길지를 선언한다. 예: column "item.Genre" → 속성 :itemName</w:t>
+      </w:r>
+    </w:p>
+    <w:p>
+      <w:pPr>
+        <w:pStyle w:val="a0"/>
+        <w:spacing w:after="60"/>
+        <w:rPr>
+          <w:lang w:eastAsia="ko-KR"/>
+        </w:rPr>
+      </w:pPr>
+      <w:r>
+        <w:rPr>
+          <w:sz w:val="20"/>
+          <w:szCs w:val="20"/>
+          <w:lang w:eastAsia="ko-KR"/>
+        </w:rPr>
+        <w:t xml:space="preserve">고정 문자열과 열 값을 조합해야 할 때는 column 대신 pattern(틀)을 쓴다</w:t>
+      </w:r>
+    </w:p>
+    <w:p>
+      <w:pPr>
+        <w:pStyle w:val="a0"/>
+        <w:spacing w:after="60"/>
+        <w:rPr>
+          <w:lang w:eastAsia="ko-KR"/>
+        </w:rPr>
+      </w:pPr>
+      <w:r>
+        <w:rPr>
+          <w:sz w:val="20"/>
+          <w:szCs w:val="20"/>
+          <w:lang w:eastAsia="ko-KR"/>
+        </w:rPr>
+        <w:t xml:space="preserve">논문의 설명: "Converting a column in a table to a DatatypeProperty in an ontology"</w:t>
+      </w:r>
+    </w:p>
+    <w:p>
+      <w:pPr>
+        <w:keepNext/>
+        <w:spacing w:before="240"/>
+        <w:rPr>
+          <w:lang w:eastAsia="ko-KR"/>
+        </w:rPr>
+      </w:pPr>
+      <w:r>
+        <w:rPr>
+          <w:b/>
+          <w:color w:val="1F4E79"/>
+          <w:sz w:val="25"/>
+          <w:szCs w:val="25"/>
+          <w:lang w:eastAsia="ko-KR"/>
+        </w:rPr>
+        <w:t xml:space="preserve">원리 4. 열과 속성의 대응은 사람이 온톨로지 용어로 정한다</w:t>
+      </w:r>
+    </w:p>
+    <w:p>
+      <w:pPr>
+        <w:pStyle w:val="a0"/>
+        <w:spacing w:after="60"/>
+        <w:rPr>
+          <w:lang w:eastAsia="ko-KR"/>
+        </w:rPr>
+      </w:pPr>
+      <w:r>
+        <w:rPr>
+          <w:sz w:val="20"/>
+          <w:szCs w:val="20"/>
+          <w:lang w:eastAsia="ko-KR"/>
+        </w:rPr>
+        <w:t xml:space="preserve">매핑 파일은 DB 구조로부터 자동 생성되며, 이때 이름은 DB의 표·열 이름 그대로이다</w:t>
+      </w:r>
+    </w:p>
+    <w:p>
+      <w:pPr>
+        <w:pStyle w:val="a0"/>
+        <w:spacing w:after="60"/>
+        <w:rPr>
+          <w:lang w:eastAsia="ko-KR"/>
+        </w:rPr>
+      </w:pPr>
+      <w:r>
+        <w:rPr>
+          <w:sz w:val="20"/>
+          <w:szCs w:val="20"/>
+          <w:lang w:eastAsia="ko-KR"/>
+        </w:rPr>
+        <w:t xml:space="preserve">이를 사람이 온톨로지 용어에 맞게 고친다. 예: Genre 열 → :itemName 속성</w:t>
+      </w:r>
+    </w:p>
+    <w:p>
+      <w:pPr>
+        <w:pStyle w:val="1"/>
+        <w:pageBreakBefore/>
+        <w:rPr>
+          <w:lang w:eastAsia="ko-KR"/>
+        </w:rPr>
+      </w:pPr>
+      <w:r>
+        <w:rPr>
+          <w:lang w:eastAsia="ko-KR"/>
+        </w:rPr>
+        <w:t xml:space="preserve">3. 우리 구현: 승인 표 한 행이 Entity가 되는 과정</w:t>
+      </w:r>
+    </w:p>
+    <w:p>
+      <w:pPr>
+        <w:pStyle w:val="a0"/>
+        <w:spacing w:after="60"/>
+        <w:rPr>
+          <w:lang w:eastAsia="ko-KR"/>
+        </w:rPr>
+      </w:pPr>
+      <w:r>
+        <w:rPr>
+          <w:sz w:val="20"/>
+          <w:szCs w:val="20"/>
+          <w:lang w:eastAsia="ko-KR"/>
+        </w:rPr>
+        <w:t xml:space="preserve">단계 3은 정형 표(승인 기록, K-water 측정자료)의 값을 해석을 더하지 않고 Ontology의 Entity와 Data Property로 옮기는 단계이다.</w:t>
+      </w:r>
+    </w:p>
+    <w:p>
+      <w:pPr>
+        <w:pStyle w:val="a0"/>
+        <w:spacing w:after="60"/>
+        <w:rPr>
+          <w:lang w:eastAsia="ko-KR"/>
+        </w:rPr>
+      </w:pPr>
+      <w:r>
+        <w:rPr>
+          <w:sz w:val="20"/>
+          <w:szCs w:val="20"/>
+          <w:lang w:eastAsia="ko-KR"/>
+        </w:rPr>
+        <w:t xml:space="preserve">아래는 승인 표의 504행 하나를 따라간다. 그림의 노란 점선 상자는 그 과정에 쓰인 D2RQ 원리이다.</w:t>
       </w:r>
     </w:p>
     <w:p>
@@ -1197,7 +1237,8 @@
     </w:p>
     <w:p>
       <w:pPr>
-        <w:spacing w:before="60" w:after="120"/>
+        <w:pStyle w:val="a0"/>
+        <w:spacing w:after="60"/>
         <w:rPr>
           <w:lang w:eastAsia="ko-KR"/>
         </w:rPr>
@@ -1208,7 +1249,24 @@
           <w:szCs w:val="20"/>
           <w:lang w:eastAsia="ko-KR"/>
         </w:rPr>
-        <w:t xml:space="preserve">입력은 전처리를 마친 승인 표(approval_records_clean.csv)에서 대상 4개 댐(충주, 소양강, 횡성, 광동)의 80행이다. 한 행은 승인 한 건이다. 변환하기 전에 열마다 어떤 역할을 할지 사람이 먼저 정했다. 표 2의 머리 색이 역할이다.</w:t>
+        <w:t xml:space="preserve">입력: 전처리를 마친 승인 표(approval_records_clean.csv)에서 대상 4개 댐(충주, 소양강, 횡성, 광동)의 80행. 한 행은 승인 한 건이다.</w:t>
+      </w:r>
+    </w:p>
+    <w:p>
+      <w:pPr>
+        <w:pStyle w:val="a0"/>
+        <w:spacing w:after="60"/>
+        <w:rPr>
+          <w:lang w:eastAsia="ko-KR"/>
+        </w:rPr>
+      </w:pPr>
+      <w:r>
+        <w:rPr>
+          <w:sz w:val="20"/>
+          <w:szCs w:val="20"/>
+          <w:lang w:eastAsia="ko-KR"/>
+        </w:rPr>
+        <w:t xml:space="preserve">변환하기 전에 열마다 어떤 역할을 할지 사람이 먼저 정했다. 표 2의 머리 색이 역할이다.</w:t>
       </w:r>
     </w:p>
     <w:p>
@@ -2104,7 +2162,7 @@
                 <w:szCs w:val="17"/>
                 <w:lang w:eastAsia="ko-KR"/>
               </w:rPr>
-              <w:t xml:space="preserve">관계에 사용</w:t>
+              <w:t xml:space="preserve">옮기지 않음</w:t>
             </w:r>
           </w:p>
           <w:p>
@@ -2118,7 +2176,7 @@
                 <w:szCs w:val="17"/>
                 <w:lang w:eastAsia="ko-KR"/>
               </w:rPr>
-              <w:t xml:space="preserve">(단계 5)</w:t>
+              <w:t xml:space="preserve">(댐 코드와 같은 값)</w:t>
             </w:r>
           </w:p>
         </w:tc>
@@ -2145,7 +2203,7 @@
                 <w:szCs w:val="17"/>
                 <w:lang w:eastAsia="ko-KR"/>
               </w:rPr>
-              <w:t xml:space="preserve">표시 이름</w:t>
+              <w:t xml:space="preserve">옮기지 않음</w:t>
             </w:r>
           </w:p>
           <w:p>
@@ -2159,7 +2217,7 @@
                 <w:szCs w:val="17"/>
                 <w:lang w:eastAsia="ko-KR"/>
               </w:rPr>
-              <w:t xml:space="preserve">(과정 2)</w:t>
+              <w:t xml:space="preserve">(코드와 같은 정보)</w:t>
             </w:r>
           </w:p>
         </w:tc>
@@ -2244,7 +2302,8 @@
     </w:p>
     <w:p>
       <w:pPr>
-        <w:spacing w:before="60" w:after="120"/>
+        <w:pStyle w:val="a0"/>
+        <w:spacing w:after="60"/>
         <w:rPr>
           <w:lang w:eastAsia="ko-KR"/>
         </w:rPr>
@@ -2255,7 +2314,41 @@
           <w:szCs w:val="20"/>
           <w:lang w:eastAsia="ko-KR"/>
         </w:rPr>
-        <w:t xml:space="preserve">표에는 이 밖에 원본 CSV의 행 번호(row_number_in_file)와 출처 열 6개(기관, 내려받은 주소, 원본 파일명, SHA-256 등)가 있으며, 과정 4·5에 쓴다.</w:t>
+        <w:t xml:space="preserve">관측소코드: 자료 준비 때 승인 파일의 관측소코드와 K-water의 댐 코드(DAM_CD)를 대조했고, 4개 댐 모두 같은 코드였다(1003110 충주 ↔ 1003110 충주댐 등). 댐 자체의 정보는 댐 자료에서 만들므로(3.3) 승인 Entity의 속성으로 옮기지 않는다.</w:t>
+      </w:r>
+    </w:p>
+    <w:p>
+      <w:pPr>
+        <w:pStyle w:val="a0"/>
+        <w:spacing w:after="60"/>
+        <w:rPr>
+          <w:lang w:eastAsia="ko-KR"/>
+        </w:rPr>
+      </w:pPr>
+      <w:r>
+        <w:rPr>
+          <w:sz w:val="20"/>
+          <w:szCs w:val="20"/>
+          <w:lang w:eastAsia="ko-KR"/>
+        </w:rPr>
+        <w:t xml:space="preserve">관측소명: 관측소코드와 같은 정보라 옮기지 않는다.</w:t>
+      </w:r>
+    </w:p>
+    <w:p>
+      <w:pPr>
+        <w:pStyle w:val="a0"/>
+        <w:spacing w:after="60"/>
+        <w:rPr>
+          <w:lang w:eastAsia="ko-KR"/>
+        </w:rPr>
+      </w:pPr>
+      <w:r>
+        <w:rPr>
+          <w:sz w:val="20"/>
+          <w:szCs w:val="20"/>
+          <w:lang w:eastAsia="ko-KR"/>
+        </w:rPr>
+        <w:t xml:space="preserve">이 밖에 원본 CSV의 행 번호와 출처 열(기관, 내려받은 주소, 원본 파일명 등)이 있으며, 과정 4·5에 쓴다.</w:t>
       </w:r>
     </w:p>
     <w:p>
@@ -2274,7 +2367,8 @@
     </w:p>
     <w:p>
       <w:pPr>
-        <w:spacing w:before="60" w:after="100"/>
+        <w:keepNext/>
+        <w:spacing w:before="240"/>
         <w:rPr>
           <w:lang w:eastAsia="ko-KR"/>
         </w:rPr>
@@ -2283,19 +2377,79 @@
         <w:rPr>
           <w:b/>
           <w:color w:val="1F4E79"/>
+          <w:sz w:val="25"/>
+          <w:szCs w:val="25"/>
+          <w:lang w:eastAsia="ko-KR"/>
+        </w:rPr>
+        <w:t xml:space="preserve">과정 1. 식별자 만들기 (원리 1)</w:t>
+      </w:r>
+    </w:p>
+    <w:p>
+      <w:pPr>
+        <w:pStyle w:val="a0"/>
+        <w:spacing w:after="60"/>
+        <w:rPr>
+          <w:lang w:eastAsia="ko-KR"/>
+        </w:rPr>
+      </w:pPr>
+      <w:r>
+        <w:rPr>
           <w:sz w:val="20"/>
           <w:szCs w:val="20"/>
           <w:lang w:eastAsia="ko-KR"/>
         </w:rPr>
-        <w:t xml:space="preserve">과정 1. 식별자 만들기 (원리 1)  </w:t>
+        <w:t xml:space="preserve">틀 "APR:" + {순차번호}에 504를 넣어 승인 Entity APR:504를 만든다.</w:t>
       </w:r>
+    </w:p>
+    <w:p>
+      <w:pPr>
+        <w:pStyle w:val="a0"/>
+        <w:spacing w:after="60"/>
+        <w:rPr>
+          <w:lang w:eastAsia="ko-KR"/>
+        </w:rPr>
+      </w:pPr>
       <w:r>
         <w:rPr>
           <w:sz w:val="20"/>
           <w:szCs w:val="20"/>
           <w:lang w:eastAsia="ko-KR"/>
         </w:rPr>
-        <w:t xml:space="preserve">틀 "APR:" + {순차번호}에 504를 넣어 승인 Entity APR:504를 만들고, 같은 행에서 틀 "EVI:AP:" + {순차번호}로 그 승인이 적힌 자료의 Entity EVI:AP:504를 만든다. 순차번호를 키로 쓴 이유는 원본 자료가 승인 한 건마다 매긴 번호이고, 전처리(단계 2)에서 중복 행을 지운 뒤에는 표 안에서 유일하기 때문이다. 그래서 80행은 서로 다른 ID 80쌍이 된다. ID가 값에서 결정되므로 KG를 다시 만들어도 같은 ID가 나오고, 단계 5는 이 ID로 Entity를 정확히 찾아 관계를 잇는다.</w:t>
+        <w:t xml:space="preserve">같은 행에서 틀 "EVI:AP:" + {순차번호}로 그 승인이 적힌 자료의 Entity EVI:AP:504를 만든다.</w:t>
+      </w:r>
+    </w:p>
+    <w:p>
+      <w:pPr>
+        <w:pStyle w:val="a0"/>
+        <w:spacing w:after="60"/>
+        <w:rPr>
+          <w:lang w:eastAsia="ko-KR"/>
+        </w:rPr>
+      </w:pPr>
+      <w:r>
+        <w:rPr>
+          <w:sz w:val="20"/>
+          <w:szCs w:val="20"/>
+          <w:lang w:eastAsia="ko-KR"/>
+        </w:rPr>
+        <w:t xml:space="preserve">순차번호를 키로 쓴 이유: 원본 자료가 승인 한 건마다 매긴 번호이고, 전처리에서 중복 행을 지운 뒤에는 표 안에서 유일하다. 그래서 80행은 서로 다른 ID 80쌍이 된다.</w:t>
+      </w:r>
+    </w:p>
+    <w:p>
+      <w:pPr>
+        <w:pStyle w:val="a0"/>
+        <w:spacing w:after="60"/>
+        <w:rPr>
+          <w:lang w:eastAsia="ko-KR"/>
+        </w:rPr>
+      </w:pPr>
+      <w:r>
+        <w:rPr>
+          <w:sz w:val="20"/>
+          <w:szCs w:val="20"/>
+          <w:lang w:eastAsia="ko-KR"/>
+        </w:rPr>
+        <w:t xml:space="preserve">ID는 처리 순서나 무작위 번호가 아니라 원본의 순차번호로 만든다. 그래서 같은 행은 언제 다시 만들어도 같은 ID가 된다.</w:t>
       </w:r>
     </w:p>
     <w:p>
@@ -2361,7 +2515,8 @@
     </w:p>
     <w:p>
       <w:pPr>
-        <w:spacing w:before="60" w:after="100"/>
+        <w:keepNext/>
+        <w:spacing w:before="240"/>
         <w:rPr>
           <w:lang w:eastAsia="ko-KR"/>
         </w:rPr>
@@ -2370,23 +2525,49 @@
         <w:rPr>
           <w:b/>
           <w:color w:val="1F4E79"/>
-          <w:sz w:val="20"/>
-          <w:szCs w:val="20"/>
-          <w:lang w:eastAsia="ko-KR"/>
-        </w:rPr>
-        <w:t xml:space="preserve">과정 2. Class 지정 (원리 2)  </w:t>
-      </w:r>
-      <w:r>
-        <w:rPr>
-          <w:sz w:val="20"/>
-          <w:szCs w:val="20"/>
-          <w:lang w:eastAsia="ko-KR"/>
-        </w:rPr>
-        <w:t xml:space="preserve">승인 표에서 나온 APR: ID 80개는 모두 Approval Class의 Entity로, EVI:AP: ID 80개는 모두 EvidenceSource Class의 Entity로 기록한다. 각 Entity에는 그래프를 사람이 볼 때 알아보기 쉽도록 표시 이름("승인 504 (충주댐)")을 붙인다. 표시 이름은 온톨로지의 Data Property가 아니며 검색과 답변에는 쓰지 않는다.</w:t>
+          <w:sz w:val="25"/>
+          <w:szCs w:val="25"/>
+          <w:lang w:eastAsia="ko-KR"/>
+        </w:rPr>
+        <w:t xml:space="preserve">과정 2. Class 지정 (원리 2)</w:t>
       </w:r>
     </w:p>
     <w:p>
       <w:pPr>
+        <w:pStyle w:val="a0"/>
+        <w:spacing w:after="60"/>
+        <w:rPr>
+          <w:lang w:eastAsia="ko-KR"/>
+        </w:rPr>
+      </w:pPr>
+      <w:r>
+        <w:rPr>
+          <w:sz w:val="20"/>
+          <w:szCs w:val="20"/>
+          <w:lang w:eastAsia="ko-KR"/>
+        </w:rPr>
+        <w:t xml:space="preserve">승인 표에서 만든 APR: ID 80개는 모두 Approval Class의 Entity로 기록한다.</w:t>
+      </w:r>
+    </w:p>
+    <w:p>
+      <w:pPr>
+        <w:pStyle w:val="a0"/>
+        <w:spacing w:after="60"/>
+        <w:rPr>
+          <w:lang w:eastAsia="ko-KR"/>
+        </w:rPr>
+      </w:pPr>
+      <w:r>
+        <w:rPr>
+          <w:sz w:val="20"/>
+          <w:szCs w:val="20"/>
+          <w:lang w:eastAsia="ko-KR"/>
+        </w:rPr>
+        <w:t xml:space="preserve">EVI:AP: ID 80개는 모두 EvidenceSource Class의 Entity로 기록한다.</w:t>
+      </w:r>
+    </w:p>
+    <w:p>
+      <w:pPr>
         <w:keepNext/>
         <w:spacing w:before="60" w:after="40"/>
         <w:jc w:val="center"/>
@@ -2394,7 +2575,7 @@
       <w:r>
         <w:drawing>
           <wp:inline distT="0" distB="0" distL="0" distR="0">
-            <wp:extent cx="6141720" cy="2515180"/>
+            <wp:extent cx="6141720" cy="2012144"/>
             <wp:docPr id="2" name="step3_doc_f2" descr="step3_doc_f2"/>
             <wp:cNvGraphicFramePr>
               <a:graphicFrameLocks xmlns:a="http://schemas.openxmlformats.org/drawingml/2006/main" noChangeAspect="1"/>
@@ -2415,7 +2596,7 @@
                   <pic:spPr>
                     <a:xfrm>
                       <a:off x="0" y="0"/>
-                      <a:ext cx="6141720" cy="2515180"/>
+                      <a:ext cx="6141720" cy="2012144"/>
                     </a:xfrm>
                     <a:prstGeom prst="rect">
                       <a:avLst/>
@@ -2443,7 +2624,7 @@
           <w:szCs w:val="18"/>
           <w:lang w:eastAsia="ko-KR"/>
         </w:rPr>
-        <w:t xml:space="preserve">그림 2. Class 지정과 표시 이름</w:t>
+        <w:t xml:space="preserve">그림 2. Class 지정</w:t>
       </w:r>
     </w:p>
     <w:p>
@@ -2459,7 +2640,7 @@
           <w:szCs w:val="20"/>
           <w:lang w:eastAsia="ko-KR"/>
         </w:rPr>
-        <w:t xml:space="preserve">결과물: Entity 표(kgv4_entities.csv). 한 줄이 Entity 하나이다.</w:t>
+        <w:t xml:space="preserve">결과: Entity 표 (한 줄 = Entity 하나)</w:t>
       </w:r>
     </w:p>
     <w:tbl>
@@ -2478,9 +2659,8 @@
         <w:tblLook w:val="04A0" w:firstRow="1" w:lastRow="0" w:firstColumn="1" w:lastColumn="0" w:noHBand="0" w:noVBand="1"/>
       </w:tblPr>
       <w:tblGrid>
-        <w:gridCol w:w="2200"/>
-        <w:gridCol w:w="2600"/>
-        <w:gridCol w:w="5172"/>
+        <w:gridCol w:w="4986"/>
+        <w:gridCol w:w="4986"/>
       </w:tblGrid>
       <w:tr>
         <w:trPr>
@@ -2490,7 +2670,7 @@
         </w:trPr>
         <w:tc>
           <w:tcPr>
-            <w:tcW w:w="2200" w:type="dxa"/>
+            <w:tcW w:w="4986" w:type="dxa"/>
             <w:shd w:val="clear" w:color="auto" w:fill="D9EAF7"/>
             <w:tcMar>
               <w:top w:w="80" w:type="dxa"/>
@@ -2518,7 +2698,7 @@
         </w:tc>
         <w:tc>
           <w:tcPr>
-            <w:tcW w:w="2600" w:type="dxa"/>
+            <w:tcW w:w="4986" w:type="dxa"/>
             <w:shd w:val="clear" w:color="auto" w:fill="D9EAF7"/>
             <w:tcMar>
               <w:top w:w="80" w:type="dxa"/>
@@ -2544,34 +2724,6 @@
             </w:r>
           </w:p>
         </w:tc>
-        <w:tc>
-          <w:tcPr>
-            <w:tcW w:w="5172" w:type="dxa"/>
-            <w:shd w:val="clear" w:color="auto" w:fill="D9EAF7"/>
-            <w:tcMar>
-              <w:top w:w="80" w:type="dxa"/>
-              <w:left w:w="110" w:type="dxa"/>
-              <w:bottom w:w="80" w:type="dxa"/>
-              <w:right w:w="110" w:type="dxa"/>
-            </w:tcMar>
-            <w:vAlign w:val="center"/>
-          </w:tcPr>
-          <w:p>
-            <w:pPr>
-              <w:spacing w:after="20" w:line="252" w:lineRule="auto"/>
-              <w:jc w:val="center"/>
-            </w:pPr>
-            <w:r>
-              <w:rPr>
-                <w:b/>
-                <w:sz w:val="18"/>
-                <w:szCs w:val="18"/>
-                <w:lang w:eastAsia="ko-KR"/>
-              </w:rPr>
-              <w:t xml:space="preserve">표시 이름</w:t>
-            </w:r>
-          </w:p>
-        </w:tc>
       </w:tr>
       <w:tr>
         <w:trPr>
@@ -2580,7 +2732,7 @@
         </w:trPr>
         <w:tc>
           <w:tcPr>
-            <w:tcW w:w="2200" w:type="dxa"/>
+            <w:tcW w:w="4986" w:type="dxa"/>
             <w:tcMar>
               <w:top w:w="80" w:type="dxa"/>
               <w:left w:w="110" w:type="dxa"/>
@@ -2605,7 +2757,7 @@
         </w:tc>
         <w:tc>
           <w:tcPr>
-            <w:tcW w:w="2600" w:type="dxa"/>
+            <w:tcW w:w="4986" w:type="dxa"/>
             <w:tcMar>
               <w:top w:w="80" w:type="dxa"/>
               <w:left w:w="110" w:type="dxa"/>
@@ -2628,31 +2780,6 @@
             </w:r>
           </w:p>
         </w:tc>
-        <w:tc>
-          <w:tcPr>
-            <w:tcW w:w="5172" w:type="dxa"/>
-            <w:tcMar>
-              <w:top w:w="80" w:type="dxa"/>
-              <w:left w:w="110" w:type="dxa"/>
-              <w:bottom w:w="80" w:type="dxa"/>
-              <w:right w:w="110" w:type="dxa"/>
-            </w:tcMar>
-            <w:vAlign w:val="center"/>
-          </w:tcPr>
-          <w:p>
-            <w:pPr>
-              <w:spacing w:after="20" w:line="252" w:lineRule="auto"/>
-            </w:pPr>
-            <w:r>
-              <w:rPr>
-                <w:sz w:val="18"/>
-                <w:szCs w:val="18"/>
-                <w:lang w:eastAsia="ko-KR"/>
-              </w:rPr>
-              <w:t xml:space="preserve">승인 504 (충주댐)</w:t>
-            </w:r>
-          </w:p>
-        </w:tc>
       </w:tr>
       <w:tr>
         <w:trPr>
@@ -2661,7 +2788,7 @@
         </w:trPr>
         <w:tc>
           <w:tcPr>
-            <w:tcW w:w="2200" w:type="dxa"/>
+            <w:tcW w:w="4986" w:type="dxa"/>
             <w:tcMar>
               <w:top w:w="80" w:type="dxa"/>
               <w:left w:w="110" w:type="dxa"/>
@@ -2686,7 +2813,7 @@
         </w:tc>
         <w:tc>
           <w:tcPr>
-            <w:tcW w:w="2600" w:type="dxa"/>
+            <w:tcW w:w="4986" w:type="dxa"/>
             <w:tcMar>
               <w:top w:w="80" w:type="dxa"/>
               <w:left w:w="110" w:type="dxa"/>
@@ -2709,31 +2836,6 @@
             </w:r>
           </w:p>
         </w:tc>
-        <w:tc>
-          <w:tcPr>
-            <w:tcW w:w="5172" w:type="dxa"/>
-            <w:tcMar>
-              <w:top w:w="80" w:type="dxa"/>
-              <w:left w:w="110" w:type="dxa"/>
-              <w:bottom w:w="80" w:type="dxa"/>
-              <w:right w:w="110" w:type="dxa"/>
-            </w:tcMar>
-            <w:vAlign w:val="center"/>
-          </w:tcPr>
-          <w:p>
-            <w:pPr>
-              <w:spacing w:after="20" w:line="252" w:lineRule="auto"/>
-            </w:pPr>
-            <w:r>
-              <w:rPr>
-                <w:sz w:val="18"/>
-                <w:szCs w:val="18"/>
-                <w:lang w:eastAsia="ko-KR"/>
-              </w:rPr>
-              <w:t xml:space="preserve">한강홍수통제소 댐방류승인 순차번호 504</w:t>
-            </w:r>
-          </w:p>
-        </w:tc>
       </w:tr>
     </w:tbl>
     <w:p>
@@ -2746,7 +2848,8 @@
     </w:p>
     <w:p>
       <w:pPr>
-        <w:spacing w:before="60" w:after="100"/>
+        <w:keepNext/>
+        <w:spacing w:before="240"/>
         <w:rPr>
           <w:lang w:eastAsia="ko-KR"/>
         </w:rPr>
@@ -2755,23 +2858,66 @@
         <w:rPr>
           <w:b/>
           <w:color w:val="1F4E79"/>
-          <w:sz w:val="20"/>
-          <w:szCs w:val="20"/>
-          <w:lang w:eastAsia="ko-KR"/>
-        </w:rPr>
-        <w:t xml:space="preserve">과정 3. 열 → Data Property (원리 3)  </w:t>
-      </w:r>
-      <w:r>
-        <w:rPr>
-          <w:sz w:val="20"/>
-          <w:szCs w:val="20"/>
-          <w:lang w:eastAsia="ko-KR"/>
-        </w:rPr>
-        <w:t xml:space="preserve">승인년월일시분 열은 approvalTime에 대응한다. 원본 값에 시각이 없어 앞 10글자를 날짜(date)로 저장한다(column). 방류시작시간, 접수방류량, 비고 세 열은 문자열 틀에 넣어 approvalContent 하나로 저장한다(pattern). 주어진 온톨로지에 Approval의 내용 속성이 approvalContent 하나뿐이어서 이렇게 모았다(4장 검토할 점 1). 관측소코드는 다른 Entity(댐)를 가리키는 열이므로 Data Property로 만들지 않고, 단계 5에서 Dam Entity를 찾아 concernsDam 관계로 잇는 데 쓴다.</w:t>
+          <w:sz w:val="25"/>
+          <w:szCs w:val="25"/>
+          <w:lang w:eastAsia="ko-KR"/>
+        </w:rPr>
+        <w:t xml:space="preserve">과정 3. 열 → Data Property (원리 3)</w:t>
       </w:r>
     </w:p>
     <w:p>
       <w:pPr>
+        <w:pStyle w:val="a0"/>
+        <w:spacing w:after="60"/>
+        <w:rPr>
+          <w:lang w:eastAsia="ko-KR"/>
+        </w:rPr>
+      </w:pPr>
+      <w:r>
+        <w:rPr>
+          <w:sz w:val="20"/>
+          <w:szCs w:val="20"/>
+          <w:lang w:eastAsia="ko-KR"/>
+        </w:rPr>
+        <w:t xml:space="preserve">승인년월일시분 → approvalTime. 원본 값에 시각이 없어 앞 10글자를 날짜로 저장한다(column).</w:t>
+      </w:r>
+    </w:p>
+    <w:p>
+      <w:pPr>
+        <w:pStyle w:val="a0"/>
+        <w:spacing w:after="60"/>
+        <w:rPr>
+          <w:lang w:eastAsia="ko-KR"/>
+        </w:rPr>
+      </w:pPr>
+      <w:r>
+        <w:rPr>
+          <w:sz w:val="20"/>
+          <w:szCs w:val="20"/>
+          <w:lang w:eastAsia="ko-KR"/>
+        </w:rPr>
+        <w:t xml:space="preserve">방류시작시간, 접수방류량, 비고 → approvalContent 하나. 세 값을 글자 틀에 넣어 저장한다(pattern). 비고는 원문 그대로 넣는다.</w:t>
+      </w:r>
+    </w:p>
+    <w:p>
+      <w:pPr>
+        <w:pStyle w:val="a0"/>
+        <w:spacing w:after="60"/>
+        <w:rPr>
+          <w:lang w:eastAsia="ko-KR"/>
+        </w:rPr>
+      </w:pPr>
+      <w:r>
+        <w:rPr>
+          <w:sz w:val="20"/>
+          <w:szCs w:val="20"/>
+          <w:lang w:eastAsia="ko-KR"/>
+        </w:rPr>
+        <w:t xml:space="preserve">세 열을 합친 이유: 주어진 온톨로지에 Approval의 내용 속성이 approvalContent 하나뿐이었다(4장 검토할 점 1).</w:t>
+      </w:r>
+    </w:p>
+    <w:p>
+      <w:pPr>
         <w:keepNext/>
         <w:spacing w:before="60" w:after="40"/>
         <w:jc w:val="center"/>
@@ -2779,7 +2925,7 @@
       <w:r>
         <w:drawing>
           <wp:inline distT="0" distB="0" distL="0" distR="0">
-            <wp:extent cx="6141720" cy="4147123"/>
+            <wp:extent cx="6141720" cy="2333853"/>
             <wp:docPr id="3" name="step3_doc_f3" descr="step3_doc_f3"/>
             <wp:cNvGraphicFramePr>
               <a:graphicFrameLocks xmlns:a="http://schemas.openxmlformats.org/drawingml/2006/main" noChangeAspect="1"/>
@@ -2800,7 +2946,7 @@
                   <pic:spPr>
                     <a:xfrm>
                       <a:off x="0" y="0"/>
-                      <a:ext cx="6141720" cy="4147123"/>
+                      <a:ext cx="6141720" cy="2333853"/>
                     </a:xfrm>
                     <a:prstGeom prst="rect">
                       <a:avLst/>
@@ -2844,7 +2990,7 @@
           <w:szCs w:val="20"/>
           <w:lang w:eastAsia="ko-KR"/>
         </w:rPr>
-        <w:t xml:space="preserve">결과물: 속성 표(kgv4_properties.csv). 한 줄이 Entity의 속성 하나이다.</w:t>
+        <w:t xml:space="preserve">결과: 속성 표 (한 줄 = Entity의 속성 하나)</w:t>
       </w:r>
     </w:p>
     <w:tbl>
@@ -2865,8 +3011,8 @@
       <w:tblGrid>
         <w:gridCol w:w="1500"/>
         <w:gridCol w:w="2000"/>
-        <w:gridCol w:w="5272"/>
-        <w:gridCol w:w="1200"/>
+        <w:gridCol w:w="5372"/>
+        <w:gridCol w:w="1100"/>
       </w:tblGrid>
       <w:tr>
         <w:trPr>
@@ -2932,7 +3078,7 @@
         </w:tc>
         <w:tc>
           <w:tcPr>
-            <w:tcW w:w="5272" w:type="dxa"/>
+            <w:tcW w:w="5372" w:type="dxa"/>
             <w:shd w:val="clear" w:color="auto" w:fill="D9EAF7"/>
             <w:tcMar>
               <w:top w:w="80" w:type="dxa"/>
@@ -2960,7 +3106,7 @@
         </w:tc>
         <w:tc>
           <w:tcPr>
-            <w:tcW w:w="1200" w:type="dxa"/>
+            <w:tcW w:w="1100" w:type="dxa"/>
             <w:shd w:val="clear" w:color="auto" w:fill="D9EAF7"/>
             <w:tcMar>
               <w:top w:w="80" w:type="dxa"/>
@@ -3044,7 +3190,7 @@
         </w:tc>
         <w:tc>
           <w:tcPr>
-            <w:tcW w:w="5272" w:type="dxa"/>
+            <w:tcW w:w="5372" w:type="dxa"/>
             <w:tcMar>
               <w:top w:w="80" w:type="dxa"/>
               <w:left w:w="110" w:type="dxa"/>
@@ -3069,7 +3215,7 @@
         </w:tc>
         <w:tc>
           <w:tcPr>
-            <w:tcW w:w="1200" w:type="dxa"/>
+            <w:tcW w:w="1100" w:type="dxa"/>
             <w:tcMar>
               <w:top w:w="80" w:type="dxa"/>
               <w:left w:w="110" w:type="dxa"/>
@@ -3088,7 +3234,7 @@
                 <w:szCs w:val="18"/>
                 <w:lang w:eastAsia="ko-KR"/>
               </w:rPr>
-              <w:t xml:space="preserve">date</w:t>
+              <w:t xml:space="preserve">날짜</w:t>
             </w:r>
           </w:p>
         </w:tc>
@@ -3150,7 +3296,7 @@
         </w:tc>
         <w:tc>
           <w:tcPr>
-            <w:tcW w:w="5272" w:type="dxa"/>
+            <w:tcW w:w="5372" w:type="dxa"/>
             <w:tcMar>
               <w:top w:w="80" w:type="dxa"/>
               <w:left w:w="110" w:type="dxa"/>
@@ -3175,7 +3321,7 @@
         </w:tc>
         <w:tc>
           <w:tcPr>
-            <w:tcW w:w="1200" w:type="dxa"/>
+            <w:tcW w:w="1100" w:type="dxa"/>
             <w:tcMar>
               <w:top w:w="80" w:type="dxa"/>
               <w:left w:w="110" w:type="dxa"/>
@@ -3194,7 +3340,7 @@
                 <w:szCs w:val="18"/>
                 <w:lang w:eastAsia="ko-KR"/>
               </w:rPr>
-              <w:t xml:space="preserve">string</w:t>
+              <w:t xml:space="preserve">글자</w:t>
             </w:r>
           </w:p>
         </w:tc>
@@ -3210,7 +3356,8 @@
     </w:p>
     <w:p>
       <w:pPr>
-        <w:spacing w:before="60" w:after="100"/>
+        <w:keepNext/>
+        <w:spacing w:before="240"/>
         <w:rPr>
           <w:lang w:eastAsia="ko-KR"/>
         </w:rPr>
@@ -3219,45 +3366,123 @@
         <w:rPr>
           <w:b/>
           <w:color w:val="1F4E79"/>
-          <w:sz w:val="20"/>
-          <w:szCs w:val="20"/>
-          <w:lang w:eastAsia="ko-KR"/>
-        </w:rPr>
-        <w:t xml:space="preserve">비고는 어떻게 다루나  </w:t>
-      </w:r>
-      <w:r>
-        <w:rPr>
-          <w:sz w:val="20"/>
-          <w:szCs w:val="20"/>
-          <w:lang w:eastAsia="ko-KR"/>
-        </w:rPr>
-        <w:t xml:space="preserve">이 단계에서 비고는 표의 한 칸으로서 셀 값을 그대로 옮기기만 한다. 앞뒤 공백을 지우고, 비어 있으면 넣지 않고(80행 중 15행), 비어 있지 않으면 "비고: " 뒤에 원문을 붙인다. "(실제방류는 20시부터)"가 실제 방류 시각이라는 것을 읽어 운영행위 OPR:504:1(방류, 20:00)을 만드는 것은 단계 4(비정형 텍스트 추출)의 일이다. 단계 3은 원문을 보존하고 단계 4는 그 원문을 해석한다. 원문이 승인 Entity에 남아 있어서 단계 4의 추출 결과를 원문과 바로 대조할 수 있다.</w:t>
+          <w:sz w:val="25"/>
+          <w:szCs w:val="25"/>
+          <w:lang w:eastAsia="ko-KR"/>
+        </w:rPr>
+        <w:t xml:space="preserve">과정 4. 근거 Entity와 연결</w:t>
       </w:r>
     </w:p>
     <w:p>
       <w:pPr>
-        <w:spacing w:before="60" w:after="100"/>
+        <w:pStyle w:val="a0"/>
+        <w:spacing w:after="60"/>
         <w:rPr>
           <w:lang w:eastAsia="ko-KR"/>
         </w:rPr>
       </w:pPr>
       <w:r>
         <w:rPr>
-          <w:b/>
-          <w:color w:val="1F4E79"/>
           <w:sz w:val="20"/>
           <w:szCs w:val="20"/>
           <w:lang w:eastAsia="ko-KR"/>
         </w:rPr>
-        <w:t xml:space="preserve">과정 4. 근거 Entity의 속성  </w:t>
+        <w:t xml:space="preserve">같은 행의 출처 열을 근거 Entity EVI:AP:504의 속성으로 옮긴다(아래 표).</w:t>
       </w:r>
+    </w:p>
+    <w:p>
+      <w:pPr>
+        <w:pStyle w:val="a0"/>
+        <w:spacing w:after="60"/>
+        <w:rPr>
+          <w:lang w:eastAsia="ko-KR"/>
+        </w:rPr>
+      </w:pPr>
       <w:r>
         <w:rPr>
           <w:sz w:val="20"/>
           <w:szCs w:val="20"/>
           <w:lang w:eastAsia="ko-KR"/>
         </w:rPr>
-        <w:t xml:space="preserve">같은 행의 출처 열을 근거 Entity EVI:AP:504의 속성으로 옮긴다. 승인 Entity와 근거 Entity는 같은 행에서 함께 만들어지므로, 다른 표를 찾지 않고 바로 APR:504 —supportedBy→ EVI:AP:504로 잇는다.</w:t>
+        <w:t xml:space="preserve">APR:504와 EVI:AP:504는 같은 504행을 처리하면서 동시에 만든다. 그래서 만드는 그 자리에서 APR:504 —supportedBy→ EVI:AP:504로 잇는다(그림 4).</w:t>
+      </w:r>
+    </w:p>
+    <w:p>
+      <w:pPr>
+        <w:pStyle w:val="a0"/>
+        <w:spacing w:after="60"/>
+        <w:rPr>
+          <w:lang w:eastAsia="ko-KR"/>
+        </w:rPr>
+      </w:pPr>
+      <w:r>
+        <w:rPr>
+          <w:sz w:val="20"/>
+          <w:szCs w:val="20"/>
+          <w:lang w:eastAsia="ko-KR"/>
+        </w:rPr>
+        <w:t xml:space="preserve">두 ID의 504는 둘이 같은 원본 행에서 나왔다는 표시이다. 나중에 ID 글자(AP, APR)를 맞춰 보고 찾아서 잇는 것이 아니다.</w:t>
+      </w:r>
+    </w:p>
+    <w:p>
+      <w:pPr>
+        <w:keepNext/>
+        <w:spacing w:before="60" w:after="40"/>
+        <w:jc w:val="center"/>
+      </w:pPr>
+      <w:r>
+        <w:drawing>
+          <wp:inline distT="0" distB="0" distL="0" distR="0">
+            <wp:extent cx="6141720" cy="2158375"/>
+            <wp:docPr id="4" name="step3_doc_f8" descr="step3_doc_f8"/>
+            <wp:cNvGraphicFramePr>
+              <a:graphicFrameLocks xmlns:a="http://schemas.openxmlformats.org/drawingml/2006/main" noChangeAspect="1"/>
+            </wp:cNvGraphicFramePr>
+            <a:graphic xmlns:a="http://schemas.openxmlformats.org/drawingml/2006/main">
+              <a:graphicData uri="http://schemas.openxmlformats.org/drawingml/2006/picture">
+                <pic:pic xmlns:pic="http://schemas.openxmlformats.org/drawingml/2006/picture">
+                  <pic:nvPicPr>
+                    <pic:cNvPr id="4" name="step3_doc_f8"/>
+                    <pic:cNvPicPr/>
+                  </pic:nvPicPr>
+                  <pic:blipFill>
+                    <a:blip r:embed="rIdImg4"/>
+                    <a:stretch>
+                      <a:fillRect/>
+                    </a:stretch>
+                  </pic:blipFill>
+                  <pic:spPr>
+                    <a:xfrm>
+                      <a:off x="0" y="0"/>
+                      <a:ext cx="6141720" cy="2158375"/>
+                    </a:xfrm>
+                    <a:prstGeom prst="rect">
+                      <a:avLst/>
+                    </a:prstGeom>
+                  </pic:spPr>
+                </pic:pic>
+              </a:graphicData>
+            </a:graphic>
+          </wp:inline>
+        </w:drawing>
+      </w:r>
+    </w:p>
+    <w:p>
+      <w:pPr>
+        <w:spacing w:before="0" w:after="120"/>
+        <w:jc w:val="center"/>
+        <w:rPr>
+          <w:lang w:eastAsia="ko-KR"/>
+        </w:rPr>
+      </w:pPr>
+      <w:r>
+        <w:rPr>
+          <w:color w:val="505050"/>
+          <w:sz w:val="18"/>
+          <w:szCs w:val="18"/>
+          <w:lang w:eastAsia="ko-KR"/>
+        </w:rPr>
+        <w:t xml:space="preserve">그림 4. 같은 행에서 함께 만들며 잇는다 (APR:504 → EVI:AP:504)</w:t>
       </w:r>
     </w:p>
     <w:tbl>
@@ -3278,8 +3503,8 @@
       <w:tblGrid>
         <w:gridCol w:w="1700"/>
         <w:gridCol w:w="2000"/>
-        <w:gridCol w:w="5072"/>
-        <w:gridCol w:w="1200"/>
+        <w:gridCol w:w="5172"/>
+        <w:gridCol w:w="1100"/>
       </w:tblGrid>
       <w:tr>
         <w:trPr>
@@ -3345,7 +3570,7 @@
         </w:tc>
         <w:tc>
           <w:tcPr>
-            <w:tcW w:w="5072" w:type="dxa"/>
+            <w:tcW w:w="5172" w:type="dxa"/>
             <w:shd w:val="clear" w:color="auto" w:fill="D9EAF7"/>
             <w:tcMar>
               <w:top w:w="80" w:type="dxa"/>
@@ -3373,7 +3598,7 @@
         </w:tc>
         <w:tc>
           <w:tcPr>
-            <w:tcW w:w="1200" w:type="dxa"/>
+            <w:tcW w:w="1100" w:type="dxa"/>
             <w:shd w:val="clear" w:color="auto" w:fill="D9EAF7"/>
             <w:tcMar>
               <w:top w:w="80" w:type="dxa"/>
@@ -3457,7 +3682,7 @@
         </w:tc>
         <w:tc>
           <w:tcPr>
-            <w:tcW w:w="5072" w:type="dxa"/>
+            <w:tcW w:w="5172" w:type="dxa"/>
             <w:tcMar>
               <w:top w:w="80" w:type="dxa"/>
               <w:left w:w="110" w:type="dxa"/>
@@ -3482,7 +3707,7 @@
         </w:tc>
         <w:tc>
           <w:tcPr>
-            <w:tcW w:w="1200" w:type="dxa"/>
+            <w:tcW w:w="1100" w:type="dxa"/>
             <w:tcMar>
               <w:top w:w="80" w:type="dxa"/>
               <w:left w:w="110" w:type="dxa"/>
@@ -3501,7 +3726,7 @@
                 <w:szCs w:val="18"/>
                 <w:lang w:eastAsia="ko-KR"/>
               </w:rPr>
-              <w:t xml:space="preserve">string</w:t>
+              <w:t xml:space="preserve">글자</w:t>
             </w:r>
           </w:p>
         </w:tc>
@@ -3563,7 +3788,7 @@
         </w:tc>
         <w:tc>
           <w:tcPr>
-            <w:tcW w:w="5072" w:type="dxa"/>
+            <w:tcW w:w="5172" w:type="dxa"/>
             <w:tcMar>
               <w:top w:w="80" w:type="dxa"/>
               <w:left w:w="110" w:type="dxa"/>
@@ -3588,7 +3813,7 @@
         </w:tc>
         <w:tc>
           <w:tcPr>
-            <w:tcW w:w="1200" w:type="dxa"/>
+            <w:tcW w:w="1100" w:type="dxa"/>
             <w:tcMar>
               <w:top w:w="80" w:type="dxa"/>
               <w:left w:w="110" w:type="dxa"/>
@@ -3607,7 +3832,7 @@
                 <w:szCs w:val="18"/>
                 <w:lang w:eastAsia="ko-KR"/>
               </w:rPr>
-              <w:t xml:space="preserve">string</w:t>
+              <w:t xml:space="preserve">글자</w:t>
             </w:r>
           </w:p>
         </w:tc>
@@ -3669,7 +3894,7 @@
         </w:tc>
         <w:tc>
           <w:tcPr>
-            <w:tcW w:w="5072" w:type="dxa"/>
+            <w:tcW w:w="5172" w:type="dxa"/>
             <w:tcMar>
               <w:top w:w="80" w:type="dxa"/>
               <w:left w:w="110" w:type="dxa"/>
@@ -3694,7 +3919,7 @@
         </w:tc>
         <w:tc>
           <w:tcPr>
-            <w:tcW w:w="1200" w:type="dxa"/>
+            <w:tcW w:w="1100" w:type="dxa"/>
             <w:tcMar>
               <w:top w:w="80" w:type="dxa"/>
               <w:left w:w="110" w:type="dxa"/>
@@ -3713,7 +3938,7 @@
                 <w:szCs w:val="18"/>
                 <w:lang w:eastAsia="ko-KR"/>
               </w:rPr>
-              <w:t xml:space="preserve">string</w:t>
+              <w:t xml:space="preserve">글자</w:t>
             </w:r>
           </w:p>
         </w:tc>
@@ -3729,7 +3954,8 @@
     </w:p>
     <w:p>
       <w:pPr>
-        <w:spacing w:before="60" w:after="100"/>
+        <w:keepNext/>
+        <w:spacing w:before="240"/>
         <w:rPr>
           <w:lang w:eastAsia="ko-KR"/>
         </w:rPr>
@@ -3738,19 +3964,62 @@
         <w:rPr>
           <w:b/>
           <w:color w:val="1F4E79"/>
+          <w:sz w:val="25"/>
+          <w:szCs w:val="25"/>
+          <w:lang w:eastAsia="ko-KR"/>
+        </w:rPr>
+        <w:t xml:space="preserve">과정 5. 출처 기록</w:t>
+      </w:r>
+    </w:p>
+    <w:p>
+      <w:pPr>
+        <w:pStyle w:val="a0"/>
+        <w:spacing w:after="60"/>
+        <w:rPr>
+          <w:lang w:eastAsia="ko-KR"/>
+        </w:rPr>
+      </w:pPr>
+      <w:r>
+        <w:rPr>
           <w:sz w:val="20"/>
           <w:szCs w:val="20"/>
           <w:lang w:eastAsia="ko-KR"/>
         </w:rPr>
-        <w:t xml:space="preserve">과정 5. 출처 기록  </w:t>
+        <w:t xml:space="preserve">우리 원본은 DB가 아니라 내려받은 CSV·JSON 파일이어서, 매핑한 값을 옮겨 저장한다.</w:t>
       </w:r>
+    </w:p>
+    <w:p>
+      <w:pPr>
+        <w:pStyle w:val="a0"/>
+        <w:spacing w:after="60"/>
+        <w:rPr>
+          <w:lang w:eastAsia="ko-KR"/>
+        </w:rPr>
+      </w:pPr>
       <w:r>
         <w:rPr>
           <w:sz w:val="20"/>
           <w:szCs w:val="20"/>
           <w:lang w:eastAsia="ko-KR"/>
         </w:rPr>
-        <w:t xml:space="preserve">우리 원본은 DB가 아니라 내려받은 CSV·JSON 파일이어서, 매핑한 값을 그래프 DB(Neo4j)로 옮겨 저장한다. 값을 옮기면 KG의 값과 원본 행의 연결이 끊기므로, Entity마다 원본 파일과 그 안의 위치, 적용한 규칙의 ID, 값의 성격을 출처 표에 남긴다. row_number_in_file은 원본 CSV의 행 번호라서 원 파일의 해당 행을 바로 열 수 있고, real은 원본 값을 가공 없이 옮겼다는 뜻이다. 출처 표는 그래프에 넣지 않고 파일로 둔다.</w:t>
+        <w:t xml:space="preserve">값을 옮기면 KG의 값과 원본 행의 연결이 끊긴다. 그래서 Entity마다 원본 파일, 그 안의 위치, 적용한 규칙, 값의 성격을 출처 표에 남긴다.</w:t>
+      </w:r>
+    </w:p>
+    <w:p>
+      <w:pPr>
+        <w:pStyle w:val="a0"/>
+        <w:spacing w:after="60"/>
+        <w:rPr>
+          <w:lang w:eastAsia="ko-KR"/>
+        </w:rPr>
+      </w:pPr>
+      <w:r>
+        <w:rPr>
+          <w:sz w:val="20"/>
+          <w:szCs w:val="20"/>
+          <w:lang w:eastAsia="ko-KR"/>
+        </w:rPr>
+        <w:t xml:space="preserve">위치(504번째 행)로 원 파일의 해당 행을 바로 열 수 있다. 값의 성격 "원본 그대로"는 원본 값을 가공 없이 옮겼다는 뜻이다.</w:t>
       </w:r>
     </w:p>
     <w:tbl>
@@ -3770,11 +4039,11 @@
       </w:tblPr>
       <w:tblGrid>
         <w:gridCol w:w="1300"/>
-        <w:gridCol w:w="2700"/>
-        <w:gridCol w:w="2300"/>
-        <w:gridCol w:w="1100"/>
-        <w:gridCol w:w="1100"/>
-        <w:gridCol w:w="1472"/>
+        <w:gridCol w:w="2800"/>
+        <w:gridCol w:w="1500"/>
+        <w:gridCol w:w="1200"/>
+        <w:gridCol w:w="1500"/>
+        <w:gridCol w:w="1672"/>
       </w:tblGrid>
       <w:tr>
         <w:trPr>
@@ -3812,7 +4081,7 @@
         </w:tc>
         <w:tc>
           <w:tcPr>
-            <w:tcW w:w="2700" w:type="dxa"/>
+            <w:tcW w:w="2800" w:type="dxa"/>
             <w:shd w:val="clear" w:color="auto" w:fill="D9EAF7"/>
             <w:tcMar>
               <w:top w:w="80" w:type="dxa"/>
@@ -3840,7 +4109,7 @@
         </w:tc>
         <w:tc>
           <w:tcPr>
-            <w:tcW w:w="2300" w:type="dxa"/>
+            <w:tcW w:w="1500" w:type="dxa"/>
             <w:shd w:val="clear" w:color="auto" w:fill="D9EAF7"/>
             <w:tcMar>
               <w:top w:w="80" w:type="dxa"/>
@@ -3868,7 +4137,7 @@
         </w:tc>
         <w:tc>
           <w:tcPr>
-            <w:tcW w:w="1100" w:type="dxa"/>
+            <w:tcW w:w="1200" w:type="dxa"/>
             <w:shd w:val="clear" w:color="auto" w:fill="D9EAF7"/>
             <w:tcMar>
               <w:top w:w="80" w:type="dxa"/>
@@ -3896,7 +4165,7 @@
         </w:tc>
         <w:tc>
           <w:tcPr>
-            <w:tcW w:w="1100" w:type="dxa"/>
+            <w:tcW w:w="1500" w:type="dxa"/>
             <w:shd w:val="clear" w:color="auto" w:fill="D9EAF7"/>
             <w:tcMar>
               <w:top w:w="80" w:type="dxa"/>
@@ -3924,7 +4193,7 @@
         </w:tc>
         <w:tc>
           <w:tcPr>
-            <w:tcW w:w="1472" w:type="dxa"/>
+            <w:tcW w:w="1672" w:type="dxa"/>
             <w:shd w:val="clear" w:color="auto" w:fill="D9EAF7"/>
             <w:tcMar>
               <w:top w:w="80" w:type="dxa"/>
@@ -3983,7 +4252,7 @@
         </w:tc>
         <w:tc>
           <w:tcPr>
-            <w:tcW w:w="2700" w:type="dxa"/>
+            <w:tcW w:w="2800" w:type="dxa"/>
             <w:tcMar>
               <w:top w:w="80" w:type="dxa"/>
               <w:left w:w="110" w:type="dxa"/>
@@ -4008,7 +4277,7 @@
         </w:tc>
         <w:tc>
           <w:tcPr>
-            <w:tcW w:w="2300" w:type="dxa"/>
+            <w:tcW w:w="1500" w:type="dxa"/>
             <w:tcMar>
               <w:top w:w="80" w:type="dxa"/>
               <w:left w:w="110" w:type="dxa"/>
@@ -4027,13 +4296,13 @@
                 <w:szCs w:val="18"/>
                 <w:lang w:eastAsia="ko-KR"/>
               </w:rPr>
-              <w:t xml:space="preserve">row_number_in_file=504</w:t>
+              <w:t xml:space="preserve">504번째 행</w:t>
             </w:r>
           </w:p>
         </w:tc>
         <w:tc>
           <w:tcPr>
-            <w:tcW w:w="1100" w:type="dxa"/>
+            <w:tcW w:w="1200" w:type="dxa"/>
             <w:tcMar>
               <w:top w:w="80" w:type="dxa"/>
               <w:left w:w="110" w:type="dxa"/>
@@ -4058,7 +4327,7 @@
         </w:tc>
         <w:tc>
           <w:tcPr>
-            <w:tcW w:w="1100" w:type="dxa"/>
+            <w:tcW w:w="1500" w:type="dxa"/>
             <w:tcMar>
               <w:top w:w="80" w:type="dxa"/>
               <w:left w:w="110" w:type="dxa"/>
@@ -4077,13 +4346,13 @@
                 <w:szCs w:val="18"/>
                 <w:lang w:eastAsia="ko-KR"/>
               </w:rPr>
-              <w:t xml:space="preserve">real</w:t>
+              <w:t xml:space="preserve">원본 그대로</w:t>
             </w:r>
           </w:p>
         </w:tc>
         <w:tc>
           <w:tcPr>
-            <w:tcW w:w="1472" w:type="dxa"/>
+            <w:tcW w:w="1672" w:type="dxa"/>
             <w:tcMar>
               <w:top w:w="80" w:type="dxa"/>
               <w:left w:w="110" w:type="dxa"/>
@@ -4118,7 +4387,8 @@
     </w:p>
     <w:p>
       <w:pPr>
-        <w:spacing w:before="60" w:after="100"/>
+        <w:keepNext/>
+        <w:spacing w:before="240"/>
         <w:rPr>
           <w:lang w:eastAsia="ko-KR"/>
         </w:rPr>
@@ -4127,23 +4397,49 @@
         <w:rPr>
           <w:b/>
           <w:color w:val="1F4E79"/>
-          <w:sz w:val="20"/>
-          <w:szCs w:val="20"/>
-          <w:lang w:eastAsia="ko-KR"/>
-        </w:rPr>
-        <w:t xml:space="preserve">결과: 파일 3개와 노드 하나  </w:t>
-      </w:r>
-      <w:r>
-        <w:rPr>
-          <w:sz w:val="20"/>
-          <w:szCs w:val="20"/>
-          <w:lang w:eastAsia="ko-KR"/>
-        </w:rPr>
-        <w:t xml:space="preserve">과정 1~5의 결과물은 파일 3개(Entity 표, 속성 표, 출처 표)이다. 이 중 Entity 표와 속성 표의 줄들이 단계 7에서 Neo4j 노드 하나로 합쳐진다. Entity 표의 한 줄이 노드와 그 Class를, 속성 표의 줄들이 노드의 속성을 이룬다. 출처 표는 노드의 ID로 원본 행을 찾는 색인으로 남는다.</w:t>
+          <w:sz w:val="25"/>
+          <w:szCs w:val="25"/>
+          <w:lang w:eastAsia="ko-KR"/>
+        </w:rPr>
+        <w:t xml:space="preserve">결과: 표 3개를 모은 Entity</w:t>
       </w:r>
     </w:p>
     <w:p>
       <w:pPr>
+        <w:pStyle w:val="a0"/>
+        <w:spacing w:after="60"/>
+        <w:rPr>
+          <w:lang w:eastAsia="ko-KR"/>
+        </w:rPr>
+      </w:pPr>
+      <w:r>
+        <w:rPr>
+          <w:sz w:val="20"/>
+          <w:szCs w:val="20"/>
+          <w:lang w:eastAsia="ko-KR"/>
+        </w:rPr>
+        <w:t xml:space="preserve">과정 1~5의 결과는 Entity 표, 속성 표, 출처 표 3개이다.</w:t>
+      </w:r>
+    </w:p>
+    <w:p>
+      <w:pPr>
+        <w:pStyle w:val="a0"/>
+        <w:spacing w:after="60"/>
+        <w:rPr>
+          <w:lang w:eastAsia="ko-KR"/>
+        </w:rPr>
+      </w:pPr>
+      <w:r>
+        <w:rPr>
+          <w:sz w:val="20"/>
+          <w:szCs w:val="20"/>
+          <w:lang w:eastAsia="ko-KR"/>
+        </w:rPr>
+        <w:t xml:space="preserve">세 표의 줄을 Entity ID(APR:504)로 모으면 Entity 하나의 전체 모습이 된다: Class, 속성값, 출처(그림 5).</w:t>
+      </w:r>
+    </w:p>
+    <w:p>
+      <w:pPr>
         <w:keepNext/>
         <w:spacing w:before="60" w:after="40"/>
         <w:jc w:val="center"/>
@@ -4151,8 +4447,8 @@
       <w:r>
         <w:drawing>
           <wp:inline distT="0" distB="0" distL="0" distR="0">
-            <wp:extent cx="6141720" cy="2822266"/>
-            <wp:docPr id="4" name="step3_doc_f6" descr="step3_doc_f6"/>
+            <wp:extent cx="6141720" cy="2538577"/>
+            <wp:docPr id="5" name="step3_doc_f6" descr="step3_doc_f6"/>
             <wp:cNvGraphicFramePr>
               <a:graphicFrameLocks xmlns:a="http://schemas.openxmlformats.org/drawingml/2006/main" noChangeAspect="1"/>
             </wp:cNvGraphicFramePr>
@@ -4160,11 +4456,11 @@
               <a:graphicData uri="http://schemas.openxmlformats.org/drawingml/2006/picture">
                 <pic:pic xmlns:pic="http://schemas.openxmlformats.org/drawingml/2006/picture">
                   <pic:nvPicPr>
-                    <pic:cNvPr id="4" name="step3_doc_f6"/>
+                    <pic:cNvPr id="5" name="step3_doc_f6"/>
                     <pic:cNvPicPr/>
                   </pic:nvPicPr>
                   <pic:blipFill>
-                    <a:blip r:embed="rIdImg4"/>
+                    <a:blip r:embed="rIdImg5"/>
                     <a:stretch>
                       <a:fillRect/>
                     </a:stretch>
@@ -4172,7 +4468,7 @@
                   <pic:spPr>
                     <a:xfrm>
                       <a:off x="0" y="0"/>
-                      <a:ext cx="6141720" cy="2822266"/>
+                      <a:ext cx="6141720" cy="2538577"/>
                     </a:xfrm>
                     <a:prstGeom prst="rect">
                       <a:avLst/>
@@ -4200,11 +4496,112 @@
           <w:szCs w:val="18"/>
           <w:lang w:eastAsia="ko-KR"/>
         </w:rPr>
-        <w:t xml:space="preserve">그림 6. 결과 파일 3개의 한 줄과 Neo4j 노드의 대응 (APR:504)</w:t>
+        <w:t xml:space="preserve">그림 5. 결과 표 3개의 한 줄과 그것을 모은 Entity (APR:504)</w:t>
       </w:r>
     </w:p>
     <w:p>
       <w:pPr>
+        <w:pStyle w:val="21"/>
+        <w:rPr>
+          <w:lang w:eastAsia="ko-KR"/>
+        </w:rPr>
+      </w:pPr>
+      <w:r>
+        <w:rPr>
+          <w:lang w:eastAsia="ko-KR"/>
+        </w:rPr>
+        <w:t xml:space="preserve">3.3 댐 자료와 측정 자료</w:t>
+      </w:r>
+    </w:p>
+    <w:p>
+      <w:pPr>
+        <w:keepNext/>
+        <w:spacing w:before="240"/>
+        <w:rPr>
+          <w:lang w:eastAsia="ko-KR"/>
+        </w:rPr>
+      </w:pPr>
+      <w:r>
+        <w:rPr>
+          <w:b/>
+          <w:color w:val="1F4E79"/>
+          <w:sz w:val="25"/>
+          <w:szCs w:val="25"/>
+          <w:lang w:eastAsia="ko-KR"/>
+        </w:rPr>
+        <w:t xml:space="preserve">Dam (댐 기본 자료)</w:t>
+      </w:r>
+    </w:p>
+    <w:p>
+      <w:pPr>
+        <w:pStyle w:val="a0"/>
+        <w:spacing w:after="60"/>
+        <w:rPr>
+          <w:lang w:eastAsia="ko-KR"/>
+        </w:rPr>
+      </w:pPr>
+      <w:r>
+        <w:rPr>
+          <w:sz w:val="20"/>
+          <w:szCs w:val="20"/>
+          <w:lang w:eastAsia="ko-KR"/>
+        </w:rPr>
+        <w:t xml:space="preserve">입력: 댐 한 개가 한 행인 표는 따로 없다. K-water 일자료에는 댐 하나의 하루 측정값이 한 행이고, 행마다 댐 코드(DAM_CD), 댐 이름, 댐 유형이 반복해서 붙어 있다.</w:t>
+      </w:r>
+    </w:p>
+    <w:p>
+      <w:pPr>
+        <w:pStyle w:val="a0"/>
+        <w:spacing w:after="60"/>
+        <w:rPr>
+          <w:lang w:eastAsia="ko-KR"/>
+        </w:rPr>
+      </w:pPr>
+      <w:r>
+        <w:rPr>
+          <w:sz w:val="20"/>
+          <w:szCs w:val="20"/>
+          <w:lang w:eastAsia="ko-KR"/>
+        </w:rPr>
+        <w:t xml:space="preserve">식별자: 틀 "DAM:" + {DAM_CD}로 만든다. 충주댐의 12,582행은 모두 DAM_CD가 1003110이므로 모두 DAM:1003110이 되고, Entity 하나로 모인다(원리 1).</w:t>
+      </w:r>
+    </w:p>
+    <w:p>
+      <w:pPr>
+        <w:pStyle w:val="a0"/>
+        <w:spacing w:after="60"/>
+        <w:rPr>
+          <w:lang w:eastAsia="ko-KR"/>
+        </w:rPr>
+      </w:pPr>
+      <w:r>
+        <w:rPr>
+          <w:sz w:val="20"/>
+          <w:szCs w:val="20"/>
+          <w:lang w:eastAsia="ko-KR"/>
+        </w:rPr>
+        <w:t xml:space="preserve">Class: Dam</w:t>
+      </w:r>
+    </w:p>
+    <w:p>
+      <w:pPr>
+        <w:pStyle w:val="a0"/>
+        <w:spacing w:after="60"/>
+        <w:rPr>
+          <w:lang w:eastAsia="ko-KR"/>
+        </w:rPr>
+      </w:pPr>
+      <w:r>
+        <w:rPr>
+          <w:sz w:val="20"/>
+          <w:szCs w:val="20"/>
+          <w:lang w:eastAsia="ko-KR"/>
+        </w:rPr>
+        <w:t xml:space="preserve">속성: 댐 유형 열 → damType(다목적댐). damName에는 승인 자료의 "충주"와 맞춘 표준 댐명(충주댐)을 넣는다.</w:t>
+      </w:r>
+    </w:p>
+    <w:p>
+      <w:pPr>
         <w:keepNext/>
         <w:spacing w:before="60" w:after="40"/>
         <w:jc w:val="center"/>
@@ -4212,8 +4609,8 @@
       <w:r>
         <w:drawing>
           <wp:inline distT="0" distB="0" distL="0" distR="0">
-            <wp:extent cx="6141720" cy="3035764"/>
-            <wp:docPr id="5" name="step3_doc_f4" descr="step3_doc_f4"/>
+            <wp:extent cx="6141720" cy="3240488"/>
+            <wp:docPr id="6" name="step3_doc_f9" descr="step3_doc_f9"/>
             <wp:cNvGraphicFramePr>
               <a:graphicFrameLocks xmlns:a="http://schemas.openxmlformats.org/drawingml/2006/main" noChangeAspect="1"/>
             </wp:cNvGraphicFramePr>
@@ -4221,11 +4618,11 @@
               <a:graphicData uri="http://schemas.openxmlformats.org/drawingml/2006/picture">
                 <pic:pic xmlns:pic="http://schemas.openxmlformats.org/drawingml/2006/picture">
                   <pic:nvPicPr>
-                    <pic:cNvPr id="5" name="step3_doc_f4"/>
+                    <pic:cNvPr id="6" name="step3_doc_f9"/>
                     <pic:cNvPicPr/>
                   </pic:nvPicPr>
                   <pic:blipFill>
-                    <a:blip r:embed="rIdImg5"/>
+                    <a:blip r:embed="rIdImg6"/>
                     <a:stretch>
                       <a:fillRect/>
                     </a:stretch>
@@ -4233,7 +4630,7 @@
                   <pic:spPr>
                     <a:xfrm>
                       <a:off x="0" y="0"/>
-                      <a:ext cx="6141720" cy="3035764"/>
+                      <a:ext cx="6141720" cy="3240488"/>
                     </a:xfrm>
                     <a:prstGeom prst="rect">
                       <a:avLst/>
@@ -4261,434 +4658,111 @@
           <w:szCs w:val="18"/>
           <w:lang w:eastAsia="ko-KR"/>
         </w:rPr>
-        <w:t xml:space="preserve">그림 4. 504행 하나에서 만들어진 그래프 조각 (실선 = 단계 3, 점선 = 이후 단계)</w:t>
+        <w:t xml:space="preserve">그림 6. K-water 일자료 → Dam Entity</w:t>
       </w:r>
     </w:p>
     <w:p>
       <w:pPr>
-        <w:pStyle w:val="21"/>
+        <w:keepNext/>
+        <w:spacing w:before="240"/>
         <w:rPr>
           <w:lang w:eastAsia="ko-KR"/>
         </w:rPr>
       </w:pPr>
       <w:r>
         <w:rPr>
-          <w:lang w:eastAsia="ko-KR"/>
-        </w:rPr>
-        <w:t xml:space="preserve">3.3 댐 표와 측정 표</w:t>
+          <w:b/>
+          <w:color w:val="1F4E79"/>
+          <w:sz w:val="25"/>
+          <w:szCs w:val="25"/>
+          <w:lang w:eastAsia="ko-KR"/>
+        </w:rPr>
+        <w:t xml:space="preserve">HydrometeorologicalState (HMS, 수문·기상 상태)</w:t>
       </w:r>
     </w:p>
     <w:p>
       <w:pPr>
-        <w:spacing w:before="60" w:after="100"/>
+        <w:pStyle w:val="a0"/>
+        <w:spacing w:after="60"/>
         <w:rPr>
           <w:lang w:eastAsia="ko-KR"/>
         </w:rPr>
       </w:pPr>
       <w:r>
         <w:rPr>
-          <w:b/>
-          <w:color w:val="1F4E79"/>
           <w:sz w:val="20"/>
           <w:szCs w:val="20"/>
           <w:lang w:eastAsia="ko-KR"/>
         </w:rPr>
-        <w:t xml:space="preserve">Dam (댐 기본 자료)  </w:t>
+        <w:t xml:space="preserve">입력: K-water 시간자료. 한 행이 (댐 코드, 시각)이고 변수 6개(수위, 저수량, 강우량, 유입량, 총방류량, 저수율)가 열로 펼쳐진 넓은 형태이며 553,609행이다.</w:t>
       </w:r>
+    </w:p>
+    <w:p>
+      <w:pPr>
+        <w:pStyle w:val="a0"/>
+        <w:spacing w:after="60"/>
+        <w:rPr>
+          <w:lang w:eastAsia="ko-KR"/>
+        </w:rPr>
+      </w:pPr>
       <w:r>
         <w:rPr>
           <w:sz w:val="20"/>
           <w:szCs w:val="20"/>
           <w:lang w:eastAsia="ko-KR"/>
         </w:rPr>
-        <w:t xml:space="preserve">댐 한 개가 한 행인 기본 정보 표는 따로 없고, K-water 일자료(kwater_mywater_period_daily_long.csv.gz)의 측정 행마다 댐 코드(DAM_CD)와 댐 유형이 반복해서 붙어 있다. 틀 "DAM:" + {DAM_CD}로 식별자를 만들면 같은 댐의 여러 행이 같은 ID로 모이므로, 이를 하나의 Dam Entity로 기록한다. 댐 유형 열은 damType으로 옮기고, damName에는 표준 댐명을 넣는다. 이 Dam Entity가 단계 5에서 승인(concernsDam)과 측정 상태(hasHydrometeorologicalState)가 모이는 중심이 된다.</w:t>
+        <w:t xml:space="preserve">행마다 Entity를 만들면 55만 개가 된다. KG에 필요한 것은 "어느 댐에 어떤 측정 변수가 있는가"이므로, 키 열(DAM_CD)과 열 머리(변수명)를 함께 틀에 넣어 (댐, 변수)마다 Entity를 만든다. 예: HMS:1003110:수위</w:t>
       </w:r>
     </w:p>
-    <w:tbl>
-      <w:tblPr>
-        <w:tblW w:w="9972" w:type="dxa"/>
-        <w:jc w:val="center"/>
-        <w:tblBorders>
-          <w:top w:val="single" w:sz="5" w:space="0" w:color="A6A6A6"/>
-          <w:left w:val="single" w:sz="5" w:space="0" w:color="A6A6A6"/>
-          <w:bottom w:val="single" w:sz="5" w:space="0" w:color="A6A6A6"/>
-          <w:right w:val="single" w:sz="5" w:space="0" w:color="A6A6A6"/>
-          <w:insideH w:val="single" w:sz="5" w:space="0" w:color="A6A6A6"/>
-          <w:insideV w:val="single" w:sz="5" w:space="0" w:color="A6A6A6"/>
-        </w:tblBorders>
-        <w:tblLayout w:type="fixed"/>
-        <w:tblLook w:val="04A0" w:firstRow="1" w:lastRow="0" w:firstColumn="1" w:lastColumn="0" w:noHBand="0" w:noVBand="1"/>
-      </w:tblPr>
-      <w:tblGrid>
-        <w:gridCol w:w="1900"/>
-        <w:gridCol w:w="2000"/>
-        <w:gridCol w:w="4872"/>
-        <w:gridCol w:w="1200"/>
-      </w:tblGrid>
-      <w:tr>
-        <w:trPr>
-          <w:cantSplit/>
-          <w:tblHeader/>
-          <w:jc w:val="center"/>
-        </w:trPr>
-        <w:tc>
-          <w:tcPr>
-            <w:tcW w:w="1900" w:type="dxa"/>
-            <w:shd w:val="clear" w:color="auto" w:fill="D9EAF7"/>
-            <w:tcMar>
-              <w:top w:w="80" w:type="dxa"/>
-              <w:left w:w="110" w:type="dxa"/>
-              <w:bottom w:w="80" w:type="dxa"/>
-              <w:right w:w="110" w:type="dxa"/>
-            </w:tcMar>
-            <w:vAlign w:val="center"/>
-          </w:tcPr>
-          <w:p>
-            <w:pPr>
-              <w:spacing w:after="20" w:line="252" w:lineRule="auto"/>
-              <w:jc w:val="center"/>
-            </w:pPr>
-            <w:r>
-              <w:rPr>
-                <w:b/>
-                <w:sz w:val="18"/>
-                <w:szCs w:val="18"/>
-                <w:lang w:eastAsia="ko-KR"/>
-              </w:rPr>
-              <w:t xml:space="preserve">Entity ID</w:t>
-            </w:r>
-          </w:p>
-        </w:tc>
-        <w:tc>
-          <w:tcPr>
-            <w:tcW w:w="2000" w:type="dxa"/>
-            <w:shd w:val="clear" w:color="auto" w:fill="D9EAF7"/>
-            <w:tcMar>
-              <w:top w:w="80" w:type="dxa"/>
-              <w:left w:w="110" w:type="dxa"/>
-              <w:bottom w:w="80" w:type="dxa"/>
-              <w:right w:w="110" w:type="dxa"/>
-            </w:tcMar>
-            <w:vAlign w:val="center"/>
-          </w:tcPr>
-          <w:p>
-            <w:pPr>
-              <w:spacing w:after="20" w:line="252" w:lineRule="auto"/>
-              <w:jc w:val="center"/>
-            </w:pPr>
-            <w:r>
-              <w:rPr>
-                <w:b/>
-                <w:sz w:val="18"/>
-                <w:szCs w:val="18"/>
-                <w:lang w:eastAsia="ko-KR"/>
-              </w:rPr>
-              <w:t xml:space="preserve">속성</w:t>
-            </w:r>
-          </w:p>
-        </w:tc>
-        <w:tc>
-          <w:tcPr>
-            <w:tcW w:w="4872" w:type="dxa"/>
-            <w:shd w:val="clear" w:color="auto" w:fill="D9EAF7"/>
-            <w:tcMar>
-              <w:top w:w="80" w:type="dxa"/>
-              <w:left w:w="110" w:type="dxa"/>
-              <w:bottom w:w="80" w:type="dxa"/>
-              <w:right w:w="110" w:type="dxa"/>
-            </w:tcMar>
-            <w:vAlign w:val="center"/>
-          </w:tcPr>
-          <w:p>
-            <w:pPr>
-              <w:spacing w:after="20" w:line="252" w:lineRule="auto"/>
-              <w:jc w:val="center"/>
-            </w:pPr>
-            <w:r>
-              <w:rPr>
-                <w:b/>
-                <w:sz w:val="18"/>
-                <w:szCs w:val="18"/>
-                <w:lang w:eastAsia="ko-KR"/>
-              </w:rPr>
-              <w:t xml:space="preserve">값</w:t>
-            </w:r>
-          </w:p>
-        </w:tc>
-        <w:tc>
-          <w:tcPr>
-            <w:tcW w:w="1200" w:type="dxa"/>
-            <w:shd w:val="clear" w:color="auto" w:fill="D9EAF7"/>
-            <w:tcMar>
-              <w:top w:w="80" w:type="dxa"/>
-              <w:left w:w="110" w:type="dxa"/>
-              <w:bottom w:w="80" w:type="dxa"/>
-              <w:right w:w="110" w:type="dxa"/>
-            </w:tcMar>
-            <w:vAlign w:val="center"/>
-          </w:tcPr>
-          <w:p>
-            <w:pPr>
-              <w:spacing w:after="20" w:line="252" w:lineRule="auto"/>
-              <w:jc w:val="center"/>
-            </w:pPr>
-            <w:r>
-              <w:rPr>
-                <w:b/>
-                <w:sz w:val="18"/>
-                <w:szCs w:val="18"/>
-                <w:lang w:eastAsia="ko-KR"/>
-              </w:rPr>
-              <w:t xml:space="preserve">자료형</w:t>
-            </w:r>
-          </w:p>
-        </w:tc>
-      </w:tr>
-      <w:tr>
-        <w:trPr>
-          <w:cantSplit/>
-          <w:jc w:val="center"/>
-        </w:trPr>
-        <w:tc>
-          <w:tcPr>
-            <w:tcW w:w="1900" w:type="dxa"/>
-            <w:tcMar>
-              <w:top w:w="80" w:type="dxa"/>
-              <w:left w:w="110" w:type="dxa"/>
-              <w:bottom w:w="80" w:type="dxa"/>
-              <w:right w:w="110" w:type="dxa"/>
-            </w:tcMar>
-            <w:vAlign w:val="center"/>
-          </w:tcPr>
-          <w:p>
-            <w:pPr>
-              <w:spacing w:after="20" w:line="252" w:lineRule="auto"/>
-            </w:pPr>
-            <w:r>
-              <w:rPr>
-                <w:sz w:val="18"/>
-                <w:szCs w:val="18"/>
-                <w:lang w:eastAsia="ko-KR"/>
-              </w:rPr>
-              <w:t xml:space="preserve">DAM:1003110</w:t>
-            </w:r>
-          </w:p>
-        </w:tc>
-        <w:tc>
-          <w:tcPr>
-            <w:tcW w:w="2000" w:type="dxa"/>
-            <w:tcMar>
-              <w:top w:w="80" w:type="dxa"/>
-              <w:left w:w="110" w:type="dxa"/>
-              <w:bottom w:w="80" w:type="dxa"/>
-              <w:right w:w="110" w:type="dxa"/>
-            </w:tcMar>
-            <w:vAlign w:val="center"/>
-          </w:tcPr>
-          <w:p>
-            <w:pPr>
-              <w:spacing w:after="20" w:line="252" w:lineRule="auto"/>
-            </w:pPr>
-            <w:r>
-              <w:rPr>
-                <w:sz w:val="18"/>
-                <w:szCs w:val="18"/>
-                <w:lang w:eastAsia="ko-KR"/>
-              </w:rPr>
-              <w:t xml:space="preserve">damName</w:t>
-            </w:r>
-          </w:p>
-        </w:tc>
-        <w:tc>
-          <w:tcPr>
-            <w:tcW w:w="4872" w:type="dxa"/>
-            <w:tcMar>
-              <w:top w:w="80" w:type="dxa"/>
-              <w:left w:w="110" w:type="dxa"/>
-              <w:bottom w:w="80" w:type="dxa"/>
-              <w:right w:w="110" w:type="dxa"/>
-            </w:tcMar>
-            <w:vAlign w:val="center"/>
-          </w:tcPr>
-          <w:p>
-            <w:pPr>
-              <w:spacing w:after="20" w:line="252" w:lineRule="auto"/>
-            </w:pPr>
-            <w:r>
-              <w:rPr>
-                <w:sz w:val="18"/>
-                <w:szCs w:val="18"/>
-                <w:lang w:eastAsia="ko-KR"/>
-              </w:rPr>
-              <w:t xml:space="preserve">충주댐</w:t>
-            </w:r>
-          </w:p>
-        </w:tc>
-        <w:tc>
-          <w:tcPr>
-            <w:tcW w:w="1200" w:type="dxa"/>
-            <w:tcMar>
-              <w:top w:w="80" w:type="dxa"/>
-              <w:left w:w="110" w:type="dxa"/>
-              <w:bottom w:w="80" w:type="dxa"/>
-              <w:right w:w="110" w:type="dxa"/>
-            </w:tcMar>
-            <w:vAlign w:val="center"/>
-          </w:tcPr>
-          <w:p>
-            <w:pPr>
-              <w:spacing w:after="20" w:line="252" w:lineRule="auto"/>
-            </w:pPr>
-            <w:r>
-              <w:rPr>
-                <w:sz w:val="18"/>
-                <w:szCs w:val="18"/>
-                <w:lang w:eastAsia="ko-KR"/>
-              </w:rPr>
-              <w:t xml:space="preserve">string</w:t>
-            </w:r>
-          </w:p>
-        </w:tc>
-      </w:tr>
-      <w:tr>
-        <w:trPr>
-          <w:cantSplit/>
-          <w:jc w:val="center"/>
-        </w:trPr>
-        <w:tc>
-          <w:tcPr>
-            <w:tcW w:w="1900" w:type="dxa"/>
-            <w:tcMar>
-              <w:top w:w="80" w:type="dxa"/>
-              <w:left w:w="110" w:type="dxa"/>
-              <w:bottom w:w="80" w:type="dxa"/>
-              <w:right w:w="110" w:type="dxa"/>
-            </w:tcMar>
-            <w:vAlign w:val="center"/>
-          </w:tcPr>
-          <w:p>
-            <w:pPr>
-              <w:spacing w:after="20" w:line="252" w:lineRule="auto"/>
-            </w:pPr>
-            <w:r>
-              <w:rPr>
-                <w:sz w:val="18"/>
-                <w:szCs w:val="18"/>
-                <w:lang w:eastAsia="ko-KR"/>
-              </w:rPr>
-              <w:t xml:space="preserve">DAM:1003110</w:t>
-            </w:r>
-          </w:p>
-        </w:tc>
-        <w:tc>
-          <w:tcPr>
-            <w:tcW w:w="2000" w:type="dxa"/>
-            <w:tcMar>
-              <w:top w:w="80" w:type="dxa"/>
-              <w:left w:w="110" w:type="dxa"/>
-              <w:bottom w:w="80" w:type="dxa"/>
-              <w:right w:w="110" w:type="dxa"/>
-            </w:tcMar>
-            <w:vAlign w:val="center"/>
-          </w:tcPr>
-          <w:p>
-            <w:pPr>
-              <w:spacing w:after="20" w:line="252" w:lineRule="auto"/>
-            </w:pPr>
-            <w:r>
-              <w:rPr>
-                <w:sz w:val="18"/>
-                <w:szCs w:val="18"/>
-                <w:lang w:eastAsia="ko-KR"/>
-              </w:rPr>
-              <w:t xml:space="preserve">damType</w:t>
-            </w:r>
-          </w:p>
-        </w:tc>
-        <w:tc>
-          <w:tcPr>
-            <w:tcW w:w="4872" w:type="dxa"/>
-            <w:tcMar>
-              <w:top w:w="80" w:type="dxa"/>
-              <w:left w:w="110" w:type="dxa"/>
-              <w:bottom w:w="80" w:type="dxa"/>
-              <w:right w:w="110" w:type="dxa"/>
-            </w:tcMar>
-            <w:vAlign w:val="center"/>
-          </w:tcPr>
-          <w:p>
-            <w:pPr>
-              <w:spacing w:after="20" w:line="252" w:lineRule="auto"/>
-            </w:pPr>
-            <w:r>
-              <w:rPr>
-                <w:sz w:val="18"/>
-                <w:szCs w:val="18"/>
-                <w:lang w:eastAsia="ko-KR"/>
-              </w:rPr>
-              <w:t xml:space="preserve">다목적댐</w:t>
-            </w:r>
-          </w:p>
-        </w:tc>
-        <w:tc>
-          <w:tcPr>
-            <w:tcW w:w="1200" w:type="dxa"/>
-            <w:tcMar>
-              <w:top w:w="80" w:type="dxa"/>
-              <w:left w:w="110" w:type="dxa"/>
-              <w:bottom w:w="80" w:type="dxa"/>
-              <w:right w:w="110" w:type="dxa"/>
-            </w:tcMar>
-            <w:vAlign w:val="center"/>
-          </w:tcPr>
-          <w:p>
-            <w:pPr>
-              <w:spacing w:after="20" w:line="252" w:lineRule="auto"/>
-            </w:pPr>
-            <w:r>
-              <w:rPr>
-                <w:sz w:val="18"/>
-                <w:szCs w:val="18"/>
-                <w:lang w:eastAsia="ko-KR"/>
-              </w:rPr>
-              <w:t xml:space="preserve">string</w:t>
-            </w:r>
-          </w:p>
-        </w:tc>
-      </w:tr>
-    </w:tbl>
     <w:p>
       <w:pPr>
+        <w:pStyle w:val="a0"/>
         <w:spacing w:after="60"/>
         <w:rPr>
           <w:lang w:eastAsia="ko-KR"/>
         </w:rPr>
       </w:pPr>
+      <w:r>
+        <w:rPr>
+          <w:sz w:val="20"/>
+          <w:szCs w:val="20"/>
+          <w:lang w:eastAsia="ko-KR"/>
+        </w:rPr>
+        <w:t xml:space="preserve">결과: 댐 4 × 변수 6 = 24개. 속성은 variableType(수위 등)과 stationCode(1003110)이다.</w:t>
+      </w:r>
     </w:p>
     <w:p>
       <w:pPr>
-        <w:spacing w:before="60" w:after="100"/>
+        <w:pStyle w:val="a0"/>
+        <w:spacing w:after="60"/>
         <w:rPr>
           <w:lang w:eastAsia="ko-KR"/>
         </w:rPr>
       </w:pPr>
       <w:r>
         <w:rPr>
-          <w:b/>
-          <w:color w:val="1F4E79"/>
           <w:sz w:val="20"/>
           <w:szCs w:val="20"/>
           <w:lang w:eastAsia="ko-KR"/>
         </w:rPr>
-        <w:t xml:space="preserve">HydrometeorologicalState (HMS)  </w:t>
+        <w:t xml:space="preserve">시각별 값은 KG에 넣지 않고 측정 저장소에 그대로 둔다.</w:t>
       </w:r>
+    </w:p>
+    <w:p>
+      <w:pPr>
+        <w:pStyle w:val="a0"/>
+        <w:spacing w:after="60"/>
+        <w:rPr>
+          <w:lang w:eastAsia="ko-KR"/>
+        </w:rPr>
+      </w:pPr>
       <w:r>
         <w:rPr>
           <w:sz w:val="20"/>
           <w:szCs w:val="20"/>
           <w:lang w:eastAsia="ko-KR"/>
         </w:rPr>
-        <w:t xml:space="preserve">K-water 시간자료는 한 행이 (댐 코드, 시각)이고 변수 6개(수위, 저수량, 강우량, 유입량, 총방류량, 저수율)가 열로 펼쳐진 넓은 형태이며 553,609행이다. 행마다 Entity를 만들면 55만 개가 되지만, KG에 필요한 것은 "어느 댐에 어떤 측정 변수가 있는가"이다. 그래서 키가 들어 있는 두 곳, 즉 키 열(DAM_CD)과 열 머리(변수명)를 틀에 넣어 HMS:1003110:수위처럼 (댐, 변수)마다 Entity를 만든다(댐 4 × 변수 6 = 24개). 시각별 값은 KG에 넣지 않고 측정 저장소에 두며, 질문이 오면 (댐 코드, 시각)으로 조회한다. 같은 자료에서 댐마다 측정자료 근거 Entity EVI:KW:{DAM_CD}를 만들고 HMS와 supportedBy로 잇는다.</w:t>
+        <w:t xml:space="preserve">같은 자료에서 댐마다 측정자료 근거 Entity EVI:KW:{DAM_CD}를 만들고, HMS와 supportedBy로 잇는다.</w:t>
       </w:r>
     </w:p>
     <w:p>
@@ -4701,7 +4775,7 @@
         <w:drawing>
           <wp:inline distT="0" distB="0" distL="0" distR="0">
             <wp:extent cx="6141720" cy="2061863"/>
-            <wp:docPr id="6" name="step3_doc_f5" descr="step3_doc_f5"/>
+            <wp:docPr id="7" name="step3_doc_f5" descr="step3_doc_f5"/>
             <wp:cNvGraphicFramePr>
               <a:graphicFrameLocks xmlns:a="http://schemas.openxmlformats.org/drawingml/2006/main" noChangeAspect="1"/>
             </wp:cNvGraphicFramePr>
@@ -4709,11 +4783,11 @@
               <a:graphicData uri="http://schemas.openxmlformats.org/drawingml/2006/picture">
                 <pic:pic xmlns:pic="http://schemas.openxmlformats.org/drawingml/2006/picture">
                   <pic:nvPicPr>
-                    <pic:cNvPr id="6" name="step3_doc_f5"/>
+                    <pic:cNvPr id="7" name="step3_doc_f5"/>
                     <pic:cNvPicPr/>
                   </pic:nvPicPr>
                   <pic:blipFill>
-                    <a:blip r:embed="rIdImg6"/>
+                    <a:blip r:embed="rIdImg7"/>
                     <a:stretch>
                       <a:fillRect/>
                     </a:stretch>
@@ -4749,7 +4823,7 @@
           <w:szCs w:val="18"/>
           <w:lang w:eastAsia="ko-KR"/>
         </w:rPr>
-        <w:t xml:space="preserve">그림 5. K-water 시간자료 → HMS Entity</w:t>
+        <w:t xml:space="preserve">그림 7. K-water 시간자료 → HMS Entity</w:t>
       </w:r>
     </w:p>
     <w:p>
@@ -4768,7 +4842,8 @@
     </w:p>
     <w:p>
       <w:pPr>
-        <w:spacing w:before="60" w:after="120"/>
+        <w:pStyle w:val="a0"/>
+        <w:spacing w:after="60"/>
         <w:rPr>
           <w:lang w:eastAsia="ko-KR"/>
         </w:rPr>
@@ -4779,7 +4854,58 @@
           <w:szCs w:val="20"/>
           <w:lang w:eastAsia="ko-KR"/>
         </w:rPr>
-        <w:t xml:space="preserve">그림 7은 단계 3이 끝났을 때 충주댐에 관련된 Entity를 만든 자료별로 모은 것이다. Entity와 속성은 갖춰졌고, 같은 행·같은 자료에서 함께 만든 근거만 supportedBy로 이어져 있다. 승인과 댐, 댐과 측정 상태처럼 서로 다른 자료에서 나온 Entity는 아직 이어지지 않았으며, 이것을 단계 5에서 잇는다.</w:t>
+        <w:t xml:space="preserve">그림 8은 충주댐에 관련된 Entity를 만든 자료별로 모은 것이다.</w:t>
+      </w:r>
+    </w:p>
+    <w:p>
+      <w:pPr>
+        <w:pStyle w:val="a0"/>
+        <w:spacing w:after="60"/>
+        <w:rPr>
+          <w:lang w:eastAsia="ko-KR"/>
+        </w:rPr>
+      </w:pPr>
+      <w:r>
+        <w:rPr>
+          <w:sz w:val="20"/>
+          <w:szCs w:val="20"/>
+          <w:lang w:eastAsia="ko-KR"/>
+        </w:rPr>
+        <w:t xml:space="preserve">각 자료에서 Entity와 속성이 만들어졌고, 같은 행·같은 자료에서 함께 만든 근거만 supportedBy로 이어져 있다.</w:t>
+      </w:r>
+    </w:p>
+    <w:p>
+      <w:pPr>
+        <w:pStyle w:val="a0"/>
+        <w:spacing w:after="60"/>
+        <w:rPr>
+          <w:lang w:eastAsia="ko-KR"/>
+        </w:rPr>
+      </w:pPr>
+      <w:r>
+        <w:rPr>
+          <w:sz w:val="20"/>
+          <w:szCs w:val="20"/>
+          <w:lang w:eastAsia="ko-KR"/>
+        </w:rPr>
+        <w:t xml:space="preserve">서로 다른 자료에서 만든 승인, 댐, 측정 상태 Entity는 아직 서로 떨어져 있다.</w:t>
+      </w:r>
+    </w:p>
+    <w:p>
+      <w:pPr>
+        <w:pStyle w:val="a0"/>
+        <w:spacing w:after="60"/>
+        <w:rPr>
+          <w:lang w:eastAsia="ko-KR"/>
+        </w:rPr>
+      </w:pPr>
+      <w:r>
+        <w:rPr>
+          <w:sz w:val="20"/>
+          <w:szCs w:val="20"/>
+          <w:lang w:eastAsia="ko-KR"/>
+        </w:rPr>
+        <w:t xml:space="preserve">4개 댐 전체: Approval 80, EvidenceSource 84(승인자료 80, 측정자료 4), HMS 24, Dam 4. 모두 Entity 192개, 속성 468개.</w:t>
       </w:r>
     </w:p>
     <w:p>
@@ -4792,7 +4918,7 @@
         <w:drawing>
           <wp:inline distT="0" distB="0" distL="0" distR="0">
             <wp:extent cx="6141720" cy="3547574"/>
-            <wp:docPr id="7" name="step3_doc_f7" descr="step3_doc_f7"/>
+            <wp:docPr id="8" name="step3_doc_f7" descr="step3_doc_f7"/>
             <wp:cNvGraphicFramePr>
               <a:graphicFrameLocks xmlns:a="http://schemas.openxmlformats.org/drawingml/2006/main" noChangeAspect="1"/>
             </wp:cNvGraphicFramePr>
@@ -4800,11 +4926,11 @@
               <a:graphicData uri="http://schemas.openxmlformats.org/drawingml/2006/picture">
                 <pic:pic xmlns:pic="http://schemas.openxmlformats.org/drawingml/2006/picture">
                   <pic:nvPicPr>
-                    <pic:cNvPr id="7" name="step3_doc_f7"/>
+                    <pic:cNvPr id="8" name="step3_doc_f7"/>
                     <pic:cNvPicPr/>
                   </pic:nvPicPr>
                   <pic:blipFill>
-                    <a:blip r:embed="rIdImg7"/>
+                    <a:blip r:embed="rIdImg8"/>
                     <a:stretch>
                       <a:fillRect/>
                     </a:stretch>
@@ -4840,23 +4966,7 @@
           <w:szCs w:val="18"/>
           <w:lang w:eastAsia="ko-KR"/>
         </w:rPr>
-        <w:t xml:space="preserve">그림 7. 단계 3이 끝난 상태 — 충주댐의 Entity</w:t>
-      </w:r>
-    </w:p>
-    <w:p>
-      <w:pPr>
-        <w:spacing w:before="60" w:after="120"/>
-        <w:rPr>
-          <w:lang w:eastAsia="ko-KR"/>
-        </w:rPr>
-      </w:pPr>
-      <w:r>
-        <w:rPr>
-          <w:sz w:val="20"/>
-          <w:szCs w:val="20"/>
-          <w:lang w:eastAsia="ko-KR"/>
-        </w:rPr>
-        <w:t xml:space="preserve">4개 댐 전체로는 Approval 80, EvidenceSource 84(승인자료 80, 측정자료 4), HMS 24, Dam 4로 Entity 192개, 속성 468개이다.</w:t>
+        <w:t xml:space="preserve">그림 8. 단계 3이 끝난 상태 — 충주댐의 Entity</w:t>
       </w:r>
     </w:p>
     <w:p>
@@ -4876,7 +4986,8 @@
     </w:p>
     <w:p>
       <w:pPr>
-        <w:spacing w:before="60" w:after="100"/>
+        <w:keepNext/>
+        <w:spacing w:before="240"/>
         <w:rPr>
           <w:lang w:eastAsia="ko-KR"/>
         </w:rPr>
@@ -4885,19 +4996,11 @@
         <w:rPr>
           <w:b/>
           <w:color w:val="1F4E79"/>
-          <w:sz w:val="20"/>
-          <w:szCs w:val="20"/>
-          <w:lang w:eastAsia="ko-KR"/>
-        </w:rPr>
-        <w:t xml:space="preserve">1. approvalContent 하나에 세 열이 들어가 있음  </w:t>
-      </w:r>
-      <w:r>
-        <w:rPr>
-          <w:sz w:val="20"/>
-          <w:szCs w:val="20"/>
-          <w:lang w:eastAsia="ko-KR"/>
-        </w:rPr>
-        <w:t xml:space="preserve">방류시작시간, 접수방류량, 비고를 문자열 하나로 저장하고, 접수일자 열은 어느 속성에도 들어가지 않았다. 구축 당시 주어진 온톨로지에서 Approval의 Data Property는 approvalTime과 approvalContent 두 개뿐이었고, 온톨로지는 수정하지 않는다는 전제로 매핑했기 때문이다. 세 열은 원본에서 이미 나뉘어 있고 형태(시각, 숫자, 문장)도 분명하므로 원리 3대로라면 속성도 따로여야 한다. 합친 결과 "접수방류량 2000㎥/s 이상인 승인", "승인일과 방류 시작의 시간 차" 같은 조건 질의를 할 수 없다.</w:t>
+          <w:sz w:val="25"/>
+          <w:szCs w:val="25"/>
+          <w:lang w:eastAsia="ko-KR"/>
+        </w:rPr>
+        <w:t xml:space="preserve">1. approvalContent 하나에 세 열이 들어가 있음</w:t>
       </w:r>
     </w:p>
     <w:p>
@@ -4914,7 +5017,7 @@
           <w:szCs w:val="20"/>
           <w:lang w:eastAsia="ko-KR"/>
         </w:rPr>
-        <w:t xml:space="preserve">선택지 ① Approval에 Data Property 추가: dischargeStartTime(datetime), requestedDischarge(decimal, ㎥/s), remark(string), 필요하면 receiptDate(date).</w:t>
+        <w:t xml:space="preserve">현재: 방류시작시간, 접수방류량, 비고를 글자 하나로 저장한다. 접수일자 열은 어느 속성에도 들어가지 않았다.</w:t>
       </w:r>
     </w:p>
     <w:p>
@@ -4931,7 +5034,7 @@
           <w:szCs w:val="20"/>
           <w:lang w:eastAsia="ko-KR"/>
         </w:rPr>
-        <w:t xml:space="preserve">선택지 ② 현재대로 두고, 승인 내용은 답변에 원문으로 보여 주는 용도로만 쓴다.</w:t>
+        <w:t xml:space="preserve">이유: 구축 당시 주어진 온톨로지에서 Approval의 Data Property는 approvalTime과 approvalContent 두 개뿐이었고, 온톨로지는 수정하지 않는다는 전제로 매핑했다.</w:t>
       </w:r>
     </w:p>
     <w:p>
@@ -4948,114 +5051,81 @@
           <w:szCs w:val="20"/>
           <w:lang w:eastAsia="ko-KR"/>
         </w:rPr>
-        <w:t xml:space="preserve">판단 기준: 지금의 CQ4(과거 방류 승인)는 댐과 기간으로 승인을 찾아 내용을 그대로 돌려주므로 분리가 꼭 필요하지 않다. 방류량이나 시각을 조건으로 쓰는 질의를 CQ에 넣을 때 함께 정한다.</w:t>
+        <w:t xml:space="preserve">원리로 보면: 세 열은 원본에서 이미 나뉘어 있고 형태(시각, 숫자, 문장)도 분명하므로, 원리 3대로라면 속성도 따로여야 한다.</w:t>
       </w:r>
     </w:p>
     <w:p>
       <w:pPr>
-        <w:spacing w:before="60" w:after="100"/>
+        <w:pStyle w:val="a0"/>
+        <w:spacing w:after="60"/>
         <w:rPr>
           <w:lang w:eastAsia="ko-KR"/>
         </w:rPr>
       </w:pPr>
       <w:r>
         <w:rPr>
-          <w:b/>
-          <w:color w:val="1F4E79"/>
           <w:sz w:val="20"/>
           <w:szCs w:val="20"/>
           <w:lang w:eastAsia="ko-KR"/>
         </w:rPr>
-        <w:t xml:space="preserve">2. ID 접두어 표기 (10/19 질문: AP와 APR이 같은 것 아닌가, 달라서 연결이 안 되지 않나)  </w:t>
-      </w:r>
-      <w:r>
-        <w:rPr>
-          <w:sz w:val="20"/>
-          <w:szCs w:val="20"/>
-          <w:lang w:eastAsia="ko-KR"/>
-        </w:rPr>
-        <w:t xml:space="preserve">504행 하나에서 Entity가 두 개 만들어진다. 승인 자체(APR:504)와 그 승인이 적힌 자료(EVI:AP:504)이다. ID 앞부분은 무엇의 Entity인지를, 뒤의 숫자는 둘 다 원본 504행에서 왔다는 것을 나타낸다. EVI 뒤의 AP는 근거 자료의 출처 종류(승인자료)이며, 측정자료는 KW, 규정은 LAW이다. 두 Entity의 연결은 ID의 글자를 맞춰 보는 방식이 아니라 관계 선으로 된다. 504행을 처리할 때 두 Entity를 함께 만들면서 supportedBy 선을 바로 긋고, "504 승인의 근거"는 이 선을 따라가서 찾는다(그림 8). 다만 사람이 볼 때 AP와 APR이 비슷해 헷갈리므로, 출처 종류 표기를 Class 접두어와 맞출지(EVI:APR:504) 정한다.</w:t>
+        <w:t xml:space="preserve">할 수 없는 것: "접수방류량 2000㎥/s 이상인 승인", "승인일과 방류 시작의 시간 차" 같은 조건 질의</w:t>
       </w:r>
     </w:p>
     <w:p>
       <w:pPr>
-        <w:keepNext/>
-        <w:spacing w:before="60" w:after="40"/>
-        <w:jc w:val="center"/>
+        <w:pStyle w:val="a0"/>
+        <w:spacing w:after="60"/>
+        <w:rPr>
+          <w:lang w:eastAsia="ko-KR"/>
+        </w:rPr>
       </w:pPr>
       <w:r>
-        <w:drawing>
-          <wp:inline distT="0" distB="0" distL="0" distR="0">
-            <wp:extent cx="6141720" cy="3006518"/>
-            <wp:docPr id="8" name="step3_doc_f8" descr="step3_doc_f8"/>
-            <wp:cNvGraphicFramePr>
-              <a:graphicFrameLocks xmlns:a="http://schemas.openxmlformats.org/drawingml/2006/main" noChangeAspect="1"/>
-            </wp:cNvGraphicFramePr>
-            <a:graphic xmlns:a="http://schemas.openxmlformats.org/drawingml/2006/main">
-              <a:graphicData uri="http://schemas.openxmlformats.org/drawingml/2006/picture">
-                <pic:pic xmlns:pic="http://schemas.openxmlformats.org/drawingml/2006/picture">
-                  <pic:nvPicPr>
-                    <pic:cNvPr id="8" name="step3_doc_f8"/>
-                    <pic:cNvPicPr/>
-                  </pic:nvPicPr>
-                  <pic:blipFill>
-                    <a:blip r:embed="rIdImg8"/>
-                    <a:stretch>
-                      <a:fillRect/>
-                    </a:stretch>
-                  </pic:blipFill>
-                  <pic:spPr>
-                    <a:xfrm>
-                      <a:off x="0" y="0"/>
-                      <a:ext cx="6141720" cy="3006518"/>
-                    </a:xfrm>
-                    <a:prstGeom prst="rect">
-                      <a:avLst/>
-                    </a:prstGeom>
-                  </pic:spPr>
-                </pic:pic>
-              </a:graphicData>
-            </a:graphic>
-          </wp:inline>
-        </w:drawing>
+        <w:rPr>
+          <w:sz w:val="20"/>
+          <w:szCs w:val="20"/>
+          <w:lang w:eastAsia="ko-KR"/>
+        </w:rPr>
+        <w:t xml:space="preserve">선택지 ①: Approval에 Data Property 추가 — dischargeStartTime(일시), requestedDischarge(숫자, ㎥/s), remark(글자), 필요하면 receiptDate(날짜)</w:t>
       </w:r>
     </w:p>
     <w:p>
       <w:pPr>
-        <w:spacing w:before="0" w:after="120"/>
-        <w:jc w:val="center"/>
+        <w:pStyle w:val="a0"/>
+        <w:spacing w:after="60"/>
         <w:rPr>
           <w:lang w:eastAsia="ko-KR"/>
         </w:rPr>
       </w:pPr>
       <w:r>
         <w:rPr>
-          <w:color w:val="505050"/>
-          <w:sz w:val="18"/>
-          <w:szCs w:val="18"/>
-          <w:lang w:eastAsia="ko-KR"/>
-        </w:rPr>
-        <w:t xml:space="preserve">그림 8. ID 접두어의 뜻과 연결 방식</w:t>
+          <w:sz w:val="20"/>
+          <w:szCs w:val="20"/>
+          <w:lang w:eastAsia="ko-KR"/>
+        </w:rPr>
+        <w:t xml:space="preserve">선택지 ②: 현재대로 두고, 승인 내용은 답변에 원문으로 보여 주는 용도로만 쓴다</w:t>
       </w:r>
     </w:p>
     <w:p>
       <w:pPr>
-        <w:pStyle w:val="1"/>
-        <w:pageBreakBefore/>
+        <w:pStyle w:val="a0"/>
+        <w:spacing w:after="60"/>
         <w:rPr>
           <w:lang w:eastAsia="ko-KR"/>
         </w:rPr>
       </w:pPr>
       <w:r>
         <w:rPr>
-          <w:lang w:eastAsia="ko-KR"/>
-        </w:rPr>
-        <w:t xml:space="preserve">부록. 문헌 표기와 따르지 않은 부분</w:t>
+          <w:sz w:val="20"/>
+          <w:szCs w:val="20"/>
+          <w:lang w:eastAsia="ko-KR"/>
+        </w:rPr>
+        <w:t xml:space="preserve">판단 기준: 지금의 CQ4(과거 방류 승인)는 댐과 기간으로 승인을 찾아 내용을 그대로 돌려주므로 분리가 꼭 필요하지 않다. 방류량이나 시각을 조건으로 쓰는 질문을 CQ에 넣을 때 함께 정한다.</w:t>
       </w:r>
     </w:p>
     <w:p>
       <w:pPr>
-        <w:spacing w:before="60" w:after="100"/>
+        <w:keepNext/>
+        <w:spacing w:before="240"/>
         <w:rPr>
           <w:lang w:eastAsia="ko-KR"/>
         </w:rPr>
@@ -5064,12 +5134,87 @@
         <w:rPr>
           <w:b/>
           <w:color w:val="1F4E79"/>
+          <w:sz w:val="25"/>
+          <w:szCs w:val="25"/>
+          <w:lang w:eastAsia="ko-KR"/>
+        </w:rPr>
+        <w:t xml:space="preserve">2. ID 접두어 표기 (10/19 질문: AP와 APR)</w:t>
+      </w:r>
+    </w:p>
+    <w:p>
+      <w:pPr>
+        <w:pStyle w:val="a0"/>
+        <w:spacing w:after="60"/>
+        <w:rPr>
+          <w:lang w:eastAsia="ko-KR"/>
+        </w:rPr>
+      </w:pPr>
+      <w:r>
+        <w:rPr>
           <w:sz w:val="20"/>
           <w:szCs w:val="20"/>
           <w:lang w:eastAsia="ko-KR"/>
         </w:rPr>
-        <w:t xml:space="preserve">문헌  </w:t>
+        <w:t xml:space="preserve">연결: APR:504와 EVI:AP:504는 같은 504행에서 동시에 만들어지고, 그 자리에서 이어진다(과정 4, 그림 4). 그래서 글자가 달라도 연결에는 문제가 없다.</w:t>
       </w:r>
+    </w:p>
+    <w:p>
+      <w:pPr>
+        <w:pStyle w:val="a0"/>
+        <w:spacing w:after="60"/>
+        <w:rPr>
+          <w:lang w:eastAsia="ko-KR"/>
+        </w:rPr>
+      </w:pPr>
+      <w:r>
+        <w:rPr>
+          <w:sz w:val="20"/>
+          <w:szCs w:val="20"/>
+          <w:lang w:eastAsia="ko-KR"/>
+        </w:rPr>
+        <w:t xml:space="preserve">표기: APR은 승인(Approval), EVI는 근거 자료(EvidenceSource)이고, EVI 뒤의 AP는 출처 종류(승인자료)이다. 측정자료는 KW, 규정은 LAW이다.</w:t>
+      </w:r>
+    </w:p>
+    <w:p>
+      <w:pPr>
+        <w:pStyle w:val="a0"/>
+        <w:spacing w:after="60"/>
+        <w:rPr>
+          <w:lang w:eastAsia="ko-KR"/>
+        </w:rPr>
+      </w:pPr>
+      <w:r>
+        <w:rPr>
+          <w:sz w:val="20"/>
+          <w:szCs w:val="20"/>
+          <w:lang w:eastAsia="ko-KR"/>
+        </w:rPr>
+        <w:t xml:space="preserve">검토: 사람이 볼 때 AP와 APR이 비슷해 헷갈린다. 출처 종류 표기를 Class 접두어와 맞출지(EVI:APR:504) 정한다.</w:t>
+      </w:r>
+    </w:p>
+    <w:p>
+      <w:pPr>
+        <w:pStyle w:val="1"/>
+        <w:pageBreakBefore/>
+        <w:rPr>
+          <w:lang w:eastAsia="ko-KR"/>
+        </w:rPr>
+      </w:pPr>
+      <w:r>
+        <w:rPr>
+          <w:lang w:eastAsia="ko-KR"/>
+        </w:rPr>
+        <w:t xml:space="preserve">부록. 문헌</w:t>
+      </w:r>
+    </w:p>
+    <w:p>
+      <w:pPr>
+        <w:pStyle w:val="a0"/>
+        <w:spacing w:after="60"/>
+        <w:rPr>
+          <w:lang w:eastAsia="ko-KR"/>
+        </w:rPr>
+      </w:pPr>
       <w:r>
         <w:rPr>
           <w:sz w:val="20"/>
@@ -5081,54 +5226,19 @@
     </w:p>
     <w:p>
       <w:pPr>
-        <w:spacing w:before="60" w:after="100"/>
+        <w:pStyle w:val="a0"/>
+        <w:spacing w:after="60"/>
         <w:rPr>
           <w:lang w:eastAsia="ko-KR"/>
         </w:rPr>
       </w:pPr>
       <w:r>
         <w:rPr>
-          <w:b/>
-          <w:color w:val="1F4E79"/>
           <w:sz w:val="20"/>
           <w:szCs w:val="20"/>
           <w:lang w:eastAsia="ko-KR"/>
         </w:rPr>
-        <w:t xml:space="preserve">그림 3의 표시 이름 구문  </w:t>
-      </w:r>
-      <w:r>
-        <w:rPr>
-          <w:sz w:val="20"/>
-          <w:szCs w:val="20"/>
-          <w:lang w:eastAsia="ko-KR"/>
-        </w:rPr>
-        <w:t xml:space="preserve">그림 3에는 2장의 구문 외에 Entity의 표시 이름을 만드는 선언도 있다: map:item__label a d2rq:PropertyBridge; d2rq:belongsToClassMap map:item; d2rq:property rdfs:label; d2rq:pattern "item #@@item.item_ID@@". 고정 문자열("item #")과 키 열의 값을 조합하는 pattern의 예이다.</w:t>
-      </w:r>
-    </w:p>
-    <w:p>
-      <w:pPr>
-        <w:spacing w:before="60" w:after="100"/>
-        <w:rPr>
-          <w:lang w:eastAsia="ko-KR"/>
-        </w:rPr>
-      </w:pPr>
-      <w:r>
-        <w:rPr>
-          <w:b/>
-          <w:color w:val="1F4E79"/>
-          <w:sz w:val="20"/>
-          <w:szCs w:val="20"/>
-          <w:lang w:eastAsia="ko-KR"/>
-        </w:rPr>
-        <w:t xml:space="preserve">따르지 않은 부분  </w:t>
-      </w:r>
-      <w:r>
-        <w:rPr>
-          <w:sz w:val="20"/>
-          <w:szCs w:val="20"/>
-          <w:lang w:eastAsia="ko-KR"/>
-        </w:rPr>
-        <w:t xml:space="preserve">D2RQ는 데이터를 복사하지 않는 가상 RDF 그래프로 동작하며, RDF 질의(SPARQL)를 SQL로 번역해 원본 DB에서 실행한다. 우리 원본은 DB가 아니라 파일이므로 이 방식 대신 값을 그래프 DB로 옮기고 출처를 기록했다(과정 5). 같은 이유로 매핑 규칙은 별도 매핑 파일 대신 변환 코드에 두고, Entity마다 규칙 ID를 남겼다.</w:t>
+        <w:t xml:space="preserve">D2RQ 매핑에 대한 설명은 이 논문의 4장, 매핑 파일의 예는 그림 3(수정된 매핑 파일 일부)에 있다.</w:t>
       </w:r>
     </w:p>
     <w:sectPr>
@@ -5185,6 +5295,42 @@
       </w:rPr>
       <w:t>랩미팅 연구 진행사항 · Ontology–KG–Hybrid Retrieval–LLM</w:t>
     </w:r>
+    <w:r>
+      <w:rPr>
+        <w:color w:val="787878"/>
+        <w:sz w:val="16"/>
+        <w:lang w:eastAsia="ko-KR"/>
+      </w:rPr>
+      <w:t xml:space="preserve">  ·  </w:t>
+    </w:r>
+    <w:fldSimple w:instr=" PAGE ">
+      <w:r>
+        <w:rPr>
+          <w:color w:val="787878"/>
+          <w:sz w:val="16"/>
+          <w:lang w:eastAsia="ko-KR"/>
+        </w:rPr>
+        <w:t>1</w:t>
+      </w:r>
+    </w:fldSimple>
+    <w:r>
+      <w:rPr>
+        <w:color w:val="787878"/>
+        <w:sz w:val="16"/>
+        <w:lang w:eastAsia="ko-KR"/>
+      </w:rPr>
+      <w:t xml:space="preserve"> / </w:t>
+    </w:r>
+    <w:fldSimple w:instr=" NUMPAGES ">
+      <w:r>
+        <w:rPr>
+          <w:color w:val="787878"/>
+          <w:sz w:val="16"/>
+          <w:lang w:eastAsia="ko-KR"/>
+        </w:rPr>
+        <w:t>1</w:t>
+      </w:r>
+    </w:fldSimple>
   </w:p>
 </w:ftr>
 </file>

--- a/lab_meeting/2026.11_랩미팅_단계3_구조화자료매핑_how.docx
+++ b/lab_meeting/2026.11_랩미팅_단계3_구조화자료매핑_how.docx
@@ -623,7 +623,7 @@
                 <w:szCs w:val="18"/>
                 <w:lang w:eastAsia="ko-KR"/>
               </w:rPr>
-              <w:t xml:space="preserve">결과 표 3개를 모은 Entity의 모습(그림 5), 단계 3이 끝난 상태(그림 8)</w:t>
+              <w:t xml:space="preserve">결과물이 CSV 파일 3개임을 밝히고 파일 안의 실제 줄을 보임, 그것을 모은 Entity(그림 5), 단계 3이 끝난 상태(그림 8)</w:t>
             </w:r>
           </w:p>
         </w:tc>
@@ -2640,7 +2640,7 @@
           <w:szCs w:val="20"/>
           <w:lang w:eastAsia="ko-KR"/>
         </w:rPr>
-        <w:t xml:space="preserve">결과: Entity 표 (한 줄 = Entity 하나)</w:t>
+        <w:t xml:space="preserve">결과: CSV 파일 kgv4_entities.csv에 줄이 생긴다 (한 줄 = Entity 하나)</w:t>
       </w:r>
     </w:p>
     <w:tbl>
@@ -2990,7 +2990,7 @@
           <w:szCs w:val="20"/>
           <w:lang w:eastAsia="ko-KR"/>
         </w:rPr>
-        <w:t xml:space="preserve">결과: 속성 표 (한 줄 = Entity의 속성 하나)</w:t>
+        <w:t xml:space="preserve">결과: CSV 파일 kgv4_properties.csv에 줄이 생긴다 (한 줄 = Entity의 속성 하나)</w:t>
       </w:r>
     </w:p>
     <w:tbl>
@@ -3483,6 +3483,22 @@
           <w:lang w:eastAsia="ko-KR"/>
         </w:rPr>
         <w:t xml:space="preserve">그림 4. 같은 행에서 함께 만들며 잇는다 (APR:504 → EVI:AP:504)</w:t>
+      </w:r>
+    </w:p>
+    <w:p>
+      <w:pPr>
+        <w:spacing w:before="60" w:after="120"/>
+        <w:rPr>
+          <w:lang w:eastAsia="ko-KR"/>
+        </w:rPr>
+      </w:pPr>
+      <w:r>
+        <w:rPr>
+          <w:sz w:val="20"/>
+          <w:szCs w:val="20"/>
+          <w:lang w:eastAsia="ko-KR"/>
+        </w:rPr>
+        <w:t xml:space="preserve">결과: 근거 Entity의 속성도 같은 CSV 파일 kgv4_properties.csv에 줄로 추가된다</w:t>
       </w:r>
     </w:p>
     <w:tbl>
@@ -4002,7 +4018,7 @@
           <w:szCs w:val="20"/>
           <w:lang w:eastAsia="ko-KR"/>
         </w:rPr>
-        <w:t xml:space="preserve">값을 옮기면 KG의 값과 원본 행의 연결이 끊긴다. 그래서 Entity마다 원본 파일, 그 안의 위치, 적용한 규칙, 값의 성격을 출처 표에 남긴다.</w:t>
+        <w:t xml:space="preserve">값을 옮기면 KG의 값과 원본 행의 연결이 끊긴다. 그래서 Entity마다 원본 파일, 그 안의 위치, 적용한 규칙, 값의 성격을 출처 파일에 남긴다.</w:t>
       </w:r>
     </w:p>
     <w:p>
@@ -4020,6 +4036,22 @@
           <w:lang w:eastAsia="ko-KR"/>
         </w:rPr>
         <w:t xml:space="preserve">위치(504번째 행)로 원 파일의 해당 행을 바로 열 수 있다. 값의 성격 "원본 그대로"는 원본 값을 가공 없이 옮겼다는 뜻이다.</w:t>
+      </w:r>
+    </w:p>
+    <w:p>
+      <w:pPr>
+        <w:spacing w:before="60" w:after="120"/>
+        <w:rPr>
+          <w:lang w:eastAsia="ko-KR"/>
+        </w:rPr>
+      </w:pPr>
+      <w:r>
+        <w:rPr>
+          <w:sz w:val="20"/>
+          <w:szCs w:val="20"/>
+          <w:lang w:eastAsia="ko-KR"/>
+        </w:rPr>
+        <w:t xml:space="preserve">결과: CSV 파일 kgv4_provenance.csv에 줄이 생긴다 (한 줄 = Entity의 출처 하나)</w:t>
       </w:r>
     </w:p>
     <w:tbl>
@@ -4401,7 +4433,7 @@
           <w:szCs w:val="25"/>
           <w:lang w:eastAsia="ko-KR"/>
         </w:rPr>
-        <w:t xml:space="preserve">결과: 표 3개를 모은 Entity</w:t>
+        <w:t xml:space="preserve">결과: CSV 파일 3개</w:t>
       </w:r>
     </w:p>
     <w:p>
@@ -4418,7 +4450,7 @@
           <w:szCs w:val="20"/>
           <w:lang w:eastAsia="ko-KR"/>
         </w:rPr>
-        <w:t xml:space="preserve">과정 1~5의 결과는 Entity 표, 속성 표, 출처 표 3개이다.</w:t>
+        <w:t xml:space="preserve">단계 3의 결과물은 CSV 파일 3개이며, 03_normalized 폴더에 저장된다.</w:t>
       </w:r>
     </w:p>
     <w:p>
@@ -4435,8 +4467,287 @@
           <w:szCs w:val="20"/>
           <w:lang w:eastAsia="ko-KR"/>
         </w:rPr>
-        <w:t xml:space="preserve">세 표의 줄을 Entity ID(APR:504)로 모으면 Entity 하나의 전체 모습이 된다: Class, 속성값, 출처(그림 5).</w:t>
+        <w:t xml:space="preserve">kgv4_entities.csv: Entity ID와 Class (한 줄 = Entity 하나)</w:t>
       </w:r>
+    </w:p>
+    <w:p>
+      <w:pPr>
+        <w:pStyle w:val="a0"/>
+        <w:spacing w:after="60"/>
+        <w:rPr>
+          <w:lang w:eastAsia="ko-KR"/>
+        </w:rPr>
+      </w:pPr>
+      <w:r>
+        <w:rPr>
+          <w:sz w:val="20"/>
+          <w:szCs w:val="20"/>
+          <w:lang w:eastAsia="ko-KR"/>
+        </w:rPr>
+        <w:t xml:space="preserve">kgv4_properties.csv: Entity ID, 속성, 값, 자료형 (한 줄 = Entity의 속성 하나)</w:t>
+      </w:r>
+    </w:p>
+    <w:p>
+      <w:pPr>
+        <w:pStyle w:val="a0"/>
+        <w:spacing w:after="60"/>
+        <w:rPr>
+          <w:lang w:eastAsia="ko-KR"/>
+        </w:rPr>
+      </w:pPr>
+      <w:r>
+        <w:rPr>
+          <w:sz w:val="20"/>
+          <w:szCs w:val="20"/>
+          <w:lang w:eastAsia="ko-KR"/>
+        </w:rPr>
+        <w:t xml:space="preserve">kgv4_provenance.csv: Entity ID, 원본 파일, 위치, 규칙, 값의 성격 (한 줄 = Entity의 출처 하나)</w:t>
+      </w:r>
+    </w:p>
+    <w:p>
+      <w:pPr>
+        <w:pStyle w:val="a0"/>
+        <w:spacing w:after="60"/>
+        <w:rPr>
+          <w:lang w:eastAsia="ko-KR"/>
+        </w:rPr>
+      </w:pPr>
+      <w:r>
+        <w:rPr>
+          <w:sz w:val="20"/>
+          <w:szCs w:val="20"/>
+          <w:lang w:eastAsia="ko-KR"/>
+        </w:rPr>
+        <w:t xml:space="preserve">세 파일의 줄을 Entity ID(APR:504)로 모으면 Entity 하나의 전체 모습이 된다: Class, 속성값, 출처(그림 5).</w:t>
+      </w:r>
+    </w:p>
+    <w:p>
+      <w:pPr>
+        <w:spacing w:before="60" w:after="120"/>
+        <w:rPr>
+          <w:lang w:eastAsia="ko-KR"/>
+        </w:rPr>
+      </w:pPr>
+      <w:r>
+        <w:rPr>
+          <w:sz w:val="20"/>
+          <w:szCs w:val="20"/>
+          <w:lang w:eastAsia="ko-KR"/>
+        </w:rPr>
+        <w:t xml:space="preserve">파일 안의 실제 모습 (첫 줄은 열 이름, 이어서 APR:504의 줄)</w:t>
+      </w:r>
+    </w:p>
+    <w:tbl>
+      <w:tblPr>
+        <w:tblW w:w="9972" w:type="dxa"/>
+        <w:jc w:val="center"/>
+        <w:tblBorders>
+          <w:top w:val="single" w:sz="5" w:space="0" w:color="A6A6A6"/>
+          <w:left w:val="single" w:sz="5" w:space="0" w:color="A6A6A6"/>
+          <w:bottom w:val="single" w:sz="5" w:space="0" w:color="A6A6A6"/>
+          <w:right w:val="single" w:sz="5" w:space="0" w:color="A6A6A6"/>
+          <w:insideH w:val="single" w:sz="5" w:space="0" w:color="A6A6A6"/>
+          <w:insideV w:val="single" w:sz="5" w:space="0" w:color="A6A6A6"/>
+        </w:tblBorders>
+        <w:tblLayout w:type="fixed"/>
+      </w:tblPr>
+      <w:tblGrid>
+        <w:gridCol w:w="9972"/>
+      </w:tblGrid>
+      <w:tr>
+        <w:trPr>
+          <w:jc w:val="center"/>
+        </w:trPr>
+        <w:tc>
+          <w:tcPr>
+            <w:tcW w:w="9972" w:type="dxa"/>
+            <w:shd w:val="clear" w:color="auto" w:fill="F7F7F7"/>
+            <w:tcMar>
+              <w:top w:w="80" w:type="dxa"/>
+              <w:left w:w="110" w:type="dxa"/>
+              <w:bottom w:w="80" w:type="dxa"/>
+              <w:right w:w="110" w:type="dxa"/>
+            </w:tcMar>
+            <w:vAlign w:val="center"/>
+          </w:tcPr>
+          <w:p>
+            <w:pPr>
+              <w:spacing w:after="20" w:line="252" w:lineRule="auto"/>
+            </w:pPr>
+            <w:r>
+              <w:rPr>
+                <w:rFonts w:ascii="Consolas" w:hAnsi="Consolas" w:cs="Consolas" w:eastAsia="맑은 고딕"/>
+                <w:sz w:val="17"/>
+                <w:szCs w:val="17"/>
+                <w:lang w:eastAsia="ko-KR"/>
+              </w:rPr>
+              <w:t xml:space="preserve">kgv4_entities.csv</w:t>
+            </w:r>
+          </w:p>
+          <w:p>
+            <w:pPr>
+              <w:spacing w:after="20" w:line="252" w:lineRule="auto"/>
+            </w:pPr>
+            <w:r>
+              <w:rPr>
+                <w:rFonts w:ascii="Consolas" w:hAnsi="Consolas" w:cs="Consolas" w:eastAsia="맑은 고딕"/>
+                <w:sz w:val="17"/>
+                <w:szCs w:val="17"/>
+                <w:lang w:eastAsia="ko-KR"/>
+              </w:rPr>
+              <w:t xml:space="preserve">  entity_id,class,label</w:t>
+            </w:r>
+          </w:p>
+          <w:p>
+            <w:pPr>
+              <w:spacing w:after="20" w:line="252" w:lineRule="auto"/>
+            </w:pPr>
+            <w:r>
+              <w:rPr>
+                <w:rFonts w:ascii="Consolas" w:hAnsi="Consolas" w:cs="Consolas" w:eastAsia="맑은 고딕"/>
+                <w:sz w:val="17"/>
+                <w:szCs w:val="17"/>
+                <w:lang w:eastAsia="ko-KR"/>
+              </w:rPr>
+              <w:t xml:space="preserve">  APR:504,Approval,승인 504 (충주댐)</w:t>
+            </w:r>
+          </w:p>
+          <w:p>
+            <w:pPr>
+              <w:spacing w:after="20" w:line="252" w:lineRule="auto"/>
+            </w:pPr>
+            <w:r>
+              <w:rPr>
+                <w:rFonts w:ascii="Consolas" w:hAnsi="Consolas" w:cs="Consolas" w:eastAsia="맑은 고딕"/>
+                <w:sz w:val="17"/>
+                <w:szCs w:val="17"/>
+                <w:lang w:eastAsia="ko-KR"/>
+              </w:rPr>
+              <w:t xml:space="preserve"/>
+            </w:r>
+          </w:p>
+          <w:p>
+            <w:pPr>
+              <w:spacing w:after="20" w:line="252" w:lineRule="auto"/>
+            </w:pPr>
+            <w:r>
+              <w:rPr>
+                <w:rFonts w:ascii="Consolas" w:hAnsi="Consolas" w:cs="Consolas" w:eastAsia="맑은 고딕"/>
+                <w:sz w:val="17"/>
+                <w:szCs w:val="17"/>
+                <w:lang w:eastAsia="ko-KR"/>
+              </w:rPr>
+              <w:t xml:space="preserve">kgv4_properties.csv</w:t>
+            </w:r>
+          </w:p>
+          <w:p>
+            <w:pPr>
+              <w:spacing w:after="20" w:line="252" w:lineRule="auto"/>
+            </w:pPr>
+            <w:r>
+              <w:rPr>
+                <w:rFonts w:ascii="Consolas" w:hAnsi="Consolas" w:cs="Consolas" w:eastAsia="맑은 고딕"/>
+                <w:sz w:val="17"/>
+                <w:szCs w:val="17"/>
+                <w:lang w:eastAsia="ko-KR"/>
+              </w:rPr>
+              <w:t xml:space="preserve">  entity_id,property,value,datatype</w:t>
+            </w:r>
+          </w:p>
+          <w:p>
+            <w:pPr>
+              <w:spacing w:after="20" w:line="252" w:lineRule="auto"/>
+            </w:pPr>
+            <w:r>
+              <w:rPr>
+                <w:rFonts w:ascii="Consolas" w:hAnsi="Consolas" w:cs="Consolas" w:eastAsia="맑은 고딕"/>
+                <w:sz w:val="17"/>
+                <w:szCs w:val="17"/>
+                <w:lang w:eastAsia="ko-KR"/>
+              </w:rPr>
+              <w:t xml:space="preserve">  APR:504,approvalTime,2011-06-27,date</w:t>
+            </w:r>
+          </w:p>
+          <w:p>
+            <w:pPr>
+              <w:spacing w:after="20" w:line="252" w:lineRule="auto"/>
+            </w:pPr>
+            <w:r>
+              <w:rPr>
+                <w:rFonts w:ascii="Consolas" w:hAnsi="Consolas" w:cs="Consolas" w:eastAsia="맑은 고딕"/>
+                <w:sz w:val="17"/>
+                <w:szCs w:val="17"/>
+                <w:lang w:eastAsia="ko-KR"/>
+              </w:rPr>
+              <w:t xml:space="preserve">  APR:504,approvalContent,방류시작 2011-06-27 18:00; 접수방류량 2000㎥/s; 비고: (실제방류는 20시부터),string</w:t>
+            </w:r>
+          </w:p>
+          <w:p>
+            <w:pPr>
+              <w:spacing w:after="20" w:line="252" w:lineRule="auto"/>
+            </w:pPr>
+            <w:r>
+              <w:rPr>
+                <w:rFonts w:ascii="Consolas" w:hAnsi="Consolas" w:cs="Consolas" w:eastAsia="맑은 고딕"/>
+                <w:sz w:val="17"/>
+                <w:szCs w:val="17"/>
+                <w:lang w:eastAsia="ko-KR"/>
+              </w:rPr>
+              <w:t xml:space="preserve"/>
+            </w:r>
+          </w:p>
+          <w:p>
+            <w:pPr>
+              <w:spacing w:after="20" w:line="252" w:lineRule="auto"/>
+            </w:pPr>
+            <w:r>
+              <w:rPr>
+                <w:rFonts w:ascii="Consolas" w:hAnsi="Consolas" w:cs="Consolas" w:eastAsia="맑은 고딕"/>
+                <w:sz w:val="17"/>
+                <w:szCs w:val="17"/>
+                <w:lang w:eastAsia="ko-KR"/>
+              </w:rPr>
+              <w:t xml:space="preserve">kgv4_provenance.csv</w:t>
+            </w:r>
+          </w:p>
+          <w:p>
+            <w:pPr>
+              <w:spacing w:after="20" w:line="252" w:lineRule="auto"/>
+            </w:pPr>
+            <w:r>
+              <w:rPr>
+                <w:rFonts w:ascii="Consolas" w:hAnsi="Consolas" w:cs="Consolas" w:eastAsia="맑은 고딕"/>
+                <w:sz w:val="17"/>
+                <w:szCs w:val="17"/>
+                <w:lang w:eastAsia="ko-KR"/>
+              </w:rPr>
+              <w:t xml:space="preserve">  item,kind,source_file,source_locator,rule,data_origin,note</w:t>
+            </w:r>
+          </w:p>
+          <w:p>
+            <w:pPr>
+              <w:spacing w:after="20" w:line="252" w:lineRule="auto"/>
+            </w:pPr>
+            <w:r>
+              <w:rPr>
+                <w:rFonts w:ascii="Consolas" w:hAnsi="Consolas" w:cs="Consolas" w:eastAsia="맑은 고딕"/>
+                <w:sz w:val="17"/>
+                <w:szCs w:val="17"/>
+                <w:lang w:eastAsia="ko-KR"/>
+              </w:rPr>
+              <w:t xml:space="preserve">  APR:504,entity,03_normalized/approval_records_clean.csv,row_number_in_file=504,MR-APR,real,승인일은 날짜만 있음</w:t>
+            </w:r>
+          </w:p>
+        </w:tc>
+      </w:tr>
+    </w:tbl>
+    <w:p>
+      <w:pPr>
+        <w:spacing w:after="60"/>
+        <w:rPr>
+          <w:lang w:eastAsia="ko-KR"/>
+        </w:rPr>
+      </w:pPr>
     </w:p>
     <w:p>
       <w:pPr>
@@ -4496,7 +4807,7 @@
           <w:szCs w:val="18"/>
           <w:lang w:eastAsia="ko-KR"/>
         </w:rPr>
-        <w:t xml:space="preserve">그림 5. 결과 표 3개의 한 줄과 그것을 모은 Entity (APR:504)</w:t>
+        <w:t xml:space="preserve">그림 5. CSV 파일 3개의 줄과 그것을 모은 Entity (APR:504)</w:t>
       </w:r>
     </w:p>
     <w:p>
@@ -4598,6 +4909,23 @@
           <w:lang w:eastAsia="ko-KR"/>
         </w:rPr>
         <w:t xml:space="preserve">속성: 댐 유형 열 → damType(다목적댐). damName에는 승인 자료의 "충주"와 맞춘 표준 댐명(충주댐)을 넣는다.</w:t>
+      </w:r>
+    </w:p>
+    <w:p>
+      <w:pPr>
+        <w:pStyle w:val="a0"/>
+        <w:spacing w:after="60"/>
+        <w:rPr>
+          <w:lang w:eastAsia="ko-KR"/>
+        </w:rPr>
+      </w:pPr>
+      <w:r>
+        <w:rPr>
+          <w:sz w:val="20"/>
+          <w:szCs w:val="20"/>
+          <w:lang w:eastAsia="ko-KR"/>
+        </w:rPr>
+        <w:t xml:space="preserve">결과: 승인과 같은 CSV 파일 3개에 Dam Entity의 줄이 추가된다.</w:t>
       </w:r>
     </w:p>
     <w:p>
@@ -4763,6 +5091,23 @@
           <w:lang w:eastAsia="ko-KR"/>
         </w:rPr>
         <w:t xml:space="preserve">같은 자료에서 댐마다 측정자료 근거 Entity EVI:KW:{DAM_CD}를 만들고, HMS와 supportedBy로 잇는다.</w:t>
+      </w:r>
+    </w:p>
+    <w:p>
+      <w:pPr>
+        <w:pStyle w:val="a0"/>
+        <w:spacing w:after="60"/>
+        <w:rPr>
+          <w:lang w:eastAsia="ko-KR"/>
+        </w:rPr>
+      </w:pPr>
+      <w:r>
+        <w:rPr>
+          <w:sz w:val="20"/>
+          <w:szCs w:val="20"/>
+          <w:lang w:eastAsia="ko-KR"/>
+        </w:rPr>
+        <w:t xml:space="preserve">결과: 같은 CSV 파일 3개에 HMS와 근거 Entity의 줄이 추가된다.</w:t>
       </w:r>
     </w:p>
     <w:p>
